--- a/docs/evidencias/Evidencia_Compras_Prove.docx
+++ b/docs/evidencias/Evidencia_Compras_Prove.docx
@@ -194,7 +194,21 @@
         <w:rPr>
           <w:lang w:val="es-GT"/>
         </w:rPr>
-        <w:t>API de pagos bancarios (BancoSimulado.API)</w:t>
+        <w:t>API de pagos bancarios (</w:t>
+      </w:r>
+      <w:proofErr w:type="spellStart"/>
+      <w:r>
+        <w:rPr>
+          <w:lang w:val="es-GT"/>
+        </w:rPr>
+        <w:t>BancoSimulado.API</w:t>
+      </w:r>
+      <w:proofErr w:type="spellEnd"/>
+      <w:r>
+        <w:rPr>
+          <w:lang w:val="es-GT"/>
+        </w:rPr>
+        <w:t>)</w:t>
       </w:r>
     </w:p>
     <w:p>
@@ -211,25 +225,28 @@
           <w:color w:val="1F2D5C"/>
           <w:lang w:val="es-GT"/>
         </w:rPr>
-        <w:t>Re</w:t>
-      </w:r>
-      <w:r>
-        <w:rPr>
-          <w:b/>
-          <w:bCs/>
-          <w:color w:val="1F2D5C"/>
-          <w:lang w:val="es-GT"/>
-        </w:rPr>
-        <w:t xml:space="preserve">sponsable: </w:t>
+        <w:t xml:space="preserve">Responsable: </w:t>
       </w:r>
       <w:r>
         <w:rPr>
           <w:lang w:val="es-GT"/>
         </w:rPr>
-        <w:t>Betty Sarai Parada Pineda 7490-23-7697</w:t>
+        <w:t xml:space="preserve">Betty </w:t>
       </w:r>
-      <w:bookmarkStart w:id="0" w:name="_GoBack"/>
-      <w:bookmarkEnd w:id="0"/>
+      <w:proofErr w:type="spellStart"/>
+      <w:r>
+        <w:rPr>
+          <w:lang w:val="es-GT"/>
+        </w:rPr>
+        <w:t>Sarai</w:t>
+      </w:r>
+      <w:proofErr w:type="spellEnd"/>
+      <w:r>
+        <w:rPr>
+          <w:lang w:val="es-GT"/>
+        </w:rPr>
+        <w:t xml:space="preserve"> Parada Pineda 7490-23-7697</w:t>
+      </w:r>
     </w:p>
     <w:p>
       <w:pPr>
@@ -251,7 +268,15 @@
         <w:rPr>
           <w:lang w:val="es-GT"/>
         </w:rPr>
-        <w:t>1.0 · 24 de octubre de 2026</w:t>
+        <w:t>1.0 · 20</w:t>
+      </w:r>
+      <w:bookmarkStart w:id="0" w:name="_GoBack"/>
+      <w:bookmarkEnd w:id="0"/>
+      <w:r>
+        <w:rPr>
+          <w:lang w:val="es-GT"/>
+        </w:rPr>
+        <w:t xml:space="preserve"> de octubre de 2026</w:t>
       </w:r>
     </w:p>
     <w:p>
@@ -1115,13 +1140,63 @@
         <w:rPr>
           <w:lang w:val="es-GT"/>
         </w:rPr>
-        <w:t>: validaciones, permisos, proceso integrado e integración con la API externa de pagos. Todas las pruebas se ejecutaron sobre el sistema real (SQL Server en Docker, LaPro</w:t>
+        <w:t xml:space="preserve">: validaciones, permisos, proceso integrado e integración con la API externa de pagos. Todas las pruebas se ejecutaron sobre el sistema real (SQL Server en </w:t>
       </w:r>
+      <w:proofErr w:type="spellStart"/>
       <w:r>
         <w:rPr>
           <w:lang w:val="es-GT"/>
         </w:rPr>
-        <w:t xml:space="preserve">mesa.API, BancoSimulado.API y el frontend) con </w:t>
+        <w:t>Docker</w:t>
+      </w:r>
+      <w:proofErr w:type="spellEnd"/>
+      <w:r>
+        <w:rPr>
+          <w:lang w:val="es-GT"/>
+        </w:rPr>
+        <w:t xml:space="preserve">, </w:t>
+      </w:r>
+      <w:proofErr w:type="spellStart"/>
+      <w:r>
+        <w:rPr>
+          <w:lang w:val="es-GT"/>
+        </w:rPr>
+        <w:t>LaPromesa.API</w:t>
+      </w:r>
+      <w:proofErr w:type="spellEnd"/>
+      <w:r>
+        <w:rPr>
+          <w:lang w:val="es-GT"/>
+        </w:rPr>
+        <w:t xml:space="preserve">, </w:t>
+      </w:r>
+      <w:proofErr w:type="spellStart"/>
+      <w:r>
+        <w:rPr>
+          <w:lang w:val="es-GT"/>
+        </w:rPr>
+        <w:t>BancoSimulado.API</w:t>
+      </w:r>
+      <w:proofErr w:type="spellEnd"/>
+      <w:r>
+        <w:rPr>
+          <w:lang w:val="es-GT"/>
+        </w:rPr>
+        <w:t xml:space="preserve"> y el </w:t>
+      </w:r>
+      <w:proofErr w:type="spellStart"/>
+      <w:r>
+        <w:rPr>
+          <w:lang w:val="es-GT"/>
+        </w:rPr>
+        <w:t>frontend</w:t>
+      </w:r>
+      <w:proofErr w:type="spellEnd"/>
+      <w:r>
+        <w:rPr>
+          <w:lang w:val="es-GT"/>
+        </w:rPr>
+        <w:t xml:space="preserve">) con </w:t>
       </w:r>
       <w:r>
         <w:rPr>
@@ -1163,12 +1238,6 @@
         <w:gridCol w:w="997"/>
       </w:tblGrid>
       <w:tr>
-        <w:tblPrEx>
-          <w:tblCellMar>
-            <w:top w:w="0" w:type="dxa"/>
-            <w:bottom w:w="0" w:type="dxa"/>
-          </w:tblCellMar>
-        </w:tblPrEx>
         <w:trPr>
           <w:tblHeader/>
         </w:trPr>
@@ -1194,6 +1263,7 @@
             <w:pPr>
               <w:spacing w:line="252" w:lineRule="auto"/>
             </w:pPr>
+            <w:proofErr w:type="spellStart"/>
             <w:r>
               <w:rPr>
                 <w:b/>
@@ -1202,32 +1272,9 @@
                 <w:sz w:val="19"/>
                 <w:szCs w:val="19"/>
               </w:rPr>
-              <w:t>Conjunto de pruebas</w:t>
-            </w:r>
-          </w:p>
-        </w:tc>
-        <w:tc>
-          <w:tcPr>
-            <w:tcW w:w="3186" w:type="dxa"/>
-            <w:tcBorders>
-              <w:top w:val="single" w:sz="4" w:space="0" w:color="C7CEDB"/>
-              <w:left w:val="single" w:sz="4" w:space="0" w:color="C7CEDB"/>
-              <w:bottom w:val="single" w:sz="4" w:space="0" w:color="C7CEDB"/>
-              <w:right w:val="single" w:sz="4" w:space="0" w:color="C7CEDB"/>
-            </w:tcBorders>
-            <w:shd w:val="clear" w:color="auto" w:fill="1F2D5C"/>
-            <w:tcMar>
-              <w:top w:w="60" w:type="dxa"/>
-              <w:left w:w="100" w:type="dxa"/>
-              <w:bottom w:w="60" w:type="dxa"/>
-              <w:right w:w="100" w:type="dxa"/>
-            </w:tcMar>
-            <w:vAlign w:val="center"/>
-          </w:tcPr>
-          <w:p>
-            <w:pPr>
-              <w:spacing w:line="252" w:lineRule="auto"/>
-            </w:pPr>
+              <w:t>Conjunto</w:t>
+            </w:r>
+            <w:proofErr w:type="spellEnd"/>
             <w:r>
               <w:rPr>
                 <w:b/>
@@ -1236,32 +1283,9 @@
                 <w:sz w:val="19"/>
                 <w:szCs w:val="19"/>
               </w:rPr>
-              <w:t>Herramienta</w:t>
-            </w:r>
-          </w:p>
-        </w:tc>
-        <w:tc>
-          <w:tcPr>
-            <w:tcW w:w="1095" w:type="dxa"/>
-            <w:tcBorders>
-              <w:top w:val="single" w:sz="4" w:space="0" w:color="C7CEDB"/>
-              <w:left w:val="single" w:sz="4" w:space="0" w:color="C7CEDB"/>
-              <w:bottom w:val="single" w:sz="4" w:space="0" w:color="C7CEDB"/>
-              <w:right w:val="single" w:sz="4" w:space="0" w:color="C7CEDB"/>
-            </w:tcBorders>
-            <w:shd w:val="clear" w:color="auto" w:fill="1F2D5C"/>
-            <w:tcMar>
-              <w:top w:w="60" w:type="dxa"/>
-              <w:left w:w="100" w:type="dxa"/>
-              <w:bottom w:w="60" w:type="dxa"/>
-              <w:right w:w="100" w:type="dxa"/>
-            </w:tcMar>
-            <w:vAlign w:val="center"/>
-          </w:tcPr>
-          <w:p>
-            <w:pPr>
-              <w:spacing w:line="252" w:lineRule="auto"/>
-            </w:pPr>
+              <w:t xml:space="preserve"> de </w:t>
+            </w:r>
+            <w:proofErr w:type="spellStart"/>
             <w:r>
               <w:rPr>
                 <w:b/>
@@ -1270,13 +1294,14 @@
                 <w:sz w:val="19"/>
                 <w:szCs w:val="19"/>
               </w:rPr>
-              <w:t>Casos</w:t>
-            </w:r>
-          </w:p>
-        </w:tc>
-        <w:tc>
-          <w:tcPr>
-            <w:tcW w:w="1095" w:type="dxa"/>
+              <w:t>pruebas</w:t>
+            </w:r>
+            <w:proofErr w:type="spellEnd"/>
+          </w:p>
+        </w:tc>
+        <w:tc>
+          <w:tcPr>
+            <w:tcW w:w="3186" w:type="dxa"/>
             <w:tcBorders>
               <w:top w:val="single" w:sz="4" w:space="0" w:color="C7CEDB"/>
               <w:left w:val="single" w:sz="4" w:space="0" w:color="C7CEDB"/>
@@ -1296,6 +1321,7 @@
             <w:pPr>
               <w:spacing w:line="252" w:lineRule="auto"/>
             </w:pPr>
+            <w:proofErr w:type="spellStart"/>
             <w:r>
               <w:rPr>
                 <w:b/>
@@ -1304,13 +1330,14 @@
                 <w:sz w:val="19"/>
                 <w:szCs w:val="19"/>
               </w:rPr>
-              <w:t>Aprobados</w:t>
-            </w:r>
-          </w:p>
-        </w:tc>
-        <w:tc>
-          <w:tcPr>
-            <w:tcW w:w="997" w:type="dxa"/>
+              <w:t>Herramienta</w:t>
+            </w:r>
+            <w:proofErr w:type="spellEnd"/>
+          </w:p>
+        </w:tc>
+        <w:tc>
+          <w:tcPr>
+            <w:tcW w:w="1095" w:type="dxa"/>
             <w:tcBorders>
               <w:top w:val="single" w:sz="4" w:space="0" w:color="C7CEDB"/>
               <w:left w:val="single" w:sz="4" w:space="0" w:color="C7CEDB"/>
@@ -1330,6 +1357,7 @@
             <w:pPr>
               <w:spacing w:line="252" w:lineRule="auto"/>
             </w:pPr>
+            <w:proofErr w:type="spellStart"/>
             <w:r>
               <w:rPr>
                 <w:b/>
@@ -1338,18 +1366,85 @@
                 <w:sz w:val="19"/>
                 <w:szCs w:val="19"/>
               </w:rPr>
+              <w:t>Casos</w:t>
+            </w:r>
+            <w:proofErr w:type="spellEnd"/>
+          </w:p>
+        </w:tc>
+        <w:tc>
+          <w:tcPr>
+            <w:tcW w:w="1095" w:type="dxa"/>
+            <w:tcBorders>
+              <w:top w:val="single" w:sz="4" w:space="0" w:color="C7CEDB"/>
+              <w:left w:val="single" w:sz="4" w:space="0" w:color="C7CEDB"/>
+              <w:bottom w:val="single" w:sz="4" w:space="0" w:color="C7CEDB"/>
+              <w:right w:val="single" w:sz="4" w:space="0" w:color="C7CEDB"/>
+            </w:tcBorders>
+            <w:shd w:val="clear" w:color="auto" w:fill="1F2D5C"/>
+            <w:tcMar>
+              <w:top w:w="60" w:type="dxa"/>
+              <w:left w:w="100" w:type="dxa"/>
+              <w:bottom w:w="60" w:type="dxa"/>
+              <w:right w:w="100" w:type="dxa"/>
+            </w:tcMar>
+            <w:vAlign w:val="center"/>
+          </w:tcPr>
+          <w:p>
+            <w:pPr>
+              <w:spacing w:line="252" w:lineRule="auto"/>
+            </w:pPr>
+            <w:proofErr w:type="spellStart"/>
+            <w:r>
+              <w:rPr>
+                <w:b/>
+                <w:bCs/>
+                <w:color w:val="FFFFFF"/>
+                <w:sz w:val="19"/>
+                <w:szCs w:val="19"/>
+              </w:rPr>
+              <w:t>Aprobados</w:t>
+            </w:r>
+            <w:proofErr w:type="spellEnd"/>
+          </w:p>
+        </w:tc>
+        <w:tc>
+          <w:tcPr>
+            <w:tcW w:w="997" w:type="dxa"/>
+            <w:tcBorders>
+              <w:top w:val="single" w:sz="4" w:space="0" w:color="C7CEDB"/>
+              <w:left w:val="single" w:sz="4" w:space="0" w:color="C7CEDB"/>
+              <w:bottom w:val="single" w:sz="4" w:space="0" w:color="C7CEDB"/>
+              <w:right w:val="single" w:sz="4" w:space="0" w:color="C7CEDB"/>
+            </w:tcBorders>
+            <w:shd w:val="clear" w:color="auto" w:fill="1F2D5C"/>
+            <w:tcMar>
+              <w:top w:w="60" w:type="dxa"/>
+              <w:left w:w="100" w:type="dxa"/>
+              <w:bottom w:w="60" w:type="dxa"/>
+              <w:right w:w="100" w:type="dxa"/>
+            </w:tcMar>
+            <w:vAlign w:val="center"/>
+          </w:tcPr>
+          <w:p>
+            <w:pPr>
+              <w:spacing w:line="252" w:lineRule="auto"/>
+            </w:pPr>
+            <w:proofErr w:type="spellStart"/>
+            <w:r>
+              <w:rPr>
+                <w:b/>
+                <w:bCs/>
+                <w:color w:val="FFFFFF"/>
+                <w:sz w:val="19"/>
+                <w:szCs w:val="19"/>
+              </w:rPr>
               <w:t>Fallidos</w:t>
             </w:r>
+            <w:proofErr w:type="spellEnd"/>
           </w:p>
         </w:tc>
       </w:tr>
       <w:tr>
-        <w:tblPrEx>
-          <w:tblCellMar>
-            <w:top w:w="0" w:type="dxa"/>
-            <w:bottom w:w="0" w:type="dxa"/>
-          </w:tblCellMar>
-        </w:tblPrEx>
         <w:tc>
           <w:tcPr>
             <w:tcW w:w="2987" w:type="dxa"/>
@@ -1494,12 +1589,6 @@
         </w:tc>
       </w:tr>
       <w:tr>
-        <w:tblPrEx>
-          <w:tblCellMar>
-            <w:top w:w="0" w:type="dxa"/>
-            <w:bottom w:w="0" w:type="dxa"/>
-          </w:tblCellMar>
-        </w:tblPrEx>
         <w:tc>
           <w:tcPr>
             <w:tcW w:w="2987" w:type="dxa"/>
@@ -1580,8 +1669,13 @@
               <w:spacing w:line="252" w:lineRule="auto"/>
             </w:pPr>
             <w:r>
-              <w:t>92 objetos</w:t>
-            </w:r>
+              <w:t xml:space="preserve">92 </w:t>
+            </w:r>
+            <w:proofErr w:type="spellStart"/>
+            <w:r>
+              <w:t>objetos</w:t>
+            </w:r>
+            <w:proofErr w:type="spellEnd"/>
           </w:p>
         </w:tc>
         <w:tc>
@@ -1638,12 +1732,6 @@
         </w:tc>
       </w:tr>
       <w:tr>
-        <w:tblPrEx>
-          <w:tblCellMar>
-            <w:top w:w="0" w:type="dxa"/>
-            <w:bottom w:w="0" w:type="dxa"/>
-          </w:tblCellMar>
-        </w:tblPrEx>
         <w:tc>
           <w:tcPr>
             <w:tcW w:w="2987" w:type="dxa"/>
@@ -1782,12 +1870,6 @@
         </w:tc>
       </w:tr>
       <w:tr>
-        <w:tblPrEx>
-          <w:tblCellMar>
-            <w:top w:w="0" w:type="dxa"/>
-            <w:bottom w:w="0" w:type="dxa"/>
-          </w:tblCellMar>
-        </w:tblPrEx>
         <w:tc>
           <w:tcPr>
             <w:tcW w:w="2987" w:type="dxa"/>
@@ -1842,7 +1924,15 @@
               <w:spacing w:line="252" w:lineRule="auto"/>
             </w:pPr>
             <w:r>
-              <w:t>Playwright + Microsoft Edge (e2e/capturas.mjs)</w:t>
+              <w:t>Playwright + Microsoft Edge (e2e/</w:t>
+            </w:r>
+            <w:proofErr w:type="spellStart"/>
+            <w:r>
+              <w:t>capturas.mjs</w:t>
+            </w:r>
+            <w:proofErr w:type="spellEnd"/>
+            <w:r>
+              <w:t>)</w:t>
             </w:r>
           </w:p>
         </w:tc>
@@ -1937,9 +2027,22 @@
       </w:pPr>
       <w:bookmarkStart w:id="2" w:name="_Toc243801907"/>
       <w:r>
-        <w:t>1.1 Entorno de prueba</w:t>
+        <w:t xml:space="preserve">1.1 </w:t>
+      </w:r>
+      <w:proofErr w:type="spellStart"/>
+      <w:r>
+        <w:t>Entorno</w:t>
+      </w:r>
+      <w:proofErr w:type="spellEnd"/>
+      <w:r>
+        <w:t xml:space="preserve"> de </w:t>
+      </w:r>
+      <w:proofErr w:type="spellStart"/>
+      <w:r>
+        <w:t>prueba</w:t>
       </w:r>
       <w:bookmarkEnd w:id="2"/>
+      <w:proofErr w:type="spellEnd"/>
     </w:p>
     <w:tbl>
       <w:tblPr>
@@ -1963,12 +2066,6 @@
         <w:gridCol w:w="6771"/>
       </w:tblGrid>
       <w:tr>
-        <w:tblPrEx>
-          <w:tblCellMar>
-            <w:top w:w="0" w:type="dxa"/>
-            <w:bottom w:w="0" w:type="dxa"/>
-          </w:tblCellMar>
-        </w:tblPrEx>
         <w:trPr>
           <w:tblHeader/>
         </w:trPr>
@@ -1994,6 +2091,7 @@
             <w:pPr>
               <w:spacing w:line="252" w:lineRule="auto"/>
             </w:pPr>
+            <w:proofErr w:type="spellStart"/>
             <w:r>
               <w:rPr>
                 <w:b/>
@@ -2004,6 +2102,7 @@
               </w:rPr>
               <w:t>Elemento</w:t>
             </w:r>
+            <w:proofErr w:type="spellEnd"/>
           </w:p>
         </w:tc>
         <w:tc>
@@ -2042,12 +2141,6 @@
         </w:tc>
       </w:tr>
       <w:tr>
-        <w:tblPrEx>
-          <w:tblCellMar>
-            <w:top w:w="0" w:type="dxa"/>
-            <w:bottom w:w="0" w:type="dxa"/>
-          </w:tblCellMar>
-        </w:tblPrEx>
         <w:tc>
           <w:tcPr>
             <w:tcW w:w="2589" w:type="dxa"/>
@@ -2069,9 +2162,19 @@
             <w:pPr>
               <w:spacing w:line="252" w:lineRule="auto"/>
             </w:pPr>
-            <w:r>
-              <w:t>Fecha de ejecución</w:t>
-            </w:r>
+            <w:proofErr w:type="spellStart"/>
+            <w:r>
+              <w:t>Fecha</w:t>
+            </w:r>
+            <w:proofErr w:type="spellEnd"/>
+            <w:r>
+              <w:t xml:space="preserve"> de </w:t>
+            </w:r>
+            <w:proofErr w:type="spellStart"/>
+            <w:r>
+              <w:t>ejecución</w:t>
+            </w:r>
+            <w:proofErr w:type="spellEnd"/>
           </w:p>
         </w:tc>
         <w:tc>
@@ -2108,12 +2211,6 @@
         </w:tc>
       </w:tr>
       <w:tr>
-        <w:tblPrEx>
-          <w:tblCellMar>
-            <w:top w:w="0" w:type="dxa"/>
-            <w:bottom w:w="0" w:type="dxa"/>
-          </w:tblCellMar>
-        </w:tblPrEx>
         <w:tc>
           <w:tcPr>
             <w:tcW w:w="2589" w:type="dxa"/>
@@ -2137,8 +2234,13 @@
             </w:pPr>
             <w:r>
               <w:lastRenderedPageBreak/>
-              <w:t>Base de datos</w:t>
-            </w:r>
+              <w:t xml:space="preserve">Base de </w:t>
+            </w:r>
+            <w:proofErr w:type="spellStart"/>
+            <w:r>
+              <w:t>datos</w:t>
+            </w:r>
+            <w:proofErr w:type="spellEnd"/>
           </w:p>
         </w:tc>
         <w:tc>
@@ -2163,18 +2265,25 @@
               <w:spacing w:line="252" w:lineRule="auto"/>
             </w:pPr>
             <w:r>
-              <w:t>SQL Server 2022 (16.0.4295.3) en Docker · localhost,1435 · LaPromesaERP</w:t>
-            </w:r>
+              <w:t xml:space="preserve">SQL Server 2022 (16.0.4295.3) </w:t>
+            </w:r>
+            <w:proofErr w:type="spellStart"/>
+            <w:r>
+              <w:t>en</w:t>
+            </w:r>
+            <w:proofErr w:type="spellEnd"/>
+            <w:r>
+              <w:t xml:space="preserve"> Docker · localhost,1435 · </w:t>
+            </w:r>
+            <w:proofErr w:type="spellStart"/>
+            <w:r>
+              <w:t>LaPromesaERP</w:t>
+            </w:r>
+            <w:proofErr w:type="spellEnd"/>
           </w:p>
         </w:tc>
       </w:tr>
       <w:tr>
-        <w:tblPrEx>
-          <w:tblCellMar>
-            <w:top w:w="0" w:type="dxa"/>
-            <w:bottom w:w="0" w:type="dxa"/>
-          </w:tblCellMar>
-        </w:tblPrEx>
         <w:tc>
           <w:tcPr>
             <w:tcW w:w="2589" w:type="dxa"/>
@@ -2225,22 +2334,24 @@
                 <w:lang w:val="es-GT"/>
               </w:rPr>
             </w:pPr>
-            <w:r>
-              <w:rPr>
-                <w:lang w:val="es-GT"/>
-              </w:rPr>
-              <w:t>LaPromesa.API (.NET 10) en http://localhost:5000</w:t>
+            <w:proofErr w:type="spellStart"/>
+            <w:r>
+              <w:rPr>
+                <w:lang w:val="es-GT"/>
+              </w:rPr>
+              <w:t>LaPromesa.API</w:t>
+            </w:r>
+            <w:proofErr w:type="spellEnd"/>
+            <w:r>
+              <w:rPr>
+                <w:lang w:val="es-GT"/>
+              </w:rPr>
+              <w:t xml:space="preserve"> (.NET 10) en http://localhost:5000</w:t>
             </w:r>
           </w:p>
         </w:tc>
       </w:tr>
       <w:tr>
-        <w:tblPrEx>
-          <w:tblCellMar>
-            <w:top w:w="0" w:type="dxa"/>
-            <w:bottom w:w="0" w:type="dxa"/>
-          </w:tblCellMar>
-        </w:tblPrEx>
         <w:tc>
           <w:tcPr>
             <w:tcW w:w="2589" w:type="dxa"/>
@@ -2291,22 +2402,24 @@
                 <w:lang w:val="es-GT"/>
               </w:rPr>
             </w:pPr>
-            <w:r>
-              <w:rPr>
-                <w:lang w:val="es-GT"/>
-              </w:rPr>
-              <w:t>BancoSimulado.API en http://localhost:5100</w:t>
+            <w:proofErr w:type="spellStart"/>
+            <w:r>
+              <w:rPr>
+                <w:lang w:val="es-GT"/>
+              </w:rPr>
+              <w:t>BancoSimulado.API</w:t>
+            </w:r>
+            <w:proofErr w:type="spellEnd"/>
+            <w:r>
+              <w:rPr>
+                <w:lang w:val="es-GT"/>
+              </w:rPr>
+              <w:t xml:space="preserve"> en http://localhost:5100</w:t>
             </w:r>
           </w:p>
         </w:tc>
       </w:tr>
       <w:tr>
-        <w:tblPrEx>
-          <w:tblCellMar>
-            <w:top w:w="0" w:type="dxa"/>
-            <w:bottom w:w="0" w:type="dxa"/>
-          </w:tblCellMar>
-        </w:tblPrEx>
         <w:tc>
           <w:tcPr>
             <w:tcW w:w="2589" w:type="dxa"/>
@@ -2354,19 +2467,34 @@
             <w:pPr>
               <w:spacing w:line="252" w:lineRule="auto"/>
             </w:pPr>
-            <w:r>
-              <w:t>LaPromesa.Web (React + Vite) en http://localhost:5173</w:t>
+            <w:proofErr w:type="spellStart"/>
+            <w:r>
+              <w:t>LaPromesa.Web</w:t>
+            </w:r>
+            <w:proofErr w:type="spellEnd"/>
+            <w:r>
+              <w:t xml:space="preserve"> (React + </w:t>
+            </w:r>
+            <w:proofErr w:type="spellStart"/>
+            <w:r>
+              <w:t>Vite</w:t>
+            </w:r>
+            <w:proofErr w:type="spellEnd"/>
+            <w:r>
+              <w:t xml:space="preserve">) </w:t>
+            </w:r>
+            <w:proofErr w:type="spellStart"/>
+            <w:r>
+              <w:t>en</w:t>
+            </w:r>
+            <w:proofErr w:type="spellEnd"/>
+            <w:r>
+              <w:t xml:space="preserve"> http://localhost:5173</w:t>
             </w:r>
           </w:p>
         </w:tc>
       </w:tr>
       <w:tr>
-        <w:tblPrEx>
-          <w:tblCellMar>
-            <w:top w:w="0" w:type="dxa"/>
-            <w:bottom w:w="0" w:type="dxa"/>
-          </w:tblCellMar>
-        </w:tblPrEx>
         <w:tc>
           <w:tcPr>
             <w:tcW w:w="2589" w:type="dxa"/>
@@ -2433,12 +2561,6 @@
         </w:tc>
       </w:tr>
       <w:tr>
-        <w:tblPrEx>
-          <w:tblCellMar>
-            <w:top w:w="0" w:type="dxa"/>
-            <w:bottom w:w="0" w:type="dxa"/>
-          </w:tblCellMar>
-        </w:tblPrEx>
         <w:tc>
           <w:tcPr>
             <w:tcW w:w="2589" w:type="dxa"/>
@@ -2460,12 +2582,11 @@
             <w:pPr>
               <w:spacing w:line="252" w:lineRule="auto"/>
             </w:pPr>
-            <w:r>
-              <w:t>Usuario</w:t>
-            </w:r>
-            <w:r>
-              <w:t>s</w:t>
-            </w:r>
+            <w:proofErr w:type="spellStart"/>
+            <w:r>
+              <w:t>Usuarios</w:t>
+            </w:r>
+            <w:proofErr w:type="spellEnd"/>
           </w:p>
         </w:tc>
         <w:tc>
@@ -2492,11 +2613,75 @@
                 <w:lang w:val="es-GT"/>
               </w:rPr>
             </w:pPr>
-            <w:r>
-              <w:rPr>
-                <w:lang w:val="es-GT"/>
-              </w:rPr>
-              <w:t>admin, sara.compras, gerente.general, bodega.central, tesoreria, consulta (contraseña de prueba local)</w:t>
+            <w:proofErr w:type="spellStart"/>
+            <w:r>
+              <w:rPr>
+                <w:lang w:val="es-GT"/>
+              </w:rPr>
+              <w:t>admin</w:t>
+            </w:r>
+            <w:proofErr w:type="spellEnd"/>
+            <w:r>
+              <w:rPr>
+                <w:lang w:val="es-GT"/>
+              </w:rPr>
+              <w:t xml:space="preserve">, </w:t>
+            </w:r>
+            <w:proofErr w:type="spellStart"/>
+            <w:r>
+              <w:rPr>
+                <w:lang w:val="es-GT"/>
+              </w:rPr>
+              <w:t>sara.compras</w:t>
+            </w:r>
+            <w:proofErr w:type="spellEnd"/>
+            <w:r>
+              <w:rPr>
+                <w:lang w:val="es-GT"/>
+              </w:rPr>
+              <w:t xml:space="preserve">, </w:t>
+            </w:r>
+            <w:proofErr w:type="spellStart"/>
+            <w:r>
+              <w:rPr>
+                <w:lang w:val="es-GT"/>
+              </w:rPr>
+              <w:t>gerente.general</w:t>
+            </w:r>
+            <w:proofErr w:type="spellEnd"/>
+            <w:r>
+              <w:rPr>
+                <w:lang w:val="es-GT"/>
+              </w:rPr>
+              <w:t xml:space="preserve">, </w:t>
+            </w:r>
+            <w:proofErr w:type="spellStart"/>
+            <w:r>
+              <w:rPr>
+                <w:lang w:val="es-GT"/>
+              </w:rPr>
+              <w:t>bodega.central</w:t>
+            </w:r>
+            <w:proofErr w:type="spellEnd"/>
+            <w:r>
+              <w:rPr>
+                <w:lang w:val="es-GT"/>
+              </w:rPr>
+              <w:t xml:space="preserve">, </w:t>
+            </w:r>
+            <w:proofErr w:type="spellStart"/>
+            <w:r>
+              <w:rPr>
+                <w:lang w:val="es-GT"/>
+              </w:rPr>
+              <w:t>tesoreria</w:t>
+            </w:r>
+            <w:proofErr w:type="spellEnd"/>
+            <w:r>
+              <w:rPr>
+                <w:lang w:val="es-GT"/>
+              </w:rPr>
+              <w:t>, consulta (contraseña de prueba local)</w:t>
             </w:r>
           </w:p>
         </w:tc>
@@ -2528,6 +2713,8 @@
         </w:rPr>
         <w:t xml:space="preserve">Las capturas originales en alta resolución y el archivo </w:t>
       </w:r>
+      <w:proofErr w:type="spellStart"/>
+      <w:proofErr w:type="gramStart"/>
       <w:r>
         <w:rPr>
           <w:rFonts w:ascii="Consolas" w:eastAsia="Consolas" w:hAnsi="Consolas" w:cs="Consolas"/>
@@ -2538,12 +2725,15 @@
         </w:rPr>
         <w:t>resultados.json</w:t>
       </w:r>
+      <w:proofErr w:type="spellEnd"/>
+      <w:proofErr w:type="gramEnd"/>
       <w:r>
         <w:rPr>
           <w:lang w:val="es-GT"/>
         </w:rPr>
         <w:t xml:space="preserve"> están en </w:t>
       </w:r>
+      <w:proofErr w:type="spellStart"/>
       <w:r>
         <w:rPr>
           <w:rFonts w:ascii="Consolas" w:eastAsia="Consolas" w:hAnsi="Consolas" w:cs="Consolas"/>
@@ -2552,14 +2742,9 @@
           <w:szCs w:val="20"/>
           <w:lang w:val="es-GT"/>
         </w:rPr>
-        <w:t>docs/evidencias/capturas</w:t>
+        <w:t>docs</w:t>
       </w:r>
-      <w:r>
-        <w:rPr>
-          <w:lang w:val="es-GT"/>
-        </w:rPr>
-        <w:t xml:space="preserve">. La prueba E2E se puede repetir con </w:t>
-      </w:r>
+      <w:proofErr w:type="spellEnd"/>
       <w:r>
         <w:rPr>
           <w:rFonts w:ascii="Consolas" w:eastAsia="Consolas" w:hAnsi="Consolas" w:cs="Consolas"/>
@@ -2568,7 +2753,57 @@
           <w:szCs w:val="20"/>
           <w:lang w:val="es-GT"/>
         </w:rPr>
-        <w:t>frontend/LaPromesa.Web/e2e/ejecutar-pruebas-e2e.bat</w:t>
+        <w:t>/evidencias/capturas</w:t>
+      </w:r>
+      <w:r>
+        <w:rPr>
+          <w:lang w:val="es-GT"/>
+        </w:rPr>
+        <w:t xml:space="preserve">. La prueba E2E se puede repetir con </w:t>
+      </w:r>
+      <w:proofErr w:type="spellStart"/>
+      <w:r>
+        <w:rPr>
+          <w:rFonts w:ascii="Consolas" w:eastAsia="Consolas" w:hAnsi="Consolas" w:cs="Consolas"/>
+          <w:color w:val="2B3D78"/>
+          <w:sz w:val="20"/>
+          <w:szCs w:val="20"/>
+          <w:lang w:val="es-GT"/>
+        </w:rPr>
+        <w:t>frontend</w:t>
+      </w:r>
+      <w:proofErr w:type="spellEnd"/>
+      <w:r>
+        <w:rPr>
+          <w:rFonts w:ascii="Consolas" w:eastAsia="Consolas" w:hAnsi="Consolas" w:cs="Consolas"/>
+          <w:color w:val="2B3D78"/>
+          <w:sz w:val="20"/>
+          <w:szCs w:val="20"/>
+          <w:lang w:val="es-GT"/>
+        </w:rPr>
+        <w:t>/</w:t>
+      </w:r>
+      <w:proofErr w:type="spellStart"/>
+      <w:r>
+        <w:rPr>
+          <w:rFonts w:ascii="Consolas" w:eastAsia="Consolas" w:hAnsi="Consolas" w:cs="Consolas"/>
+          <w:color w:val="2B3D78"/>
+          <w:sz w:val="20"/>
+          <w:szCs w:val="20"/>
+          <w:lang w:val="es-GT"/>
+        </w:rPr>
+        <w:t>LaPromesa.Web</w:t>
+      </w:r>
+      <w:proofErr w:type="spellEnd"/>
+      <w:r>
+        <w:rPr>
+          <w:rFonts w:ascii="Consolas" w:eastAsia="Consolas" w:hAnsi="Consolas" w:cs="Consolas"/>
+          <w:color w:val="2B3D78"/>
+          <w:sz w:val="20"/>
+          <w:szCs w:val="20"/>
+          <w:lang w:val="es-GT"/>
+        </w:rPr>
+        <w:t>/e2e/ejecutar-pruebas-e2e.bat</w:t>
       </w:r>
       <w:r>
         <w:rPr>
@@ -2634,12 +2869,6 @@
         <w:gridCol w:w="1314"/>
       </w:tblGrid>
       <w:tr>
-        <w:tblPrEx>
-          <w:tblCellMar>
-            <w:top w:w="0" w:type="dxa"/>
-            <w:bottom w:w="0" w:type="dxa"/>
-          </w:tblCellMar>
-        </w:tblPrEx>
         <w:trPr>
           <w:tblHeader/>
         </w:trPr>
@@ -2699,6 +2928,7 @@
             <w:pPr>
               <w:spacing w:line="252" w:lineRule="auto"/>
             </w:pPr>
+            <w:proofErr w:type="spellStart"/>
             <w:r>
               <w:rPr>
                 <w:b/>
@@ -2709,6 +2939,7 @@
               </w:rPr>
               <w:t>Caso</w:t>
             </w:r>
+            <w:proofErr w:type="spellEnd"/>
           </w:p>
         </w:tc>
         <w:tc>
@@ -2733,6 +2964,7 @@
             <w:pPr>
               <w:spacing w:line="252" w:lineRule="auto"/>
             </w:pPr>
+            <w:proofErr w:type="spellStart"/>
             <w:r>
               <w:rPr>
                 <w:b/>
@@ -2743,6 +2975,7 @@
               </w:rPr>
               <w:t>Esperado</w:t>
             </w:r>
+            <w:proofErr w:type="spellEnd"/>
           </w:p>
         </w:tc>
         <w:tc>
@@ -2767,6 +3000,7 @@
             <w:pPr>
               <w:spacing w:line="252" w:lineRule="auto"/>
             </w:pPr>
+            <w:proofErr w:type="spellStart"/>
             <w:r>
               <w:rPr>
                 <w:b/>
@@ -2777,6 +3011,7 @@
               </w:rPr>
               <w:t>Obtenido</w:t>
             </w:r>
+            <w:proofErr w:type="spellEnd"/>
           </w:p>
         </w:tc>
         <w:tc>
@@ -2801,6 +3036,7 @@
             <w:pPr>
               <w:spacing w:line="252" w:lineRule="auto"/>
             </w:pPr>
+            <w:proofErr w:type="spellStart"/>
             <w:r>
               <w:rPr>
                 <w:b/>
@@ -2809,28 +3045,13 @@
                 <w:sz w:val="19"/>
                 <w:szCs w:val="19"/>
               </w:rPr>
-              <w:t>Resultad</w:t>
-            </w:r>
-            <w:r>
-              <w:rPr>
-                <w:b/>
-                <w:bCs/>
-                <w:color w:val="FFFFFF"/>
-                <w:sz w:val="19"/>
-                <w:szCs w:val="19"/>
-              </w:rPr>
-              <w:t>o</w:t>
-            </w:r>
+              <w:t>Resultado</w:t>
+            </w:r>
+            <w:proofErr w:type="spellEnd"/>
           </w:p>
         </w:tc>
       </w:tr>
       <w:tr>
-        <w:tblPrEx>
-          <w:tblCellMar>
-            <w:top w:w="0" w:type="dxa"/>
-            <w:bottom w:w="0" w:type="dxa"/>
-          </w:tblCellMar>
-        </w:tblPrEx>
         <w:tc>
           <w:tcPr>
             <w:tcW w:w="1115" w:type="dxa"/>
@@ -2881,11 +3102,33 @@
                 <w:lang w:val="es-GT"/>
               </w:rPr>
             </w:pPr>
-            <w:r>
-              <w:rPr>
-                <w:lang w:val="es-GT"/>
-              </w:rPr>
-              <w:t>Login sin datos (validación en frontend)</w:t>
+            <w:proofErr w:type="spellStart"/>
+            <w:r>
+              <w:rPr>
+                <w:lang w:val="es-GT"/>
+              </w:rPr>
+              <w:t>Login</w:t>
+            </w:r>
+            <w:proofErr w:type="spellEnd"/>
+            <w:r>
+              <w:rPr>
+                <w:lang w:val="es-GT"/>
+              </w:rPr>
+              <w:t xml:space="preserve"> sin datos (validación en </w:t>
+            </w:r>
+            <w:proofErr w:type="spellStart"/>
+            <w:r>
+              <w:rPr>
+                <w:lang w:val="es-GT"/>
+              </w:rPr>
+              <w:t>frontend</w:t>
+            </w:r>
+            <w:proofErr w:type="spellEnd"/>
+            <w:r>
+              <w:rPr>
+                <w:lang w:val="es-GT"/>
+              </w:rPr>
+              <w:t>)</w:t>
             </w:r>
           </w:p>
         </w:tc>
@@ -2910,9 +3153,19 @@
             <w:pPr>
               <w:spacing w:line="252" w:lineRule="auto"/>
             </w:pPr>
-            <w:r>
-              <w:t>Mensajes de campo obligatorio</w:t>
-            </w:r>
+            <w:proofErr w:type="spellStart"/>
+            <w:r>
+              <w:t>Mensajes</w:t>
+            </w:r>
+            <w:proofErr w:type="spellEnd"/>
+            <w:r>
+              <w:t xml:space="preserve"> de campo </w:t>
+            </w:r>
+            <w:proofErr w:type="spellStart"/>
+            <w:r>
+              <w:t>obligatorio</w:t>
+            </w:r>
+            <w:proofErr w:type="spellEnd"/>
           </w:p>
         </w:tc>
         <w:tc>
@@ -2968,19 +3221,15 @@
             <w:pPr>
               <w:spacing w:line="252" w:lineRule="auto"/>
             </w:pPr>
+            <w:proofErr w:type="spellStart"/>
             <w:r>
               <w:t>Aprobada</w:t>
             </w:r>
+            <w:proofErr w:type="spellEnd"/>
           </w:p>
         </w:tc>
       </w:tr>
       <w:tr>
-        <w:tblPrEx>
-          <w:tblCellMar>
-            <w:top w:w="0" w:type="dxa"/>
-            <w:bottom w:w="0" w:type="dxa"/>
-          </w:tblCellMar>
-        </w:tblPrEx>
         <w:tc>
           <w:tcPr>
             <w:tcW w:w="1115" w:type="dxa"/>
@@ -3029,8 +3278,21 @@
               <w:spacing w:line="252" w:lineRule="auto"/>
             </w:pPr>
             <w:r>
-              <w:t>Login con credenciales inválidas</w:t>
-            </w:r>
+              <w:t xml:space="preserve">Login con </w:t>
+            </w:r>
+            <w:proofErr w:type="spellStart"/>
+            <w:r>
+              <w:t>credenciales</w:t>
+            </w:r>
+            <w:proofErr w:type="spellEnd"/>
+            <w:r>
+              <w:t xml:space="preserve"> </w:t>
+            </w:r>
+            <w:proofErr w:type="spellStart"/>
+            <w:r>
+              <w:t>inválidas</w:t>
+            </w:r>
+            <w:proofErr w:type="spellEnd"/>
           </w:p>
         </w:tc>
         <w:tc>
@@ -3054,9 +3316,27 @@
             <w:pPr>
               <w:spacing w:line="252" w:lineRule="auto"/>
             </w:pPr>
-            <w:r>
-              <w:t>Rechazo 401 con mensaje claro</w:t>
-            </w:r>
+            <w:proofErr w:type="spellStart"/>
+            <w:r>
+              <w:t>Rechazo</w:t>
+            </w:r>
+            <w:proofErr w:type="spellEnd"/>
+            <w:r>
+              <w:t xml:space="preserve"> 401 con </w:t>
+            </w:r>
+            <w:proofErr w:type="spellStart"/>
+            <w:r>
+              <w:t>mensaje</w:t>
+            </w:r>
+            <w:proofErr w:type="spellEnd"/>
+            <w:r>
+              <w:t xml:space="preserve"> </w:t>
+            </w:r>
+            <w:proofErr w:type="spellStart"/>
+            <w:r>
+              <w:t>claro</w:t>
+            </w:r>
+            <w:proofErr w:type="spellEnd"/>
           </w:p>
         </w:tc>
         <w:tc>
@@ -3081,7 +3361,23 @@
               <w:spacing w:line="252" w:lineRule="auto"/>
             </w:pPr>
             <w:r>
-              <w:t>Usuario o contraseña incorrectos.</w:t>
+              <w:t xml:space="preserve">Usuario o </w:t>
+            </w:r>
+            <w:proofErr w:type="spellStart"/>
+            <w:r>
+              <w:t>contraseña</w:t>
+            </w:r>
+            <w:proofErr w:type="spellEnd"/>
+            <w:r>
+              <w:t xml:space="preserve"> </w:t>
+            </w:r>
+            <w:proofErr w:type="spellStart"/>
+            <w:r>
+              <w:t>incorrectos</w:t>
+            </w:r>
+            <w:proofErr w:type="spellEnd"/>
+            <w:r>
+              <w:t>.</w:t>
             </w:r>
           </w:p>
         </w:tc>
@@ -3106,19 +3402,15 @@
             <w:pPr>
               <w:spacing w:line="252" w:lineRule="auto"/>
             </w:pPr>
+            <w:proofErr w:type="spellStart"/>
             <w:r>
               <w:t>Aprobada</w:t>
             </w:r>
+            <w:proofErr w:type="spellEnd"/>
           </w:p>
         </w:tc>
       </w:tr>
       <w:tr>
-        <w:tblPrEx>
-          <w:tblCellMar>
-            <w:top w:w="0" w:type="dxa"/>
-            <w:bottom w:w="0" w:type="dxa"/>
-          </w:tblCellMar>
-        </w:tblPrEx>
         <w:tc>
           <w:tcPr>
             <w:tcW w:w="1115" w:type="dxa"/>
@@ -3167,7 +3459,15 @@
               <w:spacing w:line="252" w:lineRule="auto"/>
             </w:pPr>
             <w:r>
-              <w:t>Login administrador (access + refresh token)</w:t>
+              <w:t xml:space="preserve">Login </w:t>
+            </w:r>
+            <w:proofErr w:type="spellStart"/>
+            <w:r>
+              <w:t>administrador</w:t>
+            </w:r>
+            <w:proofErr w:type="spellEnd"/>
+            <w:r>
+              <w:t xml:space="preserve"> (access + refresh token)</w:t>
             </w:r>
           </w:p>
         </w:tc>
@@ -3256,19 +3556,15 @@
             <w:pPr>
               <w:spacing w:line="252" w:lineRule="auto"/>
             </w:pPr>
+            <w:proofErr w:type="spellStart"/>
             <w:r>
               <w:t>Aprobada</w:t>
             </w:r>
+            <w:proofErr w:type="spellEnd"/>
           </w:p>
         </w:tc>
       </w:tr>
       <w:tr>
-        <w:tblPrEx>
-          <w:tblCellMar>
-            <w:top w:w="0" w:type="dxa"/>
-            <w:bottom w:w="0" w:type="dxa"/>
-          </w:tblCellMar>
-        </w:tblPrEx>
         <w:tc>
           <w:tcPr>
             <w:tcW w:w="1115" w:type="dxa"/>
@@ -3319,11 +3615,33 @@
                 <w:lang w:val="es-GT"/>
               </w:rPr>
             </w:pPr>
-            <w:r>
-              <w:rPr>
-                <w:lang w:val="es-GT"/>
-              </w:rPr>
-              <w:t>Login rol Compras (sara.compras)</w:t>
+            <w:proofErr w:type="spellStart"/>
+            <w:r>
+              <w:rPr>
+                <w:lang w:val="es-GT"/>
+              </w:rPr>
+              <w:t>Login</w:t>
+            </w:r>
+            <w:proofErr w:type="spellEnd"/>
+            <w:r>
+              <w:rPr>
+                <w:lang w:val="es-GT"/>
+              </w:rPr>
+              <w:t xml:space="preserve"> rol Compras (</w:t>
+            </w:r>
+            <w:proofErr w:type="spellStart"/>
+            <w:r>
+              <w:rPr>
+                <w:lang w:val="es-GT"/>
+              </w:rPr>
+              <w:t>sara.compras</w:t>
+            </w:r>
+            <w:proofErr w:type="spellEnd"/>
+            <w:r>
+              <w:rPr>
+                <w:lang w:val="es-GT"/>
+              </w:rPr>
+              <w:t>)</w:t>
             </w:r>
           </w:p>
         </w:tc>
@@ -3380,9 +3698,19 @@
             <w:pPr>
               <w:spacing w:line="252" w:lineRule="auto"/>
             </w:pPr>
-            <w:r>
-              <w:t>Inicio cargado</w:t>
-            </w:r>
+            <w:proofErr w:type="spellStart"/>
+            <w:r>
+              <w:t>Inicio</w:t>
+            </w:r>
+            <w:proofErr w:type="spellEnd"/>
+            <w:r>
+              <w:t xml:space="preserve"> </w:t>
+            </w:r>
+            <w:proofErr w:type="spellStart"/>
+            <w:r>
+              <w:t>cargado</w:t>
+            </w:r>
+            <w:proofErr w:type="spellEnd"/>
           </w:p>
         </w:tc>
         <w:tc>
@@ -3406,19 +3734,15 @@
             <w:pPr>
               <w:spacing w:line="252" w:lineRule="auto"/>
             </w:pPr>
+            <w:proofErr w:type="spellStart"/>
             <w:r>
               <w:t>Aprobada</w:t>
             </w:r>
+            <w:proofErr w:type="spellEnd"/>
           </w:p>
         </w:tc>
       </w:tr>
       <w:tr>
-        <w:tblPrEx>
-          <w:tblCellMar>
-            <w:top w:w="0" w:type="dxa"/>
-            <w:bottom w:w="0" w:type="dxa"/>
-          </w:tblCellMar>
-        </w:tblPrEx>
         <w:tc>
           <w:tcPr>
             <w:tcW w:w="1115" w:type="dxa"/>
@@ -3466,8 +3790,37 @@
             <w:pPr>
               <w:spacing w:line="252" w:lineRule="auto"/>
             </w:pPr>
-            <w:r>
-              <w:t>Consultar proveedores (paginado, ordenado)</w:t>
+            <w:proofErr w:type="spellStart"/>
+            <w:r>
+              <w:t>Consultar</w:t>
+            </w:r>
+            <w:proofErr w:type="spellEnd"/>
+            <w:r>
+              <w:t xml:space="preserve"> </w:t>
+            </w:r>
+            <w:proofErr w:type="spellStart"/>
+            <w:r>
+              <w:t>proveedores</w:t>
+            </w:r>
+            <w:proofErr w:type="spellEnd"/>
+            <w:r>
+              <w:t xml:space="preserve"> (</w:t>
+            </w:r>
+            <w:proofErr w:type="spellStart"/>
+            <w:r>
+              <w:t>paginado</w:t>
+            </w:r>
+            <w:proofErr w:type="spellEnd"/>
+            <w:r>
+              <w:t xml:space="preserve">, </w:t>
+            </w:r>
+            <w:proofErr w:type="spellStart"/>
+            <w:r>
+              <w:t>ordenado</w:t>
+            </w:r>
+            <w:proofErr w:type="spellEnd"/>
+            <w:r>
+              <w:t>)</w:t>
             </w:r>
           </w:p>
         </w:tc>
@@ -3525,7 +3878,31 @@
               <w:spacing w:line="252" w:lineRule="auto"/>
             </w:pPr>
             <w:r>
-              <w:t>10 filas en la página 1</w:t>
+              <w:t xml:space="preserve">10 </w:t>
+            </w:r>
+            <w:proofErr w:type="spellStart"/>
+            <w:r>
+              <w:t>filas</w:t>
+            </w:r>
+            <w:proofErr w:type="spellEnd"/>
+            <w:r>
+              <w:t xml:space="preserve"> </w:t>
+            </w:r>
+            <w:proofErr w:type="spellStart"/>
+            <w:r>
+              <w:t>en</w:t>
+            </w:r>
+            <w:proofErr w:type="spellEnd"/>
+            <w:r>
+              <w:t xml:space="preserve"> la </w:t>
+            </w:r>
+            <w:proofErr w:type="spellStart"/>
+            <w:r>
+              <w:t>página</w:t>
+            </w:r>
+            <w:proofErr w:type="spellEnd"/>
+            <w:r>
+              <w:t xml:space="preserve"> 1</w:t>
             </w:r>
           </w:p>
         </w:tc>
@@ -3550,19 +3927,15 @@
             <w:pPr>
               <w:spacing w:line="252" w:lineRule="auto"/>
             </w:pPr>
+            <w:proofErr w:type="spellStart"/>
             <w:r>
               <w:t>Aprobada</w:t>
             </w:r>
+            <w:proofErr w:type="spellEnd"/>
           </w:p>
         </w:tc>
       </w:tr>
       <w:tr>
-        <w:tblPrEx>
-          <w:tblCellMar>
-            <w:top w:w="0" w:type="dxa"/>
-            <w:bottom w:w="0" w:type="dxa"/>
-          </w:tblCellMar>
-        </w:tblPrEx>
         <w:tc>
           <w:tcPr>
             <w:tcW w:w="1115" w:type="dxa"/>
@@ -3610,8 +3983,37 @@
             <w:pPr>
               <w:spacing w:line="252" w:lineRule="auto"/>
             </w:pPr>
-            <w:r>
-              <w:t>Búsqueda por texto "Lácteos"</w:t>
+            <w:proofErr w:type="spellStart"/>
+            <w:r>
+              <w:t>Búsqueda</w:t>
+            </w:r>
+            <w:proofErr w:type="spellEnd"/>
+            <w:r>
+              <w:t xml:space="preserve"> </w:t>
+            </w:r>
+            <w:proofErr w:type="spellStart"/>
+            <w:r>
+              <w:t>por</w:t>
+            </w:r>
+            <w:proofErr w:type="spellEnd"/>
+            <w:r>
+              <w:t xml:space="preserve"> </w:t>
+            </w:r>
+            <w:proofErr w:type="spellStart"/>
+            <w:r>
+              <w:t>texto</w:t>
+            </w:r>
+            <w:proofErr w:type="spellEnd"/>
+            <w:r>
+              <w:t xml:space="preserve"> "</w:t>
+            </w:r>
+            <w:proofErr w:type="spellStart"/>
+            <w:r>
+              <w:t>Lácteos</w:t>
+            </w:r>
+            <w:proofErr w:type="spellEnd"/>
+            <w:r>
+              <w:t>"</w:t>
             </w:r>
           </w:p>
         </w:tc>
@@ -3637,8 +4039,13 @@
               <w:spacing w:line="252" w:lineRule="auto"/>
             </w:pPr>
             <w:r>
-              <w:t>Solo coincidencias</w:t>
-            </w:r>
+              <w:t xml:space="preserve">Solo </w:t>
+            </w:r>
+            <w:proofErr w:type="spellStart"/>
+            <w:r>
+              <w:t>coincidencias</w:t>
+            </w:r>
+            <w:proofErr w:type="spellEnd"/>
           </w:p>
         </w:tc>
         <w:tc>
@@ -3688,19 +4095,15 @@
             <w:pPr>
               <w:spacing w:line="252" w:lineRule="auto"/>
             </w:pPr>
+            <w:proofErr w:type="spellStart"/>
             <w:r>
               <w:t>Aprobada</w:t>
             </w:r>
+            <w:proofErr w:type="spellEnd"/>
           </w:p>
         </w:tc>
       </w:tr>
       <w:tr>
-        <w:tblPrEx>
-          <w:tblCellMar>
-            <w:top w:w="0" w:type="dxa"/>
-            <w:bottom w:w="0" w:type="dxa"/>
-          </w:tblCellMar>
-        </w:tblPrEx>
         <w:tc>
           <w:tcPr>
             <w:tcW w:w="1115" w:type="dxa"/>
@@ -3780,9 +4183,27 @@
             <w:pPr>
               <w:spacing w:line="252" w:lineRule="auto"/>
             </w:pPr>
-            <w:r>
-              <w:t>Listado filtrado y ordenado</w:t>
-            </w:r>
+            <w:proofErr w:type="spellStart"/>
+            <w:r>
+              <w:t>Listado</w:t>
+            </w:r>
+            <w:proofErr w:type="spellEnd"/>
+            <w:r>
+              <w:t xml:space="preserve"> </w:t>
+            </w:r>
+            <w:proofErr w:type="spellStart"/>
+            <w:r>
+              <w:t>filtrado</w:t>
+            </w:r>
+            <w:proofErr w:type="spellEnd"/>
+            <w:r>
+              <w:t xml:space="preserve"> y </w:t>
+            </w:r>
+            <w:proofErr w:type="spellStart"/>
+            <w:r>
+              <w:t>ordenado</w:t>
+            </w:r>
+            <w:proofErr w:type="spellEnd"/>
           </w:p>
         </w:tc>
         <w:tc>
@@ -3806,9 +4227,27 @@
             <w:pPr>
               <w:spacing w:line="252" w:lineRule="auto"/>
             </w:pPr>
-            <w:r>
-              <w:t>Filtro y orden aplicados</w:t>
-            </w:r>
+            <w:proofErr w:type="spellStart"/>
+            <w:r>
+              <w:t>Filtro</w:t>
+            </w:r>
+            <w:proofErr w:type="spellEnd"/>
+            <w:r>
+              <w:t xml:space="preserve"> y </w:t>
+            </w:r>
+            <w:proofErr w:type="spellStart"/>
+            <w:r>
+              <w:t>orden</w:t>
+            </w:r>
+            <w:proofErr w:type="spellEnd"/>
+            <w:r>
+              <w:t xml:space="preserve"> </w:t>
+            </w:r>
+            <w:proofErr w:type="spellStart"/>
+            <w:r>
+              <w:t>aplicados</w:t>
+            </w:r>
+            <w:proofErr w:type="spellEnd"/>
           </w:p>
         </w:tc>
         <w:tc>
@@ -3832,19 +4271,15 @@
             <w:pPr>
               <w:spacing w:line="252" w:lineRule="auto"/>
             </w:pPr>
+            <w:proofErr w:type="spellStart"/>
             <w:r>
               <w:t>Aprobada</w:t>
             </w:r>
+            <w:proofErr w:type="spellEnd"/>
           </w:p>
         </w:tc>
       </w:tr>
       <w:tr>
-        <w:tblPrEx>
-          <w:tblCellMar>
-            <w:top w:w="0" w:type="dxa"/>
-            <w:bottom w:w="0" w:type="dxa"/>
-          </w:tblCellMar>
-        </w:tblPrEx>
         <w:tc>
           <w:tcPr>
             <w:tcW w:w="1115" w:type="dxa"/>
@@ -3963,13 +4398,7 @@
               <w:rPr>
                 <w:lang w:val="es-GT"/>
               </w:rPr>
-              <w:t>Escriba el nombre o razón social (mínimo 3 car</w:t>
-            </w:r>
-            <w:r>
-              <w:rPr>
-                <w:lang w:val="es-GT"/>
-              </w:rPr>
-              <w:t>acteres). | El NIT no es válido: revise el dígito verificador (…</w:t>
+              <w:t>Escriba el nombre o razón social (mínimo 3 caracteres). | El NIT no es válido: revise el dígito verificador (…</w:t>
             </w:r>
           </w:p>
         </w:tc>
@@ -3994,19 +4423,15 @@
             <w:pPr>
               <w:spacing w:line="252" w:lineRule="auto"/>
             </w:pPr>
+            <w:proofErr w:type="spellStart"/>
             <w:r>
               <w:t>Aprobada</w:t>
             </w:r>
+            <w:proofErr w:type="spellEnd"/>
           </w:p>
         </w:tc>
       </w:tr>
       <w:tr>
-        <w:tblPrEx>
-          <w:tblCellMar>
-            <w:top w:w="0" w:type="dxa"/>
-            <w:bottom w:w="0" w:type="dxa"/>
-          </w:tblCellMar>
-        </w:tblPrEx>
         <w:tc>
           <w:tcPr>
             <w:tcW w:w="1115" w:type="dxa"/>
@@ -4054,8 +4479,21 @@
             <w:pPr>
               <w:spacing w:line="252" w:lineRule="auto"/>
             </w:pPr>
-            <w:r>
-              <w:t>Agregar proveedor (NIT 6700074-6)</w:t>
+            <w:proofErr w:type="spellStart"/>
+            <w:r>
+              <w:t>Agregar</w:t>
+            </w:r>
+            <w:proofErr w:type="spellEnd"/>
+            <w:r>
+              <w:t xml:space="preserve"> </w:t>
+            </w:r>
+            <w:proofErr w:type="spellStart"/>
+            <w:r>
+              <w:t>proveedor</w:t>
+            </w:r>
+            <w:proofErr w:type="spellEnd"/>
+            <w:r>
+              <w:t xml:space="preserve"> (NIT 6700074-6)</w:t>
             </w:r>
           </w:p>
         </w:tc>
@@ -4144,19 +4582,15 @@
             <w:pPr>
               <w:spacing w:line="252" w:lineRule="auto"/>
             </w:pPr>
+            <w:proofErr w:type="spellStart"/>
             <w:r>
               <w:t>Aprobada</w:t>
             </w:r>
+            <w:proofErr w:type="spellEnd"/>
           </w:p>
         </w:tc>
       </w:tr>
       <w:tr>
-        <w:tblPrEx>
-          <w:tblCellMar>
-            <w:top w:w="0" w:type="dxa"/>
-            <w:bottom w:w="0" w:type="dxa"/>
-          </w:tblCellMar>
-        </w:tblPrEx>
         <w:tc>
           <w:tcPr>
             <w:tcW w:w="1115" w:type="dxa"/>
@@ -4204,9 +4638,27 @@
             <w:pPr>
               <w:spacing w:line="252" w:lineRule="auto"/>
             </w:pPr>
-            <w:r>
-              <w:t>Formulario de proveedor completo</w:t>
-            </w:r>
+            <w:proofErr w:type="spellStart"/>
+            <w:r>
+              <w:t>Formulario</w:t>
+            </w:r>
+            <w:proofErr w:type="spellEnd"/>
+            <w:r>
+              <w:t xml:space="preserve"> de </w:t>
+            </w:r>
+            <w:proofErr w:type="spellStart"/>
+            <w:r>
+              <w:t>proveedor</w:t>
+            </w:r>
+            <w:proofErr w:type="spellEnd"/>
+            <w:r>
+              <w:t xml:space="preserve"> </w:t>
+            </w:r>
+            <w:proofErr w:type="spellStart"/>
+            <w:r>
+              <w:t>completo</w:t>
+            </w:r>
+            <w:proofErr w:type="spellEnd"/>
           </w:p>
         </w:tc>
         <w:tc>
@@ -4230,9 +4682,27 @@
             <w:pPr>
               <w:spacing w:line="252" w:lineRule="auto"/>
             </w:pPr>
-            <w:r>
-              <w:t>Datos válidos aceptados</w:t>
-            </w:r>
+            <w:proofErr w:type="spellStart"/>
+            <w:r>
+              <w:t>Datos</w:t>
+            </w:r>
+            <w:proofErr w:type="spellEnd"/>
+            <w:r>
+              <w:t xml:space="preserve"> </w:t>
+            </w:r>
+            <w:proofErr w:type="spellStart"/>
+            <w:r>
+              <w:t>válidos</w:t>
+            </w:r>
+            <w:proofErr w:type="spellEnd"/>
+            <w:r>
+              <w:t xml:space="preserve"> </w:t>
+            </w:r>
+            <w:proofErr w:type="spellStart"/>
+            <w:r>
+              <w:t>aceptados</w:t>
+            </w:r>
+            <w:proofErr w:type="spellEnd"/>
           </w:p>
         </w:tc>
         <w:tc>
@@ -4256,9 +4726,19 @@
             <w:pPr>
               <w:spacing w:line="252" w:lineRule="auto"/>
             </w:pPr>
-            <w:r>
-              <w:t>Formulario enviado</w:t>
-            </w:r>
+            <w:proofErr w:type="spellStart"/>
+            <w:r>
+              <w:t>Formulario</w:t>
+            </w:r>
+            <w:proofErr w:type="spellEnd"/>
+            <w:r>
+              <w:t xml:space="preserve"> </w:t>
+            </w:r>
+            <w:proofErr w:type="spellStart"/>
+            <w:r>
+              <w:t>enviado</w:t>
+            </w:r>
+            <w:proofErr w:type="spellEnd"/>
           </w:p>
         </w:tc>
         <w:tc>
@@ -4282,19 +4762,15 @@
             <w:pPr>
               <w:spacing w:line="252" w:lineRule="auto"/>
             </w:pPr>
+            <w:proofErr w:type="spellStart"/>
             <w:r>
               <w:t>Aprobada</w:t>
             </w:r>
+            <w:proofErr w:type="spellEnd"/>
           </w:p>
         </w:tc>
       </w:tr>
       <w:tr>
-        <w:tblPrEx>
-          <w:tblCellMar>
-            <w:top w:w="0" w:type="dxa"/>
-            <w:bottom w:w="0" w:type="dxa"/>
-          </w:tblCellMar>
-        </w:tblPrEx>
         <w:tc>
           <w:tcPr>
             <w:tcW w:w="1115" w:type="dxa"/>
@@ -4349,7 +4825,21 @@
               <w:rPr>
                 <w:lang w:val="es-GT"/>
               </w:rPr>
-              <w:t>Agregar proveedor con NIT repetido (regla en backend/BD)</w:t>
+              <w:t xml:space="preserve">Agregar proveedor con NIT repetido (regla en </w:t>
+            </w:r>
+            <w:proofErr w:type="spellStart"/>
+            <w:r>
+              <w:rPr>
+                <w:lang w:val="es-GT"/>
+              </w:rPr>
+              <w:t>backend</w:t>
+            </w:r>
+            <w:proofErr w:type="spellEnd"/>
+            <w:r>
+              <w:rPr>
+                <w:lang w:val="es-GT"/>
+              </w:rPr>
+              <w:t>/BD)</w:t>
             </w:r>
           </w:p>
         </w:tc>
@@ -4374,9 +4864,19 @@
             <w:pPr>
               <w:spacing w:line="252" w:lineRule="auto"/>
             </w:pPr>
-            <w:r>
-              <w:t>Rechazo 409 con mensaje</w:t>
-            </w:r>
+            <w:proofErr w:type="spellStart"/>
+            <w:r>
+              <w:t>Rechazo</w:t>
+            </w:r>
+            <w:proofErr w:type="spellEnd"/>
+            <w:r>
+              <w:t xml:space="preserve"> 409 con </w:t>
+            </w:r>
+            <w:proofErr w:type="spellStart"/>
+            <w:r>
+              <w:t>mensaje</w:t>
+            </w:r>
+            <w:proofErr w:type="spellEnd"/>
           </w:p>
         </w:tc>
         <w:tc>
@@ -4432,19 +4932,15 @@
             <w:pPr>
               <w:spacing w:line="252" w:lineRule="auto"/>
             </w:pPr>
+            <w:proofErr w:type="spellStart"/>
             <w:r>
               <w:t>Aprobada</w:t>
             </w:r>
+            <w:proofErr w:type="spellEnd"/>
           </w:p>
         </w:tc>
       </w:tr>
       <w:tr>
-        <w:tblPrEx>
-          <w:tblCellMar>
-            <w:top w:w="0" w:type="dxa"/>
-            <w:bottom w:w="0" w:type="dxa"/>
-          </w:tblCellMar>
-        </w:tblPrEx>
         <w:tc>
           <w:tcPr>
             <w:tcW w:w="1115" w:type="dxa"/>
@@ -4499,7 +4995,21 @@
               <w:rPr>
                 <w:lang w:val="es-GT"/>
               </w:rPr>
-              <w:t>Editar proveedor (días de crédito 30 → 45, con rowVersion)</w:t>
+              <w:t xml:space="preserve">Editar proveedor (días de crédito 30 → 45, con </w:t>
+            </w:r>
+            <w:proofErr w:type="spellStart"/>
+            <w:r>
+              <w:rPr>
+                <w:lang w:val="es-GT"/>
+              </w:rPr>
+              <w:t>rowVersion</w:t>
+            </w:r>
+            <w:proofErr w:type="spellEnd"/>
+            <w:r>
+              <w:rPr>
+                <w:lang w:val="es-GT"/>
+              </w:rPr>
+              <w:t>)</w:t>
             </w:r>
           </w:p>
         </w:tc>
@@ -4524,9 +5034,19 @@
             <w:pPr>
               <w:spacing w:line="252" w:lineRule="auto"/>
             </w:pPr>
-            <w:r>
-              <w:t>Cambio guardado</w:t>
-            </w:r>
+            <w:proofErr w:type="spellStart"/>
+            <w:r>
+              <w:t>Cambio</w:t>
+            </w:r>
+            <w:proofErr w:type="spellEnd"/>
+            <w:r>
+              <w:t xml:space="preserve"> </w:t>
+            </w:r>
+            <w:proofErr w:type="spellStart"/>
+            <w:r>
+              <w:t>guardado</w:t>
+            </w:r>
+            <w:proofErr w:type="spellEnd"/>
           </w:p>
         </w:tc>
         <w:tc>
@@ -4550,9 +5070,19 @@
             <w:pPr>
               <w:spacing w:line="252" w:lineRule="auto"/>
             </w:pPr>
-            <w:r>
-              <w:t>Crédito a 45 días</w:t>
-            </w:r>
+            <w:proofErr w:type="spellStart"/>
+            <w:r>
+              <w:t>Crédito</w:t>
+            </w:r>
+            <w:proofErr w:type="spellEnd"/>
+            <w:r>
+              <w:t xml:space="preserve"> a 45 </w:t>
+            </w:r>
+            <w:proofErr w:type="spellStart"/>
+            <w:r>
+              <w:t>días</w:t>
+            </w:r>
+            <w:proofErr w:type="spellEnd"/>
           </w:p>
         </w:tc>
         <w:tc>
@@ -4576,19 +5106,15 @@
             <w:pPr>
               <w:spacing w:line="252" w:lineRule="auto"/>
             </w:pPr>
+            <w:proofErr w:type="spellStart"/>
             <w:r>
               <w:t>Aprobada</w:t>
             </w:r>
+            <w:proofErr w:type="spellEnd"/>
           </w:p>
         </w:tc>
       </w:tr>
       <w:tr>
-        <w:tblPrEx>
-          <w:tblCellMar>
-            <w:top w:w="0" w:type="dxa"/>
-            <w:bottom w:w="0" w:type="dxa"/>
-          </w:tblCellMar>
-        </w:tblPrEx>
         <w:tc>
           <w:tcPr>
             <w:tcW w:w="1115" w:type="dxa"/>
@@ -4669,8 +5195,21 @@
             <w:pPr>
               <w:spacing w:line="252" w:lineRule="auto"/>
             </w:pPr>
-            <w:r>
-              <w:t>Mensajes por campo</w:t>
+            <w:proofErr w:type="spellStart"/>
+            <w:r>
+              <w:t>Mensajes</w:t>
+            </w:r>
+            <w:proofErr w:type="spellEnd"/>
+            <w:r>
+              <w:t xml:space="preserve"> </w:t>
+            </w:r>
+            <w:proofErr w:type="spellStart"/>
+            <w:r>
+              <w:t>por</w:t>
+            </w:r>
+            <w:proofErr w:type="spellEnd"/>
+            <w:r>
+              <w:t xml:space="preserve"> campo</w:t>
             </w:r>
           </w:p>
         </w:tc>
@@ -4702,7 +5241,23 @@
               <w:t xml:space="preserve">Seleccione un proveedor. | Seleccione la bodega que recibirá la mercadería. </w:t>
             </w:r>
             <w:r>
-              <w:t>| Seleccione un producto. | Mayor…</w:t>
+              <w:t xml:space="preserve">| </w:t>
+            </w:r>
+            <w:proofErr w:type="spellStart"/>
+            <w:r>
+              <w:t>Seleccione</w:t>
+            </w:r>
+            <w:proofErr w:type="spellEnd"/>
+            <w:r>
+              <w:t xml:space="preserve"> un </w:t>
+            </w:r>
+            <w:proofErr w:type="spellStart"/>
+            <w:r>
+              <w:t>producto</w:t>
+            </w:r>
+            <w:proofErr w:type="spellEnd"/>
+            <w:r>
+              <w:t>. | Mayor…</w:t>
             </w:r>
           </w:p>
         </w:tc>
@@ -4727,19 +5282,15 @@
             <w:pPr>
               <w:spacing w:line="252" w:lineRule="auto"/>
             </w:pPr>
+            <w:proofErr w:type="spellStart"/>
             <w:r>
               <w:t>Aprobada</w:t>
             </w:r>
+            <w:proofErr w:type="spellEnd"/>
           </w:p>
         </w:tc>
       </w:tr>
       <w:tr>
-        <w:tblPrEx>
-          <w:tblCellMar>
-            <w:top w:w="0" w:type="dxa"/>
-            <w:bottom w:w="0" w:type="dxa"/>
-          </w:tblCellMar>
-        </w:tblPrEx>
         <w:tc>
           <w:tcPr>
             <w:tcW w:w="1115" w:type="dxa"/>
@@ -4851,9 +5402,19 @@
             <w:pPr>
               <w:spacing w:line="252" w:lineRule="auto"/>
             </w:pPr>
-            <w:r>
-              <w:t>Orden OC-000105 creada</w:t>
-            </w:r>
+            <w:proofErr w:type="spellStart"/>
+            <w:r>
+              <w:t>Orden</w:t>
+            </w:r>
+            <w:proofErr w:type="spellEnd"/>
+            <w:r>
+              <w:t xml:space="preserve"> OC-000105 </w:t>
+            </w:r>
+            <w:proofErr w:type="spellStart"/>
+            <w:r>
+              <w:t>creada</w:t>
+            </w:r>
+            <w:proofErr w:type="spellEnd"/>
           </w:p>
         </w:tc>
         <w:tc>
@@ -4877,19 +5438,15 @@
             <w:pPr>
               <w:spacing w:line="252" w:lineRule="auto"/>
             </w:pPr>
+            <w:proofErr w:type="spellStart"/>
             <w:r>
               <w:t>Aprobada</w:t>
             </w:r>
+            <w:proofErr w:type="spellEnd"/>
           </w:p>
         </w:tc>
       </w:tr>
       <w:tr>
-        <w:tblPrEx>
-          <w:tblCellMar>
-            <w:top w:w="0" w:type="dxa"/>
-            <w:bottom w:w="0" w:type="dxa"/>
-          </w:tblCellMar>
-        </w:tblPrEx>
         <w:tc>
           <w:tcPr>
             <w:tcW w:w="1115" w:type="dxa"/>
@@ -4944,13 +5501,7 @@
               <w:rPr>
                 <w:lang w:val="es-GT"/>
               </w:rPr>
-              <w:t>Formul</w:t>
-            </w:r>
-            <w:r>
-              <w:rPr>
-                <w:lang w:val="es-GT"/>
-              </w:rPr>
-              <w:t>ario de orden con subtotal e IVA</w:t>
+              <w:t>Formulario de orden con subtotal e IVA</w:t>
             </w:r>
           </w:p>
         </w:tc>
@@ -4975,9 +5526,27 @@
             <w:pPr>
               <w:spacing w:line="252" w:lineRule="auto"/>
             </w:pPr>
-            <w:r>
-              <w:t>Cálculo en pantalla</w:t>
-            </w:r>
+            <w:proofErr w:type="spellStart"/>
+            <w:r>
+              <w:t>Cálculo</w:t>
+            </w:r>
+            <w:proofErr w:type="spellEnd"/>
+            <w:r>
+              <w:t xml:space="preserve"> </w:t>
+            </w:r>
+            <w:proofErr w:type="spellStart"/>
+            <w:r>
+              <w:t>en</w:t>
+            </w:r>
+            <w:proofErr w:type="spellEnd"/>
+            <w:r>
+              <w:t xml:space="preserve"> </w:t>
+            </w:r>
+            <w:proofErr w:type="spellStart"/>
+            <w:r>
+              <w:t>pantalla</w:t>
+            </w:r>
+            <w:proofErr w:type="spellEnd"/>
           </w:p>
         </w:tc>
         <w:tc>
@@ -5001,9 +5570,19 @@
             <w:pPr>
               <w:spacing w:line="252" w:lineRule="auto"/>
             </w:pPr>
-            <w:r>
-              <w:t>Totales mostrados</w:t>
-            </w:r>
+            <w:proofErr w:type="spellStart"/>
+            <w:r>
+              <w:t>Totales</w:t>
+            </w:r>
+            <w:proofErr w:type="spellEnd"/>
+            <w:r>
+              <w:t xml:space="preserve"> </w:t>
+            </w:r>
+            <w:proofErr w:type="spellStart"/>
+            <w:r>
+              <w:t>mostrados</w:t>
+            </w:r>
+            <w:proofErr w:type="spellEnd"/>
           </w:p>
         </w:tc>
         <w:tc>
@@ -5027,19 +5606,15 @@
             <w:pPr>
               <w:spacing w:line="252" w:lineRule="auto"/>
             </w:pPr>
+            <w:proofErr w:type="spellStart"/>
             <w:r>
               <w:t>Aprobada</w:t>
             </w:r>
+            <w:proofErr w:type="spellEnd"/>
           </w:p>
         </w:tc>
       </w:tr>
       <w:tr>
-        <w:tblPrEx>
-          <w:tblCellMar>
-            <w:top w:w="0" w:type="dxa"/>
-            <w:bottom w:w="0" w:type="dxa"/>
-          </w:tblCellMar>
-        </w:tblPrEx>
         <w:tc>
           <w:tcPr>
             <w:tcW w:w="1115" w:type="dxa"/>
@@ -5119,9 +5694,19 @@
             <w:pPr>
               <w:spacing w:line="252" w:lineRule="auto"/>
             </w:pPr>
-            <w:r>
-              <w:t>Listado paginado</w:t>
-            </w:r>
+            <w:proofErr w:type="spellStart"/>
+            <w:r>
+              <w:t>Listado</w:t>
+            </w:r>
+            <w:proofErr w:type="spellEnd"/>
+            <w:r>
+              <w:t xml:space="preserve"> </w:t>
+            </w:r>
+            <w:proofErr w:type="spellStart"/>
+            <w:r>
+              <w:t>paginado</w:t>
+            </w:r>
+            <w:proofErr w:type="spellEnd"/>
           </w:p>
         </w:tc>
         <w:tc>
@@ -5145,9 +5730,19 @@
             <w:pPr>
               <w:spacing w:line="252" w:lineRule="auto"/>
             </w:pPr>
-            <w:r>
-              <w:t>Listado cargado</w:t>
-            </w:r>
+            <w:proofErr w:type="spellStart"/>
+            <w:r>
+              <w:t>Listado</w:t>
+            </w:r>
+            <w:proofErr w:type="spellEnd"/>
+            <w:r>
+              <w:t xml:space="preserve"> </w:t>
+            </w:r>
+            <w:proofErr w:type="spellStart"/>
+            <w:r>
+              <w:t>cargado</w:t>
+            </w:r>
+            <w:proofErr w:type="spellEnd"/>
           </w:p>
         </w:tc>
         <w:tc>
@@ -5171,19 +5766,15 @@
             <w:pPr>
               <w:spacing w:line="252" w:lineRule="auto"/>
             </w:pPr>
+            <w:proofErr w:type="spellStart"/>
             <w:r>
               <w:t>Aprobada</w:t>
             </w:r>
+            <w:proofErr w:type="spellEnd"/>
           </w:p>
         </w:tc>
       </w:tr>
       <w:tr>
-        <w:tblPrEx>
-          <w:tblCellMar>
-            <w:top w:w="0" w:type="dxa"/>
-            <w:bottom w:w="0" w:type="dxa"/>
-          </w:tblCellMar>
-        </w:tblPrEx>
         <w:tc>
           <w:tcPr>
             <w:tcW w:w="1115" w:type="dxa"/>
@@ -5231,8 +5822,37 @@
             <w:pPr>
               <w:spacing w:line="252" w:lineRule="auto"/>
             </w:pPr>
-            <w:r>
-              <w:t>Editar orden pendiente (cantidad 40 → 50)</w:t>
+            <w:proofErr w:type="spellStart"/>
+            <w:r>
+              <w:t>Editar</w:t>
+            </w:r>
+            <w:proofErr w:type="spellEnd"/>
+            <w:r>
+              <w:t xml:space="preserve"> </w:t>
+            </w:r>
+            <w:proofErr w:type="spellStart"/>
+            <w:r>
+              <w:t>orden</w:t>
+            </w:r>
+            <w:proofErr w:type="spellEnd"/>
+            <w:r>
+              <w:t xml:space="preserve"> </w:t>
+            </w:r>
+            <w:proofErr w:type="spellStart"/>
+            <w:r>
+              <w:t>pendiente</w:t>
+            </w:r>
+            <w:proofErr w:type="spellEnd"/>
+            <w:r>
+              <w:t xml:space="preserve"> (</w:t>
+            </w:r>
+            <w:proofErr w:type="spellStart"/>
+            <w:r>
+              <w:t>cantidad</w:t>
+            </w:r>
+            <w:proofErr w:type="spellEnd"/>
+            <w:r>
+              <w:t xml:space="preserve"> 40 → 50)</w:t>
             </w:r>
           </w:p>
         </w:tc>
@@ -5257,9 +5877,27 @@
             <w:pPr>
               <w:spacing w:line="252" w:lineRule="auto"/>
             </w:pPr>
-            <w:r>
-              <w:t>Cambio guardado con rowVersion</w:t>
-            </w:r>
+            <w:proofErr w:type="spellStart"/>
+            <w:r>
+              <w:t>Cambio</w:t>
+            </w:r>
+            <w:proofErr w:type="spellEnd"/>
+            <w:r>
+              <w:t xml:space="preserve"> </w:t>
+            </w:r>
+            <w:proofErr w:type="spellStart"/>
+            <w:r>
+              <w:t>guardado</w:t>
+            </w:r>
+            <w:proofErr w:type="spellEnd"/>
+            <w:r>
+              <w:t xml:space="preserve"> con </w:t>
+            </w:r>
+            <w:proofErr w:type="spellStart"/>
+            <w:r>
+              <w:t>rowVersion</w:t>
+            </w:r>
+            <w:proofErr w:type="spellEnd"/>
           </w:p>
         </w:tc>
         <w:tc>
@@ -5283,9 +5921,19 @@
             <w:pPr>
               <w:spacing w:line="252" w:lineRule="auto"/>
             </w:pPr>
-            <w:r>
-              <w:t>Orden actualizada</w:t>
-            </w:r>
+            <w:proofErr w:type="spellStart"/>
+            <w:r>
+              <w:t>Orden</w:t>
+            </w:r>
+            <w:proofErr w:type="spellEnd"/>
+            <w:r>
+              <w:t xml:space="preserve"> </w:t>
+            </w:r>
+            <w:proofErr w:type="spellStart"/>
+            <w:r>
+              <w:t>actualizada</w:t>
+            </w:r>
+            <w:proofErr w:type="spellEnd"/>
           </w:p>
         </w:tc>
         <w:tc>
@@ -5309,19 +5957,15 @@
             <w:pPr>
               <w:spacing w:line="252" w:lineRule="auto"/>
             </w:pPr>
+            <w:proofErr w:type="spellStart"/>
             <w:r>
               <w:t>Aprobada</w:t>
             </w:r>
+            <w:proofErr w:type="spellEnd"/>
           </w:p>
         </w:tc>
       </w:tr>
       <w:tr>
-        <w:tblPrEx>
-          <w:tblCellMar>
-            <w:top w:w="0" w:type="dxa"/>
-            <w:bottom w:w="0" w:type="dxa"/>
-          </w:tblCellMar>
-        </w:tblPrEx>
         <w:tc>
           <w:tcPr>
             <w:tcW w:w="1115" w:type="dxa"/>
@@ -5372,11 +6016,19 @@
                 <w:lang w:val="es-GT"/>
               </w:rPr>
             </w:pPr>
-            <w:r>
-              <w:rPr>
-                <w:lang w:val="es-GT"/>
-              </w:rPr>
-              <w:t>Login rol Gerente: órdenes esperando aprobación</w:t>
+            <w:proofErr w:type="spellStart"/>
+            <w:r>
+              <w:rPr>
+                <w:lang w:val="es-GT"/>
+              </w:rPr>
+              <w:t>Login</w:t>
+            </w:r>
+            <w:proofErr w:type="spellEnd"/>
+            <w:r>
+              <w:rPr>
+                <w:lang w:val="es-GT"/>
+              </w:rPr>
+              <w:t xml:space="preserve"> rol Gerente: órdenes esperando aprobación</w:t>
             </w:r>
           </w:p>
         </w:tc>
@@ -5402,8 +6054,13 @@
               <w:spacing w:line="252" w:lineRule="auto"/>
             </w:pPr>
             <w:r>
-              <w:t>Cola de aprobación</w:t>
-            </w:r>
+              <w:t xml:space="preserve">Cola de </w:t>
+            </w:r>
+            <w:proofErr w:type="spellStart"/>
+            <w:r>
+              <w:t>aprobación</w:t>
+            </w:r>
+            <w:proofErr w:type="spellEnd"/>
           </w:p>
         </w:tc>
         <w:tc>
@@ -5427,9 +6084,19 @@
             <w:pPr>
               <w:spacing w:line="252" w:lineRule="auto"/>
             </w:pPr>
-            <w:r>
-              <w:t>Inicio cargado</w:t>
-            </w:r>
+            <w:proofErr w:type="spellStart"/>
+            <w:r>
+              <w:t>Inicio</w:t>
+            </w:r>
+            <w:proofErr w:type="spellEnd"/>
+            <w:r>
+              <w:t xml:space="preserve"> </w:t>
+            </w:r>
+            <w:proofErr w:type="spellStart"/>
+            <w:r>
+              <w:t>cargado</w:t>
+            </w:r>
+            <w:proofErr w:type="spellEnd"/>
           </w:p>
         </w:tc>
         <w:tc>
@@ -5453,19 +6120,15 @@
             <w:pPr>
               <w:spacing w:line="252" w:lineRule="auto"/>
             </w:pPr>
+            <w:proofErr w:type="spellStart"/>
             <w:r>
               <w:t>Aprobada</w:t>
             </w:r>
+            <w:proofErr w:type="spellEnd"/>
           </w:p>
         </w:tc>
       </w:tr>
       <w:tr>
-        <w:tblPrEx>
-          <w:tblCellMar>
-            <w:top w:w="0" w:type="dxa"/>
-            <w:bottom w:w="0" w:type="dxa"/>
-          </w:tblCellMar>
-        </w:tblPrEx>
         <w:tc>
           <w:tcPr>
             <w:tcW w:w="1115" w:type="dxa"/>
@@ -5546,8 +6209,21 @@
               <w:spacing w:line="252" w:lineRule="auto"/>
             </w:pPr>
             <w:r>
-              <w:t>Estado Aprobada + historial</w:t>
-            </w:r>
+              <w:t xml:space="preserve">Estado </w:t>
+            </w:r>
+            <w:proofErr w:type="spellStart"/>
+            <w:r>
+              <w:t>Aprobada</w:t>
+            </w:r>
+            <w:proofErr w:type="spellEnd"/>
+            <w:r>
+              <w:t xml:space="preserve"> + </w:t>
+            </w:r>
+            <w:proofErr w:type="spellStart"/>
+            <w:r>
+              <w:t>historial</w:t>
+            </w:r>
+            <w:proofErr w:type="spellEnd"/>
           </w:p>
         </w:tc>
         <w:tc>
@@ -5571,9 +6247,11 @@
             <w:pPr>
               <w:spacing w:line="252" w:lineRule="auto"/>
             </w:pPr>
+            <w:proofErr w:type="spellStart"/>
             <w:r>
               <w:t>Aprobada</w:t>
             </w:r>
+            <w:proofErr w:type="spellEnd"/>
           </w:p>
         </w:tc>
         <w:tc>
@@ -5597,19 +6275,15 @@
             <w:pPr>
               <w:spacing w:line="252" w:lineRule="auto"/>
             </w:pPr>
+            <w:proofErr w:type="spellStart"/>
             <w:r>
               <w:t>Aprobada</w:t>
             </w:r>
+            <w:proofErr w:type="spellEnd"/>
           </w:p>
         </w:tc>
       </w:tr>
       <w:tr>
-        <w:tblPrEx>
-          <w:tblCellMar>
-            <w:top w:w="0" w:type="dxa"/>
-            <w:bottom w:w="0" w:type="dxa"/>
-          </w:tblCellMar>
-        </w:tblPrEx>
         <w:tc>
           <w:tcPr>
             <w:tcW w:w="1115" w:type="dxa"/>
@@ -5657,9 +6331,19 @@
             <w:pPr>
               <w:spacing w:line="252" w:lineRule="auto"/>
             </w:pPr>
-            <w:r>
-              <w:t>Confirmación antes de aprobar</w:t>
-            </w:r>
+            <w:proofErr w:type="spellStart"/>
+            <w:r>
+              <w:t>Confirmación</w:t>
+            </w:r>
+            <w:proofErr w:type="spellEnd"/>
+            <w:r>
+              <w:t xml:space="preserve"> antes de </w:t>
+            </w:r>
+            <w:proofErr w:type="spellStart"/>
+            <w:r>
+              <w:t>aprobar</w:t>
+            </w:r>
+            <w:proofErr w:type="spellEnd"/>
           </w:p>
         </w:tc>
         <w:tc>
@@ -5683,9 +6367,19 @@
             <w:pPr>
               <w:spacing w:line="252" w:lineRule="auto"/>
             </w:pPr>
-            <w:r>
-              <w:t>Ventana de confirmación</w:t>
-            </w:r>
+            <w:proofErr w:type="spellStart"/>
+            <w:r>
+              <w:t>Ventana</w:t>
+            </w:r>
+            <w:proofErr w:type="spellEnd"/>
+            <w:r>
+              <w:t xml:space="preserve"> de </w:t>
+            </w:r>
+            <w:proofErr w:type="spellStart"/>
+            <w:r>
+              <w:t>confirmación</w:t>
+            </w:r>
+            <w:proofErr w:type="spellEnd"/>
           </w:p>
         </w:tc>
         <w:tc>
@@ -5709,9 +6403,11 @@
             <w:pPr>
               <w:spacing w:line="252" w:lineRule="auto"/>
             </w:pPr>
+            <w:proofErr w:type="spellStart"/>
             <w:r>
               <w:t>Mostrada</w:t>
             </w:r>
+            <w:proofErr w:type="spellEnd"/>
           </w:p>
         </w:tc>
         <w:tc>
@@ -5735,19 +6431,15 @@
             <w:pPr>
               <w:spacing w:line="252" w:lineRule="auto"/>
             </w:pPr>
+            <w:proofErr w:type="spellStart"/>
             <w:r>
               <w:t>Aprobada</w:t>
             </w:r>
+            <w:proofErr w:type="spellEnd"/>
           </w:p>
         </w:tc>
       </w:tr>
       <w:tr>
-        <w:tblPrEx>
-          <w:tblCellMar>
-            <w:top w:w="0" w:type="dxa"/>
-            <w:bottom w:w="0" w:type="dxa"/>
-          </w:tblCellMar>
-        </w:tblPrEx>
         <w:tc>
           <w:tcPr>
             <w:tcW w:w="1115" w:type="dxa"/>
@@ -5860,7 +6552,15 @@
               <w:spacing w:line="252" w:lineRule="auto"/>
             </w:pPr>
             <w:r>
-              <w:t>Enlaces de finanzas: 0</w:t>
+              <w:t xml:space="preserve">Enlaces de </w:t>
+            </w:r>
+            <w:proofErr w:type="spellStart"/>
+            <w:r>
+              <w:t>finanzas</w:t>
+            </w:r>
+            <w:proofErr w:type="spellEnd"/>
+            <w:r>
+              <w:t>: 0</w:t>
             </w:r>
           </w:p>
         </w:tc>
@@ -5885,19 +6585,15 @@
             <w:pPr>
               <w:spacing w:line="252" w:lineRule="auto"/>
             </w:pPr>
+            <w:proofErr w:type="spellStart"/>
             <w:r>
               <w:t>Aprobada</w:t>
             </w:r>
+            <w:proofErr w:type="spellEnd"/>
           </w:p>
         </w:tc>
       </w:tr>
       <w:tr>
-        <w:tblPrEx>
-          <w:tblCellMar>
-            <w:top w:w="0" w:type="dxa"/>
-            <w:bottom w:w="0" w:type="dxa"/>
-          </w:tblCellMar>
-        </w:tblPrEx>
         <w:tc>
           <w:tcPr>
             <w:tcW w:w="1115" w:type="dxa"/>
@@ -6016,7 +6712,15 @@
               <w:t xml:space="preserve">El número de factura del proveedor es obligatorio. </w:t>
             </w:r>
             <w:r>
-              <w:t>| Máximo 50.</w:t>
+              <w:t xml:space="preserve">| </w:t>
+            </w:r>
+            <w:proofErr w:type="spellStart"/>
+            <w:r>
+              <w:t>Máximo</w:t>
+            </w:r>
+            <w:proofErr w:type="spellEnd"/>
+            <w:r>
+              <w:t xml:space="preserve"> 50.</w:t>
             </w:r>
           </w:p>
         </w:tc>
@@ -6041,19 +6745,15 @@
             <w:pPr>
               <w:spacing w:line="252" w:lineRule="auto"/>
             </w:pPr>
+            <w:proofErr w:type="spellStart"/>
             <w:r>
               <w:t>Aprobada</w:t>
             </w:r>
+            <w:proofErr w:type="spellEnd"/>
           </w:p>
         </w:tc>
       </w:tr>
       <w:tr>
-        <w:tblPrEx>
-          <w:tblCellMar>
-            <w:top w:w="0" w:type="dxa"/>
-            <w:bottom w:w="0" w:type="dxa"/>
-          </w:tblCellMar>
-        </w:tblPrEx>
         <w:tc>
           <w:tcPr>
             <w:tcW w:w="1115" w:type="dxa"/>
@@ -6101,9 +6801,35 @@
             <w:pPr>
               <w:spacing w:line="252" w:lineRule="auto"/>
             </w:pPr>
-            <w:r>
-              <w:t>Proceso integrado: recepción parcial</w:t>
-            </w:r>
+            <w:proofErr w:type="spellStart"/>
+            <w:r>
+              <w:t>Proceso</w:t>
+            </w:r>
+            <w:proofErr w:type="spellEnd"/>
+            <w:r>
+              <w:t xml:space="preserve"> </w:t>
+            </w:r>
+            <w:proofErr w:type="spellStart"/>
+            <w:r>
+              <w:t>integrado</w:t>
+            </w:r>
+            <w:proofErr w:type="spellEnd"/>
+            <w:r>
+              <w:t xml:space="preserve">: </w:t>
+            </w:r>
+            <w:proofErr w:type="spellStart"/>
+            <w:r>
+              <w:t>recepción</w:t>
+            </w:r>
+            <w:proofErr w:type="spellEnd"/>
+            <w:r>
+              <w:t xml:space="preserve"> </w:t>
+            </w:r>
+            <w:proofErr w:type="spellStart"/>
+            <w:r>
+              <w:t>parcial</w:t>
+            </w:r>
+            <w:proofErr w:type="spellEnd"/>
           </w:p>
         </w:tc>
         <w:tc>
@@ -6191,19 +6917,15 @@
             <w:pPr>
               <w:spacing w:line="252" w:lineRule="auto"/>
             </w:pPr>
+            <w:proofErr w:type="spellStart"/>
             <w:r>
               <w:t>Aprobada</w:t>
             </w:r>
+            <w:proofErr w:type="spellEnd"/>
           </w:p>
         </w:tc>
       </w:tr>
       <w:tr>
-        <w:tblPrEx>
-          <w:tblCellMar>
-            <w:top w:w="0" w:type="dxa"/>
-            <w:bottom w:w="0" w:type="dxa"/>
-          </w:tblCellMar>
-        </w:tblPrEx>
         <w:tc>
           <w:tcPr>
             <w:tcW w:w="1115" w:type="dxa"/>
@@ -6284,9 +7006,19 @@
             <w:pPr>
               <w:spacing w:line="252" w:lineRule="auto"/>
             </w:pPr>
-            <w:r>
-              <w:t>Datos completos</w:t>
-            </w:r>
+            <w:proofErr w:type="spellStart"/>
+            <w:r>
+              <w:t>Datos</w:t>
+            </w:r>
+            <w:proofErr w:type="spellEnd"/>
+            <w:r>
+              <w:t xml:space="preserve"> </w:t>
+            </w:r>
+            <w:proofErr w:type="spellStart"/>
+            <w:r>
+              <w:t>completos</w:t>
+            </w:r>
+            <w:proofErr w:type="spellEnd"/>
           </w:p>
         </w:tc>
         <w:tc>
@@ -6310,9 +7042,11 @@
             <w:pPr>
               <w:spacing w:line="252" w:lineRule="auto"/>
             </w:pPr>
+            <w:proofErr w:type="spellStart"/>
             <w:r>
               <w:t>Enviado</w:t>
             </w:r>
+            <w:proofErr w:type="spellEnd"/>
           </w:p>
         </w:tc>
         <w:tc>
@@ -6336,19 +7070,15 @@
             <w:pPr>
               <w:spacing w:line="252" w:lineRule="auto"/>
             </w:pPr>
+            <w:proofErr w:type="spellStart"/>
             <w:r>
               <w:t>Aprobada</w:t>
             </w:r>
+            <w:proofErr w:type="spellEnd"/>
           </w:p>
         </w:tc>
       </w:tr>
       <w:tr>
-        <w:tblPrEx>
-          <w:tblCellMar>
-            <w:top w:w="0" w:type="dxa"/>
-            <w:bottom w:w="0" w:type="dxa"/>
-          </w:tblCellMar>
-        </w:tblPrEx>
         <w:tc>
           <w:tcPr>
             <w:tcW w:w="1115" w:type="dxa"/>
@@ -6429,8 +7159,13 @@
               <w:spacing w:line="252" w:lineRule="auto"/>
             </w:pPr>
             <w:r>
-              <w:t>Estado Parcial</w:t>
-            </w:r>
+              <w:t xml:space="preserve">Estado </w:t>
+            </w:r>
+            <w:proofErr w:type="spellStart"/>
+            <w:r>
+              <w:t>Parcial</w:t>
+            </w:r>
+            <w:proofErr w:type="spellEnd"/>
           </w:p>
         </w:tc>
         <w:tc>
@@ -6486,19 +7221,15 @@
             <w:pPr>
               <w:spacing w:line="252" w:lineRule="auto"/>
             </w:pPr>
+            <w:proofErr w:type="spellStart"/>
             <w:r>
               <w:t>Aprobada</w:t>
             </w:r>
+            <w:proofErr w:type="spellEnd"/>
           </w:p>
         </w:tc>
       </w:tr>
       <w:tr>
-        <w:tblPrEx>
-          <w:tblCellMar>
-            <w:top w:w="0" w:type="dxa"/>
-            <w:bottom w:w="0" w:type="dxa"/>
-          </w:tblCellMar>
-        </w:tblPrEx>
         <w:tc>
           <w:tcPr>
             <w:tcW w:w="1115" w:type="dxa"/>
@@ -6546,9 +7277,27 @@
             <w:pPr>
               <w:spacing w:line="252" w:lineRule="auto"/>
             </w:pPr>
-            <w:r>
-              <w:t>Consultar recepciones con cumplimiento</w:t>
-            </w:r>
+            <w:proofErr w:type="spellStart"/>
+            <w:r>
+              <w:t>Consultar</w:t>
+            </w:r>
+            <w:proofErr w:type="spellEnd"/>
+            <w:r>
+              <w:t xml:space="preserve"> </w:t>
+            </w:r>
+            <w:proofErr w:type="spellStart"/>
+            <w:r>
+              <w:t>recepciones</w:t>
+            </w:r>
+            <w:proofErr w:type="spellEnd"/>
+            <w:r>
+              <w:t xml:space="preserve"> con </w:t>
+            </w:r>
+            <w:proofErr w:type="spellStart"/>
+            <w:r>
+              <w:t>cumplimiento</w:t>
+            </w:r>
+            <w:proofErr w:type="spellEnd"/>
           </w:p>
         </w:tc>
         <w:tc>
@@ -6572,9 +7321,11 @@
             <w:pPr>
               <w:spacing w:line="252" w:lineRule="auto"/>
             </w:pPr>
+            <w:proofErr w:type="spellStart"/>
             <w:r>
               <w:t>Listado</w:t>
             </w:r>
+            <w:proofErr w:type="spellEnd"/>
           </w:p>
         </w:tc>
         <w:tc>
@@ -6598,9 +7349,19 @@
             <w:pPr>
               <w:spacing w:line="252" w:lineRule="auto"/>
             </w:pPr>
-            <w:r>
-              <w:t>Listado cargado</w:t>
-            </w:r>
+            <w:proofErr w:type="spellStart"/>
+            <w:r>
+              <w:t>Listado</w:t>
+            </w:r>
+            <w:proofErr w:type="spellEnd"/>
+            <w:r>
+              <w:t xml:space="preserve"> </w:t>
+            </w:r>
+            <w:proofErr w:type="spellStart"/>
+            <w:r>
+              <w:t>cargado</w:t>
+            </w:r>
+            <w:proofErr w:type="spellEnd"/>
           </w:p>
         </w:tc>
         <w:tc>
@@ -6624,19 +7385,15 @@
             <w:pPr>
               <w:spacing w:line="252" w:lineRule="auto"/>
             </w:pPr>
+            <w:proofErr w:type="spellStart"/>
             <w:r>
               <w:t>Aprobada</w:t>
             </w:r>
+            <w:proofErr w:type="spellEnd"/>
           </w:p>
         </w:tc>
       </w:tr>
       <w:tr>
-        <w:tblPrEx>
-          <w:tblCellMar>
-            <w:top w:w="0" w:type="dxa"/>
-            <w:bottom w:w="0" w:type="dxa"/>
-          </w:tblCellMar>
-        </w:tblPrEx>
         <w:tc>
           <w:tcPr>
             <w:tcW w:w="1115" w:type="dxa"/>
@@ -6685,8 +7442,21 @@
               <w:spacing w:line="252" w:lineRule="auto"/>
             </w:pPr>
             <w:r>
-              <w:t>Login rol Tesorería</w:t>
-            </w:r>
+              <w:t xml:space="preserve">Login </w:t>
+            </w:r>
+            <w:proofErr w:type="spellStart"/>
+            <w:r>
+              <w:t>rol</w:t>
+            </w:r>
+            <w:proofErr w:type="spellEnd"/>
+            <w:r>
+              <w:t xml:space="preserve"> </w:t>
+            </w:r>
+            <w:proofErr w:type="spellStart"/>
+            <w:r>
+              <w:t>Tesorería</w:t>
+            </w:r>
+            <w:proofErr w:type="spellEnd"/>
           </w:p>
         </w:tc>
         <w:tc>
@@ -6710,9 +7480,27 @@
             <w:pPr>
               <w:spacing w:line="252" w:lineRule="auto"/>
             </w:pPr>
-            <w:r>
-              <w:t>Cuentas vencidas y pagos</w:t>
-            </w:r>
+            <w:proofErr w:type="spellStart"/>
+            <w:r>
+              <w:t>Cuentas</w:t>
+            </w:r>
+            <w:proofErr w:type="spellEnd"/>
+            <w:r>
+              <w:t xml:space="preserve"> </w:t>
+            </w:r>
+            <w:proofErr w:type="spellStart"/>
+            <w:r>
+              <w:t>vencidas</w:t>
+            </w:r>
+            <w:proofErr w:type="spellEnd"/>
+            <w:r>
+              <w:t xml:space="preserve"> y </w:t>
+            </w:r>
+            <w:proofErr w:type="spellStart"/>
+            <w:r>
+              <w:t>pagos</w:t>
+            </w:r>
+            <w:proofErr w:type="spellEnd"/>
           </w:p>
         </w:tc>
         <w:tc>
@@ -6736,9 +7524,19 @@
             <w:pPr>
               <w:spacing w:line="252" w:lineRule="auto"/>
             </w:pPr>
-            <w:r>
-              <w:t>Inicio cargado</w:t>
-            </w:r>
+            <w:proofErr w:type="spellStart"/>
+            <w:r>
+              <w:t>Inicio</w:t>
+            </w:r>
+            <w:proofErr w:type="spellEnd"/>
+            <w:r>
+              <w:t xml:space="preserve"> </w:t>
+            </w:r>
+            <w:proofErr w:type="spellStart"/>
+            <w:r>
+              <w:t>cargado</w:t>
+            </w:r>
+            <w:proofErr w:type="spellEnd"/>
           </w:p>
         </w:tc>
         <w:tc>
@@ -6762,19 +7560,15 @@
             <w:pPr>
               <w:spacing w:line="252" w:lineRule="auto"/>
             </w:pPr>
+            <w:proofErr w:type="spellStart"/>
             <w:r>
               <w:t>Aprobada</w:t>
             </w:r>
+            <w:proofErr w:type="spellEnd"/>
           </w:p>
         </w:tc>
       </w:tr>
       <w:tr>
-        <w:tblPrEx>
-          <w:tblCellMar>
-            <w:top w:w="0" w:type="dxa"/>
-            <w:bottom w:w="0" w:type="dxa"/>
-          </w:tblCellMar>
-        </w:tblPrEx>
         <w:tc>
           <w:tcPr>
             <w:tcW w:w="1115" w:type="dxa"/>
@@ -6918,19 +7712,15 @@
             <w:pPr>
               <w:spacing w:line="252" w:lineRule="auto"/>
             </w:pPr>
+            <w:proofErr w:type="spellStart"/>
             <w:r>
               <w:t>Aprobada</w:t>
             </w:r>
+            <w:proofErr w:type="spellEnd"/>
           </w:p>
         </w:tc>
       </w:tr>
       <w:tr>
-        <w:tblPrEx>
-          <w:tblCellMar>
-            <w:top w:w="0" w:type="dxa"/>
-            <w:bottom w:w="0" w:type="dxa"/>
-          </w:tblCellMar>
-        </w:tblPrEx>
         <w:tc>
           <w:tcPr>
             <w:tcW w:w="1115" w:type="dxa"/>
@@ -7042,9 +7832,11 @@
             <w:pPr>
               <w:spacing w:line="252" w:lineRule="auto"/>
             </w:pPr>
+            <w:proofErr w:type="spellStart"/>
             <w:r>
               <w:t>Mostrado</w:t>
             </w:r>
+            <w:proofErr w:type="spellEnd"/>
           </w:p>
         </w:tc>
         <w:tc>
@@ -7068,19 +7860,15 @@
             <w:pPr>
               <w:spacing w:line="252" w:lineRule="auto"/>
             </w:pPr>
+            <w:proofErr w:type="spellStart"/>
             <w:r>
               <w:t>Aprobada</w:t>
             </w:r>
+            <w:proofErr w:type="spellEnd"/>
           </w:p>
         </w:tc>
       </w:tr>
       <w:tr>
-        <w:tblPrEx>
-          <w:tblCellMar>
-            <w:top w:w="0" w:type="dxa"/>
-            <w:bottom w:w="0" w:type="dxa"/>
-          </w:tblCellMar>
-        </w:tblPrEx>
         <w:tc>
           <w:tcPr>
             <w:tcW w:w="1115" w:type="dxa"/>
@@ -7224,19 +8012,15 @@
             <w:pPr>
               <w:spacing w:line="252" w:lineRule="auto"/>
             </w:pPr>
+            <w:proofErr w:type="spellStart"/>
             <w:r>
               <w:t>Aprobada</w:t>
             </w:r>
+            <w:proofErr w:type="spellEnd"/>
           </w:p>
         </w:tc>
       </w:tr>
       <w:tr>
-        <w:tblPrEx>
-          <w:tblCellMar>
-            <w:top w:w="0" w:type="dxa"/>
-            <w:bottom w:w="0" w:type="dxa"/>
-          </w:tblCellMar>
-        </w:tblPrEx>
         <w:tc>
           <w:tcPr>
             <w:tcW w:w="1115" w:type="dxa"/>
@@ -7317,8 +8101,29 @@
               <w:spacing w:line="252" w:lineRule="auto"/>
             </w:pPr>
             <w:r>
-              <w:t>No permite; mensaje claro</w:t>
-            </w:r>
+              <w:t xml:space="preserve">No </w:t>
+            </w:r>
+            <w:proofErr w:type="spellStart"/>
+            <w:r>
+              <w:t>permite</w:t>
+            </w:r>
+            <w:proofErr w:type="spellEnd"/>
+            <w:r>
+              <w:t xml:space="preserve">; </w:t>
+            </w:r>
+            <w:proofErr w:type="spellStart"/>
+            <w:r>
+              <w:t>mensaje</w:t>
+            </w:r>
+            <w:proofErr w:type="spellEnd"/>
+            <w:r>
+              <w:t xml:space="preserve"> </w:t>
+            </w:r>
+            <w:proofErr w:type="spellStart"/>
+            <w:r>
+              <w:t>claro</w:t>
+            </w:r>
+            <w:proofErr w:type="spellEnd"/>
           </w:p>
         </w:tc>
         <w:tc>
@@ -7374,19 +8179,15 @@
             <w:pPr>
               <w:spacing w:line="252" w:lineRule="auto"/>
             </w:pPr>
+            <w:proofErr w:type="spellStart"/>
             <w:r>
               <w:t>Aprobada</w:t>
             </w:r>
+            <w:proofErr w:type="spellEnd"/>
           </w:p>
         </w:tc>
       </w:tr>
       <w:tr>
-        <w:tblPrEx>
-          <w:tblCellMar>
-            <w:top w:w="0" w:type="dxa"/>
-            <w:bottom w:w="0" w:type="dxa"/>
-          </w:tblCellMar>
-        </w:tblPrEx>
         <w:tc>
           <w:tcPr>
             <w:tcW w:w="1115" w:type="dxa"/>
@@ -7434,9 +8235,35 @@
             <w:pPr>
               <w:spacing w:line="252" w:lineRule="auto"/>
             </w:pPr>
-            <w:r>
-              <w:t>Consultar cuentas por pagar</w:t>
-            </w:r>
+            <w:proofErr w:type="spellStart"/>
+            <w:r>
+              <w:t>Consultar</w:t>
+            </w:r>
+            <w:proofErr w:type="spellEnd"/>
+            <w:r>
+              <w:t xml:space="preserve"> </w:t>
+            </w:r>
+            <w:proofErr w:type="spellStart"/>
+            <w:r>
+              <w:t>cuentas</w:t>
+            </w:r>
+            <w:proofErr w:type="spellEnd"/>
+            <w:r>
+              <w:t xml:space="preserve"> </w:t>
+            </w:r>
+            <w:proofErr w:type="spellStart"/>
+            <w:r>
+              <w:t>por</w:t>
+            </w:r>
+            <w:proofErr w:type="spellEnd"/>
+            <w:r>
+              <w:t xml:space="preserve"> </w:t>
+            </w:r>
+            <w:proofErr w:type="spellStart"/>
+            <w:r>
+              <w:t>pagar</w:t>
+            </w:r>
+            <w:proofErr w:type="spellEnd"/>
           </w:p>
         </w:tc>
         <w:tc>
@@ -7492,9 +8319,19 @@
             <w:pPr>
               <w:spacing w:line="252" w:lineRule="auto"/>
             </w:pPr>
-            <w:r>
-              <w:t>Listado cargado</w:t>
-            </w:r>
+            <w:proofErr w:type="spellStart"/>
+            <w:r>
+              <w:t>Listado</w:t>
+            </w:r>
+            <w:proofErr w:type="spellEnd"/>
+            <w:r>
+              <w:t xml:space="preserve"> </w:t>
+            </w:r>
+            <w:proofErr w:type="spellStart"/>
+            <w:r>
+              <w:t>cargado</w:t>
+            </w:r>
+            <w:proofErr w:type="spellEnd"/>
           </w:p>
         </w:tc>
         <w:tc>
@@ -7518,19 +8355,15 @@
             <w:pPr>
               <w:spacing w:line="252" w:lineRule="auto"/>
             </w:pPr>
+            <w:proofErr w:type="spellStart"/>
             <w:r>
               <w:t>Aprobada</w:t>
             </w:r>
+            <w:proofErr w:type="spellEnd"/>
           </w:p>
         </w:tc>
       </w:tr>
       <w:tr>
-        <w:tblPrEx>
-          <w:tblCellMar>
-            <w:top w:w="0" w:type="dxa"/>
-            <w:bottom w:w="0" w:type="dxa"/>
-          </w:tblCellMar>
-        </w:tblPrEx>
         <w:tc>
           <w:tcPr>
             <w:tcW w:w="1115" w:type="dxa"/>
@@ -7610,8 +8443,29 @@
             <w:pPr>
               <w:spacing w:line="252" w:lineRule="auto"/>
             </w:pPr>
-            <w:r>
-              <w:t>Rechazo 409 (segregación de funciones)</w:t>
+            <w:proofErr w:type="spellStart"/>
+            <w:r>
+              <w:t>Rechazo</w:t>
+            </w:r>
+            <w:proofErr w:type="spellEnd"/>
+            <w:r>
+              <w:t xml:space="preserve"> 409 (</w:t>
+            </w:r>
+            <w:proofErr w:type="spellStart"/>
+            <w:r>
+              <w:t>segregación</w:t>
+            </w:r>
+            <w:proofErr w:type="spellEnd"/>
+            <w:r>
+              <w:t xml:space="preserve"> de </w:t>
+            </w:r>
+            <w:proofErr w:type="spellStart"/>
+            <w:r>
+              <w:t>funciones</w:t>
+            </w:r>
+            <w:proofErr w:type="spellEnd"/>
+            <w:r>
+              <w:t>)</w:t>
             </w:r>
           </w:p>
         </w:tc>
@@ -7668,19 +8522,15 @@
             <w:pPr>
               <w:spacing w:line="252" w:lineRule="auto"/>
             </w:pPr>
+            <w:proofErr w:type="spellStart"/>
             <w:r>
               <w:t>Aprobada</w:t>
             </w:r>
+            <w:proofErr w:type="spellEnd"/>
           </w:p>
         </w:tc>
       </w:tr>
       <w:tr>
-        <w:tblPrEx>
-          <w:tblCellMar>
-            <w:top w:w="0" w:type="dxa"/>
-            <w:bottom w:w="0" w:type="dxa"/>
-          </w:tblCellMar>
-        </w:tblPrEx>
         <w:tc>
           <w:tcPr>
             <w:tcW w:w="1115" w:type="dxa"/>
@@ -7761,8 +8611,13 @@
               <w:spacing w:line="252" w:lineRule="auto"/>
             </w:pPr>
             <w:r>
-              <w:t>No permite</w:t>
-            </w:r>
+              <w:t xml:space="preserve">No </w:t>
+            </w:r>
+            <w:proofErr w:type="spellStart"/>
+            <w:r>
+              <w:t>permite</w:t>
+            </w:r>
+            <w:proofErr w:type="spellEnd"/>
           </w:p>
         </w:tc>
         <w:tc>
@@ -7818,19 +8673,15 @@
             <w:pPr>
               <w:spacing w:line="252" w:lineRule="auto"/>
             </w:pPr>
+            <w:proofErr w:type="spellStart"/>
             <w:r>
               <w:t>Aprobada</w:t>
             </w:r>
+            <w:proofErr w:type="spellEnd"/>
           </w:p>
         </w:tc>
       </w:tr>
       <w:tr>
-        <w:tblPrEx>
-          <w:tblCellMar>
-            <w:top w:w="0" w:type="dxa"/>
-            <w:bottom w:w="0" w:type="dxa"/>
-          </w:tblCellMar>
-        </w:tblPrEx>
         <w:tc>
           <w:tcPr>
             <w:tcW w:w="1115" w:type="dxa"/>
@@ -7942,9 +8793,11 @@
             <w:pPr>
               <w:spacing w:line="252" w:lineRule="auto"/>
             </w:pPr>
+            <w:proofErr w:type="spellStart"/>
             <w:r>
               <w:t>Anulada</w:t>
             </w:r>
+            <w:proofErr w:type="spellEnd"/>
           </w:p>
         </w:tc>
         <w:tc>
@@ -7968,19 +8821,15 @@
             <w:pPr>
               <w:spacing w:line="252" w:lineRule="auto"/>
             </w:pPr>
+            <w:proofErr w:type="spellStart"/>
             <w:r>
               <w:t>Aprobada</w:t>
             </w:r>
+            <w:proofErr w:type="spellEnd"/>
           </w:p>
         </w:tc>
       </w:tr>
       <w:tr>
-        <w:tblPrEx>
-          <w:tblCellMar>
-            <w:top w:w="0" w:type="dxa"/>
-            <w:bottom w:w="0" w:type="dxa"/>
-          </w:tblCellMar>
-        </w:tblPrEx>
         <w:tc>
           <w:tcPr>
             <w:tcW w:w="1115" w:type="dxa"/>
@@ -8106,13 +8955,7 @@
                 <w:lang w:val="es-GT"/>
               </w:rPr>
               <w:lastRenderedPageBreak/>
-              <w:t xml:space="preserve">órdenes de </w:t>
-            </w:r>
-            <w:r>
-              <w:rPr>
-                <w:lang w:val="es-GT"/>
-              </w:rPr>
-              <w:t>compra abiertas (Pendiente, Aprobada o Parcial).</w:t>
+              <w:t>órdenes de compra abiertas (Pendiente, Aprobada o Parcial).</w:t>
             </w:r>
           </w:p>
         </w:tc>
@@ -8137,20 +8980,16 @@
             <w:pPr>
               <w:spacing w:line="252" w:lineRule="auto"/>
             </w:pPr>
+            <w:proofErr w:type="spellStart"/>
             <w:r>
               <w:lastRenderedPageBreak/>
               <w:t>Aprobada</w:t>
             </w:r>
+            <w:proofErr w:type="spellEnd"/>
           </w:p>
         </w:tc>
       </w:tr>
       <w:tr>
-        <w:tblPrEx>
-          <w:tblCellMar>
-            <w:top w:w="0" w:type="dxa"/>
-            <w:bottom w:w="0" w:type="dxa"/>
-          </w:tblCellMar>
-        </w:tblPrEx>
         <w:tc>
           <w:tcPr>
             <w:tcW w:w="1115" w:type="dxa"/>
@@ -8174,8 +9013,13 @@
             </w:pPr>
             <w:r>
               <w:lastRenderedPageBreak/>
-              <w:t>REP-compras</w:t>
-            </w:r>
+              <w:t>REP-</w:t>
+            </w:r>
+            <w:proofErr w:type="spellStart"/>
+            <w:r>
+              <w:t>compras</w:t>
+            </w:r>
+            <w:proofErr w:type="spellEnd"/>
           </w:p>
         </w:tc>
         <w:tc>
@@ -8264,8 +9108,21 @@
               <w:spacing w:line="252" w:lineRule="auto"/>
             </w:pPr>
             <w:r>
-              <w:t>2 tabla(s) generadas</w:t>
-            </w:r>
+              <w:t xml:space="preserve">2 </w:t>
+            </w:r>
+            <w:proofErr w:type="spellStart"/>
+            <w:r>
+              <w:t>tabla</w:t>
+            </w:r>
+            <w:proofErr w:type="spellEnd"/>
+            <w:r>
+              <w:t xml:space="preserve">(s) </w:t>
+            </w:r>
+            <w:proofErr w:type="spellStart"/>
+            <w:r>
+              <w:t>generadas</w:t>
+            </w:r>
+            <w:proofErr w:type="spellEnd"/>
           </w:p>
         </w:tc>
         <w:tc>
@@ -8289,19 +9146,15 @@
             <w:pPr>
               <w:spacing w:line="252" w:lineRule="auto"/>
             </w:pPr>
+            <w:proofErr w:type="spellStart"/>
             <w:r>
               <w:t>Aprobada</w:t>
             </w:r>
+            <w:proofErr w:type="spellEnd"/>
           </w:p>
         </w:tc>
       </w:tr>
       <w:tr>
-        <w:tblPrEx>
-          <w:tblCellMar>
-            <w:top w:w="0" w:type="dxa"/>
-            <w:bottom w:w="0" w:type="dxa"/>
-          </w:tblCellMar>
-        </w:tblPrEx>
         <w:tc>
           <w:tcPr>
             <w:tcW w:w="1115" w:type="dxa"/>
@@ -8324,8 +9177,13 @@
               <w:spacing w:line="252" w:lineRule="auto"/>
             </w:pPr>
             <w:r>
-              <w:t>REP-cumplimiento</w:t>
-            </w:r>
+              <w:t>REP-</w:t>
+            </w:r>
+            <w:proofErr w:type="spellStart"/>
+            <w:r>
+              <w:t>cumplimiento</w:t>
+            </w:r>
+            <w:proofErr w:type="spellEnd"/>
           </w:p>
         </w:tc>
         <w:tc>
@@ -8349,9 +9207,35 @@
             <w:pPr>
               <w:spacing w:line="252" w:lineRule="auto"/>
             </w:pPr>
-            <w:r>
-              <w:t>Reporte: reporte cumplimiento entregas</w:t>
-            </w:r>
+            <w:proofErr w:type="spellStart"/>
+            <w:r>
+              <w:t>Reporte</w:t>
+            </w:r>
+            <w:proofErr w:type="spellEnd"/>
+            <w:r>
+              <w:t xml:space="preserve">: </w:t>
+            </w:r>
+            <w:proofErr w:type="spellStart"/>
+            <w:r>
+              <w:t>reporte</w:t>
+            </w:r>
+            <w:proofErr w:type="spellEnd"/>
+            <w:r>
+              <w:t xml:space="preserve"> </w:t>
+            </w:r>
+            <w:proofErr w:type="spellStart"/>
+            <w:r>
+              <w:t>cumplimiento</w:t>
+            </w:r>
+            <w:proofErr w:type="spellEnd"/>
+            <w:r>
+              <w:t xml:space="preserve"> </w:t>
+            </w:r>
+            <w:proofErr w:type="spellStart"/>
+            <w:r>
+              <w:t>entregas</w:t>
+            </w:r>
+            <w:proofErr w:type="spellEnd"/>
           </w:p>
         </w:tc>
         <w:tc>
@@ -8408,8 +9292,21 @@
               <w:spacing w:line="252" w:lineRule="auto"/>
             </w:pPr>
             <w:r>
-              <w:t>2 tabla(s) generadas</w:t>
-            </w:r>
+              <w:t xml:space="preserve">2 </w:t>
+            </w:r>
+            <w:proofErr w:type="spellStart"/>
+            <w:r>
+              <w:t>tabla</w:t>
+            </w:r>
+            <w:proofErr w:type="spellEnd"/>
+            <w:r>
+              <w:t xml:space="preserve">(s) </w:t>
+            </w:r>
+            <w:proofErr w:type="spellStart"/>
+            <w:r>
+              <w:t>generadas</w:t>
+            </w:r>
+            <w:proofErr w:type="spellEnd"/>
           </w:p>
         </w:tc>
         <w:tc>
@@ -8433,19 +9330,15 @@
             <w:pPr>
               <w:spacing w:line="252" w:lineRule="auto"/>
             </w:pPr>
+            <w:proofErr w:type="spellStart"/>
             <w:r>
               <w:t>Aprobada</w:t>
             </w:r>
+            <w:proofErr w:type="spellEnd"/>
           </w:p>
         </w:tc>
       </w:tr>
       <w:tr>
-        <w:tblPrEx>
-          <w:tblCellMar>
-            <w:top w:w="0" w:type="dxa"/>
-            <w:bottom w:w="0" w:type="dxa"/>
-          </w:tblCellMar>
-        </w:tblPrEx>
         <w:tc>
           <w:tcPr>
             <w:tcW w:w="1115" w:type="dxa"/>
@@ -8468,8 +9361,13 @@
               <w:spacing w:line="252" w:lineRule="auto"/>
             </w:pPr>
             <w:r>
-              <w:t>REP-cuentas</w:t>
-            </w:r>
+              <w:t>REP-</w:t>
+            </w:r>
+            <w:proofErr w:type="spellStart"/>
+            <w:r>
+              <w:t>cuentas</w:t>
+            </w:r>
+            <w:proofErr w:type="spellEnd"/>
           </w:p>
         </w:tc>
         <w:tc>
@@ -8493,9 +9391,35 @@
             <w:pPr>
               <w:spacing w:line="252" w:lineRule="auto"/>
             </w:pPr>
-            <w:r>
-              <w:t>Reporte: reporte antiguedad cuentas</w:t>
-            </w:r>
+            <w:proofErr w:type="spellStart"/>
+            <w:r>
+              <w:t>Reporte</w:t>
+            </w:r>
+            <w:proofErr w:type="spellEnd"/>
+            <w:r>
+              <w:t xml:space="preserve">: </w:t>
+            </w:r>
+            <w:proofErr w:type="spellStart"/>
+            <w:r>
+              <w:t>reporte</w:t>
+            </w:r>
+            <w:proofErr w:type="spellEnd"/>
+            <w:r>
+              <w:t xml:space="preserve"> </w:t>
+            </w:r>
+            <w:proofErr w:type="spellStart"/>
+            <w:r>
+              <w:t>antiguedad</w:t>
+            </w:r>
+            <w:proofErr w:type="spellEnd"/>
+            <w:r>
+              <w:t xml:space="preserve"> </w:t>
+            </w:r>
+            <w:proofErr w:type="spellStart"/>
+            <w:r>
+              <w:t>cuentas</w:t>
+            </w:r>
+            <w:proofErr w:type="spellEnd"/>
           </w:p>
         </w:tc>
         <w:tc>
@@ -8552,8 +9476,21 @@
               <w:spacing w:line="252" w:lineRule="auto"/>
             </w:pPr>
             <w:r>
-              <w:t>2 tabla(s) generadas</w:t>
-            </w:r>
+              <w:t xml:space="preserve">2 </w:t>
+            </w:r>
+            <w:proofErr w:type="spellStart"/>
+            <w:r>
+              <w:t>tabla</w:t>
+            </w:r>
+            <w:proofErr w:type="spellEnd"/>
+            <w:r>
+              <w:t xml:space="preserve">(s) </w:t>
+            </w:r>
+            <w:proofErr w:type="spellStart"/>
+            <w:r>
+              <w:t>generadas</w:t>
+            </w:r>
+            <w:proofErr w:type="spellEnd"/>
           </w:p>
         </w:tc>
         <w:tc>
@@ -8577,19 +9514,15 @@
             <w:pPr>
               <w:spacing w:line="252" w:lineRule="auto"/>
             </w:pPr>
+            <w:proofErr w:type="spellStart"/>
             <w:r>
               <w:t>Aprobada</w:t>
             </w:r>
+            <w:proofErr w:type="spellEnd"/>
           </w:p>
         </w:tc>
       </w:tr>
       <w:tr>
-        <w:tblPrEx>
-          <w:tblCellMar>
-            <w:top w:w="0" w:type="dxa"/>
-            <w:bottom w:w="0" w:type="dxa"/>
-          </w:tblCellMar>
-        </w:tblPrEx>
         <w:tc>
           <w:tcPr>
             <w:tcW w:w="1115" w:type="dxa"/>
@@ -8670,7 +9603,31 @@
               <w:spacing w:line="252" w:lineRule="auto"/>
             </w:pPr>
             <w:r>
-              <w:t>No muestra "Agregar proveedor"</w:t>
+              <w:t xml:space="preserve">No </w:t>
+            </w:r>
+            <w:proofErr w:type="spellStart"/>
+            <w:r>
+              <w:t>muestra</w:t>
+            </w:r>
+            <w:proofErr w:type="spellEnd"/>
+            <w:r>
+              <w:t xml:space="preserve"> "</w:t>
+            </w:r>
+            <w:proofErr w:type="spellStart"/>
+            <w:r>
+              <w:t>Agregar</w:t>
+            </w:r>
+            <w:proofErr w:type="spellEnd"/>
+            <w:r>
+              <w:t xml:space="preserve"> </w:t>
+            </w:r>
+            <w:proofErr w:type="spellStart"/>
+            <w:r>
+              <w:t>proveedor</w:t>
+            </w:r>
+            <w:proofErr w:type="spellEnd"/>
+            <w:r>
+              <w:t>"</w:t>
             </w:r>
           </w:p>
         </w:tc>
@@ -8695,8 +9652,21 @@
             <w:pPr>
               <w:spacing w:line="252" w:lineRule="auto"/>
             </w:pPr>
-            <w:r>
-              <w:t>Botones visibles: 0</w:t>
+            <w:proofErr w:type="spellStart"/>
+            <w:r>
+              <w:t>Botones</w:t>
+            </w:r>
+            <w:proofErr w:type="spellEnd"/>
+            <w:r>
+              <w:t xml:space="preserve"> </w:t>
+            </w:r>
+            <w:proofErr w:type="spellStart"/>
+            <w:r>
+              <w:t>visibles</w:t>
+            </w:r>
+            <w:proofErr w:type="spellEnd"/>
+            <w:r>
+              <w:t>: 0</w:t>
             </w:r>
           </w:p>
         </w:tc>
@@ -8721,19 +9691,15 @@
             <w:pPr>
               <w:spacing w:line="252" w:lineRule="auto"/>
             </w:pPr>
+            <w:proofErr w:type="spellStart"/>
             <w:r>
               <w:t>Aprobada</w:t>
             </w:r>
+            <w:proofErr w:type="spellEnd"/>
           </w:p>
         </w:tc>
       </w:tr>
       <w:tr>
-        <w:tblPrEx>
-          <w:tblCellMar>
-            <w:top w:w="0" w:type="dxa"/>
-            <w:bottom w:w="0" w:type="dxa"/>
-          </w:tblCellMar>
-        </w:tblPrEx>
         <w:tc>
           <w:tcPr>
             <w:tcW w:w="1115" w:type="dxa"/>
@@ -8877,19 +9843,15 @@
             <w:pPr>
               <w:spacing w:line="252" w:lineRule="auto"/>
             </w:pPr>
+            <w:proofErr w:type="spellStart"/>
             <w:r>
               <w:t>Aprobada</w:t>
             </w:r>
+            <w:proofErr w:type="spellEnd"/>
           </w:p>
         </w:tc>
       </w:tr>
       <w:tr>
-        <w:tblPrEx>
-          <w:tblCellMar>
-            <w:top w:w="0" w:type="dxa"/>
-            <w:bottom w:w="0" w:type="dxa"/>
-          </w:tblCellMar>
-        </w:tblPrEx>
         <w:tc>
           <w:tcPr>
             <w:tcW w:w="1115" w:type="dxa"/>
@@ -8937,9 +9899,27 @@
             <w:pPr>
               <w:spacing w:line="252" w:lineRule="auto"/>
             </w:pPr>
-            <w:r>
-              <w:t>Inicio del rol Consulta</w:t>
-            </w:r>
+            <w:proofErr w:type="spellStart"/>
+            <w:r>
+              <w:t>Inicio</w:t>
+            </w:r>
+            <w:proofErr w:type="spellEnd"/>
+            <w:r>
+              <w:t xml:space="preserve"> del </w:t>
+            </w:r>
+            <w:proofErr w:type="spellStart"/>
+            <w:r>
+              <w:t>rol</w:t>
+            </w:r>
+            <w:proofErr w:type="spellEnd"/>
+            <w:r>
+              <w:t xml:space="preserve"> </w:t>
+            </w:r>
+            <w:proofErr w:type="spellStart"/>
+            <w:r>
+              <w:t>Consulta</w:t>
+            </w:r>
+            <w:proofErr w:type="spellEnd"/>
           </w:p>
         </w:tc>
         <w:tc>
@@ -8963,9 +9943,27 @@
             <w:pPr>
               <w:spacing w:line="252" w:lineRule="auto"/>
             </w:pPr>
-            <w:r>
-              <w:t>Menú según rol</w:t>
-            </w:r>
+            <w:proofErr w:type="spellStart"/>
+            <w:r>
+              <w:t>Menú</w:t>
+            </w:r>
+            <w:proofErr w:type="spellEnd"/>
+            <w:r>
+              <w:t xml:space="preserve"> </w:t>
+            </w:r>
+            <w:proofErr w:type="spellStart"/>
+            <w:r>
+              <w:t>según</w:t>
+            </w:r>
+            <w:proofErr w:type="spellEnd"/>
+            <w:r>
+              <w:t xml:space="preserve"> </w:t>
+            </w:r>
+            <w:proofErr w:type="spellStart"/>
+            <w:r>
+              <w:t>rol</w:t>
+            </w:r>
+            <w:proofErr w:type="spellEnd"/>
           </w:p>
         </w:tc>
         <w:tc>
@@ -8989,9 +9987,11 @@
             <w:pPr>
               <w:spacing w:line="252" w:lineRule="auto"/>
             </w:pPr>
+            <w:proofErr w:type="spellStart"/>
             <w:r>
               <w:t>Mostrado</w:t>
             </w:r>
+            <w:proofErr w:type="spellEnd"/>
           </w:p>
         </w:tc>
         <w:tc>
@@ -9015,19 +10015,15 @@
             <w:pPr>
               <w:spacing w:line="252" w:lineRule="auto"/>
             </w:pPr>
+            <w:proofErr w:type="spellStart"/>
             <w:r>
               <w:t>Aprobada</w:t>
             </w:r>
+            <w:proofErr w:type="spellEnd"/>
           </w:p>
         </w:tc>
       </w:tr>
       <w:tr>
-        <w:tblPrEx>
-          <w:tblCellMar>
-            <w:top w:w="0" w:type="dxa"/>
-            <w:bottom w:w="0" w:type="dxa"/>
-          </w:tblCellMar>
-        </w:tblPrEx>
         <w:tc>
           <w:tcPr>
             <w:tcW w:w="1115" w:type="dxa"/>
@@ -9075,8 +10071,29 @@
             <w:pPr>
               <w:spacing w:line="252" w:lineRule="auto"/>
             </w:pPr>
-            <w:r>
-              <w:t>Interfaz adaptable (celular 390 px)</w:t>
+            <w:proofErr w:type="spellStart"/>
+            <w:r>
+              <w:t>Interfaz</w:t>
+            </w:r>
+            <w:proofErr w:type="spellEnd"/>
+            <w:r>
+              <w:t xml:space="preserve"> adaptable (</w:t>
+            </w:r>
+            <w:proofErr w:type="spellStart"/>
+            <w:r>
+              <w:t>celular</w:t>
+            </w:r>
+            <w:proofErr w:type="spellEnd"/>
+            <w:r>
+              <w:t xml:space="preserve"> 390 </w:t>
+            </w:r>
+            <w:proofErr w:type="spellStart"/>
+            <w:r>
+              <w:t>px</w:t>
+            </w:r>
+            <w:proofErr w:type="spellEnd"/>
+            <w:r>
+              <w:t>)</w:t>
             </w:r>
           </w:p>
         </w:tc>
@@ -9102,8 +10119,21 @@
               <w:spacing w:line="252" w:lineRule="auto"/>
             </w:pPr>
             <w:r>
-              <w:t>Se reorganiza sin desbordes</w:t>
-            </w:r>
+              <w:t xml:space="preserve">Se </w:t>
+            </w:r>
+            <w:proofErr w:type="spellStart"/>
+            <w:r>
+              <w:t>reorganiza</w:t>
+            </w:r>
+            <w:proofErr w:type="spellEnd"/>
+            <w:r>
+              <w:t xml:space="preserve"> sin </w:t>
+            </w:r>
+            <w:proofErr w:type="spellStart"/>
+            <w:r>
+              <w:t>desbordes</w:t>
+            </w:r>
+            <w:proofErr w:type="spellEnd"/>
           </w:p>
         </w:tc>
         <w:tc>
@@ -9128,8 +10158,21 @@
               <w:spacing w:line="252" w:lineRule="auto"/>
             </w:pPr>
             <w:r>
-              <w:t>Vista móvil correcta</w:t>
-            </w:r>
+              <w:t xml:space="preserve">Vista </w:t>
+            </w:r>
+            <w:proofErr w:type="spellStart"/>
+            <w:r>
+              <w:t>móvil</w:t>
+            </w:r>
+            <w:proofErr w:type="spellEnd"/>
+            <w:r>
+              <w:t xml:space="preserve"> </w:t>
+            </w:r>
+            <w:proofErr w:type="spellStart"/>
+            <w:r>
+              <w:t>correcta</w:t>
+            </w:r>
+            <w:proofErr w:type="spellEnd"/>
           </w:p>
         </w:tc>
         <w:tc>
@@ -9153,19 +10196,15 @@
             <w:pPr>
               <w:spacing w:line="252" w:lineRule="auto"/>
             </w:pPr>
+            <w:proofErr w:type="spellStart"/>
             <w:r>
               <w:t>Aprobada</w:t>
             </w:r>
+            <w:proofErr w:type="spellEnd"/>
           </w:p>
         </w:tc>
       </w:tr>
       <w:tr>
-        <w:tblPrEx>
-          <w:tblCellMar>
-            <w:top w:w="0" w:type="dxa"/>
-            <w:bottom w:w="0" w:type="dxa"/>
-          </w:tblCellMar>
-        </w:tblPrEx>
         <w:tc>
           <w:tcPr>
             <w:tcW w:w="1115" w:type="dxa"/>
@@ -9240,8 +10279,13 @@
               <w:spacing w:line="252" w:lineRule="auto"/>
             </w:pPr>
             <w:r>
-              <w:t>401 No autorizado</w:t>
-            </w:r>
+              <w:t xml:space="preserve">401 No </w:t>
+            </w:r>
+            <w:proofErr w:type="spellStart"/>
+            <w:r>
+              <w:t>autorizado</w:t>
+            </w:r>
+            <w:proofErr w:type="spellEnd"/>
           </w:p>
         </w:tc>
         <w:tc>
@@ -9291,19 +10335,15 @@
             <w:pPr>
               <w:spacing w:line="252" w:lineRule="auto"/>
             </w:pPr>
+            <w:proofErr w:type="spellStart"/>
             <w:r>
               <w:t>Aprobada</w:t>
             </w:r>
+            <w:proofErr w:type="spellEnd"/>
           </w:p>
         </w:tc>
       </w:tr>
       <w:tr>
-        <w:tblPrEx>
-          <w:tblCellMar>
-            <w:top w:w="0" w:type="dxa"/>
-            <w:bottom w:w="0" w:type="dxa"/>
-          </w:tblCellMar>
-        </w:tblPrEx>
         <w:tc>
           <w:tcPr>
             <w:tcW w:w="1115" w:type="dxa"/>
@@ -9358,7 +10398,21 @@
               <w:rPr>
                 <w:lang w:val="es-GT"/>
               </w:rPr>
-              <w:t>Rol Consulta intenta AgregarProveedor directo en la API</w:t>
+              <w:t xml:space="preserve">Rol Consulta intenta </w:t>
+            </w:r>
+            <w:proofErr w:type="spellStart"/>
+            <w:r>
+              <w:rPr>
+                <w:lang w:val="es-GT"/>
+              </w:rPr>
+              <w:t>AgregarProveedor</w:t>
+            </w:r>
+            <w:proofErr w:type="spellEnd"/>
+            <w:r>
+              <w:rPr>
+                <w:lang w:val="es-GT"/>
+              </w:rPr>
+              <w:t xml:space="preserve"> directo en la API</w:t>
             </w:r>
           </w:p>
         </w:tc>
@@ -9384,7 +10438,31 @@
               <w:spacing w:line="252" w:lineRule="auto"/>
             </w:pPr>
             <w:r>
-              <w:t>403 Prohibido (permiso en backend)</w:t>
+              <w:t xml:space="preserve">403 </w:t>
+            </w:r>
+            <w:proofErr w:type="spellStart"/>
+            <w:r>
+              <w:t>Prohibido</w:t>
+            </w:r>
+            <w:proofErr w:type="spellEnd"/>
+            <w:r>
+              <w:t xml:space="preserve"> (</w:t>
+            </w:r>
+            <w:proofErr w:type="spellStart"/>
+            <w:r>
+              <w:t>permiso</w:t>
+            </w:r>
+            <w:proofErr w:type="spellEnd"/>
+            <w:r>
+              <w:t xml:space="preserve"> </w:t>
+            </w:r>
+            <w:proofErr w:type="spellStart"/>
+            <w:r>
+              <w:t>en</w:t>
+            </w:r>
+            <w:proofErr w:type="spellEnd"/>
+            <w:r>
+              <w:t xml:space="preserve"> backend)</w:t>
             </w:r>
           </w:p>
         </w:tc>
@@ -9435,19 +10513,15 @@
             <w:pPr>
               <w:spacing w:line="252" w:lineRule="auto"/>
             </w:pPr>
+            <w:proofErr w:type="spellStart"/>
             <w:r>
               <w:t>Aprobada</w:t>
             </w:r>
+            <w:proofErr w:type="spellEnd"/>
           </w:p>
         </w:tc>
       </w:tr>
       <w:tr>
-        <w:tblPrEx>
-          <w:tblCellMar>
-            <w:top w:w="0" w:type="dxa"/>
-            <w:bottom w:w="0" w:type="dxa"/>
-          </w:tblCellMar>
-        </w:tblPrEx>
         <w:tc>
           <w:tcPr>
             <w:tcW w:w="1115" w:type="dxa"/>
@@ -9502,8 +10576,16 @@
               <w:rPr>
                 <w:lang w:val="es-GT"/>
               </w:rPr>
-              <w:t>API valida datos aunque se salte el frontend</w:t>
-            </w:r>
+              <w:t xml:space="preserve">API valida datos aunque se salte el </w:t>
+            </w:r>
+            <w:proofErr w:type="spellStart"/>
+            <w:r>
+              <w:rPr>
+                <w:lang w:val="es-GT"/>
+              </w:rPr>
+              <w:t>frontend</w:t>
+            </w:r>
+            <w:proofErr w:type="spellEnd"/>
           </w:p>
         </w:tc>
         <w:tc>
@@ -9528,7 +10610,23 @@
               <w:spacing w:line="252" w:lineRule="auto"/>
             </w:pPr>
             <w:r>
-              <w:t>400 con mensajes por campo</w:t>
+              <w:t xml:space="preserve">400 con </w:t>
+            </w:r>
+            <w:proofErr w:type="spellStart"/>
+            <w:r>
+              <w:t>mensajes</w:t>
+            </w:r>
+            <w:proofErr w:type="spellEnd"/>
+            <w:r>
+              <w:t xml:space="preserve"> </w:t>
+            </w:r>
+            <w:proofErr w:type="spellStart"/>
+            <w:r>
+              <w:t>por</w:t>
+            </w:r>
+            <w:proofErr w:type="spellEnd"/>
+            <w:r>
+              <w:t xml:space="preserve"> campo</w:t>
             </w:r>
           </w:p>
         </w:tc>
@@ -9559,8 +10657,37 @@
               </w:rPr>
               <w:t xml:space="preserve">HTTP 400: El NIT no es válido (verifique el dígito verificador, ej. 1234567-9). </w:t>
             </w:r>
-            <w:r>
-              <w:t>Correo inválido. Debe tener e…</w:t>
+            <w:proofErr w:type="spellStart"/>
+            <w:r>
+              <w:t>Correo</w:t>
+            </w:r>
+            <w:proofErr w:type="spellEnd"/>
+            <w:r>
+              <w:t xml:space="preserve"> </w:t>
+            </w:r>
+            <w:proofErr w:type="spellStart"/>
+            <w:r>
+              <w:t>inválido</w:t>
+            </w:r>
+            <w:proofErr w:type="spellEnd"/>
+            <w:r>
+              <w:t xml:space="preserve">. </w:t>
+            </w:r>
+            <w:proofErr w:type="spellStart"/>
+            <w:r>
+              <w:t>Debe</w:t>
+            </w:r>
+            <w:proofErr w:type="spellEnd"/>
+            <w:r>
+              <w:t xml:space="preserve"> </w:t>
+            </w:r>
+            <w:proofErr w:type="spellStart"/>
+            <w:r>
+              <w:t>tener</w:t>
+            </w:r>
+            <w:proofErr w:type="spellEnd"/>
+            <w:r>
+              <w:t xml:space="preserve"> e…</w:t>
             </w:r>
           </w:p>
         </w:tc>
@@ -9585,19 +10712,15 @@
             <w:pPr>
               <w:spacing w:line="252" w:lineRule="auto"/>
             </w:pPr>
+            <w:proofErr w:type="spellStart"/>
             <w:r>
               <w:t>Aprobada</w:t>
             </w:r>
+            <w:proofErr w:type="spellEnd"/>
           </w:p>
         </w:tc>
       </w:tr>
       <w:tr>
-        <w:tblPrEx>
-          <w:tblCellMar>
-            <w:top w:w="0" w:type="dxa"/>
-            <w:bottom w:w="0" w:type="dxa"/>
-          </w:tblCellMar>
-        </w:tblPrEx>
         <w:tc>
           <w:tcPr>
             <w:tcW w:w="1115" w:type="dxa"/>
@@ -9652,8 +10775,30 @@
               <w:rPr>
                 <w:lang w:val="es-GT"/>
               </w:rPr>
-              <w:t>Renovar sesión con refresh token</w:t>
-            </w:r>
+              <w:t xml:space="preserve">Renovar sesión con </w:t>
+            </w:r>
+            <w:proofErr w:type="spellStart"/>
+            <w:r>
+              <w:rPr>
+                <w:lang w:val="es-GT"/>
+              </w:rPr>
+              <w:t>refresh</w:t>
+            </w:r>
+            <w:proofErr w:type="spellEnd"/>
+            <w:r>
+              <w:rPr>
+                <w:lang w:val="es-GT"/>
+              </w:rPr>
+              <w:t xml:space="preserve"> </w:t>
+            </w:r>
+            <w:proofErr w:type="spellStart"/>
+            <w:r>
+              <w:rPr>
+                <w:lang w:val="es-GT"/>
+              </w:rPr>
+              <w:t>token</w:t>
+            </w:r>
+            <w:proofErr w:type="spellEnd"/>
           </w:p>
         </w:tc>
         <w:tc>
@@ -9684,7 +10829,35 @@
               <w:rPr>
                 <w:lang w:val="es-GT"/>
               </w:rPr>
-              <w:t>200 y refresh token nuevo (rotación)</w:t>
+              <w:t xml:space="preserve">200 y </w:t>
+            </w:r>
+            <w:proofErr w:type="spellStart"/>
+            <w:r>
+              <w:rPr>
+                <w:lang w:val="es-GT"/>
+              </w:rPr>
+              <w:t>refresh</w:t>
+            </w:r>
+            <w:proofErr w:type="spellEnd"/>
+            <w:r>
+              <w:rPr>
+                <w:lang w:val="es-GT"/>
+              </w:rPr>
+              <w:t xml:space="preserve"> </w:t>
+            </w:r>
+            <w:proofErr w:type="spellStart"/>
+            <w:r>
+              <w:rPr>
+                <w:lang w:val="es-GT"/>
+              </w:rPr>
+              <w:t>token</w:t>
+            </w:r>
+            <w:proofErr w:type="spellEnd"/>
+            <w:r>
+              <w:rPr>
+                <w:lang w:val="es-GT"/>
+              </w:rPr>
+              <w:t xml:space="preserve"> nuevo (rotación)</w:t>
             </w:r>
           </w:p>
         </w:tc>
@@ -9710,7 +10883,15 @@
               <w:spacing w:line="252" w:lineRule="auto"/>
             </w:pPr>
             <w:r>
-              <w:t>HTTP 200, distinto: true</w:t>
+              <w:t xml:space="preserve">HTTP 200, </w:t>
+            </w:r>
+            <w:proofErr w:type="spellStart"/>
+            <w:r>
+              <w:t>distinto</w:t>
+            </w:r>
+            <w:proofErr w:type="spellEnd"/>
+            <w:r>
+              <w:t>: true</w:t>
             </w:r>
           </w:p>
         </w:tc>
@@ -9735,19 +10916,15 @@
             <w:pPr>
               <w:spacing w:line="252" w:lineRule="auto"/>
             </w:pPr>
+            <w:proofErr w:type="spellStart"/>
             <w:r>
               <w:t>Aprobada</w:t>
             </w:r>
+            <w:proofErr w:type="spellEnd"/>
           </w:p>
         </w:tc>
       </w:tr>
       <w:tr>
-        <w:tblPrEx>
-          <w:tblCellMar>
-            <w:top w:w="0" w:type="dxa"/>
-            <w:bottom w:w="0" w:type="dxa"/>
-          </w:tblCellMar>
-        </w:tblPrEx>
         <w:tc>
           <w:tcPr>
             <w:tcW w:w="1115" w:type="dxa"/>
@@ -9802,7 +10979,35 @@
               <w:rPr>
                 <w:lang w:val="es-GT"/>
               </w:rPr>
-              <w:t>Reutilizar refresh token ya rotado</w:t>
+              <w:t xml:space="preserve">Reutilizar </w:t>
+            </w:r>
+            <w:proofErr w:type="spellStart"/>
+            <w:r>
+              <w:rPr>
+                <w:lang w:val="es-GT"/>
+              </w:rPr>
+              <w:t>refresh</w:t>
+            </w:r>
+            <w:proofErr w:type="spellEnd"/>
+            <w:r>
+              <w:rPr>
+                <w:lang w:val="es-GT"/>
+              </w:rPr>
+              <w:t xml:space="preserve"> </w:t>
+            </w:r>
+            <w:proofErr w:type="spellStart"/>
+            <w:r>
+              <w:rPr>
+                <w:lang w:val="es-GT"/>
+              </w:rPr>
+              <w:t>token</w:t>
+            </w:r>
+            <w:proofErr w:type="spellEnd"/>
+            <w:r>
+              <w:rPr>
+                <w:lang w:val="es-GT"/>
+              </w:rPr>
+              <w:t xml:space="preserve"> ya rotado</w:t>
             </w:r>
           </w:p>
         </w:tc>
@@ -9828,7 +11033,23 @@
               <w:spacing w:line="252" w:lineRule="auto"/>
             </w:pPr>
             <w:r>
-              <w:t>401 (detección de reutilización)</w:t>
+              <w:t>401 (</w:t>
+            </w:r>
+            <w:proofErr w:type="spellStart"/>
+            <w:r>
+              <w:t>detección</w:t>
+            </w:r>
+            <w:proofErr w:type="spellEnd"/>
+            <w:r>
+              <w:t xml:space="preserve"> de </w:t>
+            </w:r>
+            <w:proofErr w:type="spellStart"/>
+            <w:r>
+              <w:t>reutilización</w:t>
+            </w:r>
+            <w:proofErr w:type="spellEnd"/>
+            <w:r>
+              <w:t>)</w:t>
             </w:r>
           </w:p>
         </w:tc>
@@ -9879,19 +11100,15 @@
             <w:pPr>
               <w:spacing w:line="252" w:lineRule="auto"/>
             </w:pPr>
+            <w:proofErr w:type="spellStart"/>
             <w:r>
               <w:t>Aprobada</w:t>
             </w:r>
+            <w:proofErr w:type="spellEnd"/>
           </w:p>
         </w:tc>
       </w:tr>
       <w:tr>
-        <w:tblPrEx>
-          <w:tblCellMar>
-            <w:top w:w="0" w:type="dxa"/>
-            <w:bottom w:w="0" w:type="dxa"/>
-          </w:tblCellMar>
-        </w:tblPrEx>
         <w:tc>
           <w:tcPr>
             <w:tcW w:w="1115" w:type="dxa"/>
@@ -9939,9 +11156,19 @@
             <w:pPr>
               <w:spacing w:line="252" w:lineRule="auto"/>
             </w:pPr>
-            <w:r>
-              <w:t>Cerrar sesión</w:t>
-            </w:r>
+            <w:proofErr w:type="spellStart"/>
+            <w:r>
+              <w:t>Cerrar</w:t>
+            </w:r>
+            <w:proofErr w:type="spellEnd"/>
+            <w:r>
+              <w:t xml:space="preserve"> </w:t>
+            </w:r>
+            <w:proofErr w:type="spellStart"/>
+            <w:r>
+              <w:t>sesión</w:t>
+            </w:r>
+            <w:proofErr w:type="spellEnd"/>
           </w:p>
         </w:tc>
         <w:tc>
@@ -9966,8 +11193,13 @@
               <w:spacing w:line="252" w:lineRule="auto"/>
             </w:pPr>
             <w:r>
-              <w:t>200 y refresh token invalidado</w:t>
-            </w:r>
+              <w:t xml:space="preserve">200 y refresh token </w:t>
+            </w:r>
+            <w:proofErr w:type="spellStart"/>
+            <w:r>
+              <w:t>invalidado</w:t>
+            </w:r>
+            <w:proofErr w:type="spellEnd"/>
           </w:p>
         </w:tc>
         <w:tc>
@@ -10017,19 +11249,15 @@
             <w:pPr>
               <w:spacing w:line="252" w:lineRule="auto"/>
             </w:pPr>
+            <w:proofErr w:type="spellStart"/>
             <w:r>
               <w:t>Aprobada</w:t>
             </w:r>
+            <w:proofErr w:type="spellEnd"/>
           </w:p>
         </w:tc>
       </w:tr>
       <w:tr>
-        <w:tblPrEx>
-          <w:tblCellMar>
-            <w:top w:w="0" w:type="dxa"/>
-            <w:bottom w:w="0" w:type="dxa"/>
-          </w:tblCellMar>
-        </w:tblPrEx>
         <w:tc>
           <w:tcPr>
             <w:tcW w:w="1115" w:type="dxa"/>
@@ -10084,7 +11312,35 @@
               <w:rPr>
                 <w:lang w:val="es-GT"/>
               </w:rPr>
-              <w:t>Usar refresh token después de cerrar sesión</w:t>
+              <w:t xml:space="preserve">Usar </w:t>
+            </w:r>
+            <w:proofErr w:type="spellStart"/>
+            <w:r>
+              <w:rPr>
+                <w:lang w:val="es-GT"/>
+              </w:rPr>
+              <w:t>refresh</w:t>
+            </w:r>
+            <w:proofErr w:type="spellEnd"/>
+            <w:r>
+              <w:rPr>
+                <w:lang w:val="es-GT"/>
+              </w:rPr>
+              <w:t xml:space="preserve"> </w:t>
+            </w:r>
+            <w:proofErr w:type="spellStart"/>
+            <w:r>
+              <w:rPr>
+                <w:lang w:val="es-GT"/>
+              </w:rPr>
+              <w:t>token</w:t>
+            </w:r>
+            <w:proofErr w:type="spellEnd"/>
+            <w:r>
+              <w:rPr>
+                <w:lang w:val="es-GT"/>
+              </w:rPr>
+              <w:t xml:space="preserve"> después de cerrar sesión</w:t>
             </w:r>
           </w:p>
         </w:tc>
@@ -10161,19 +11417,15 @@
             <w:pPr>
               <w:spacing w:line="252" w:lineRule="auto"/>
             </w:pPr>
+            <w:proofErr w:type="spellStart"/>
             <w:r>
               <w:t>Aprobada</w:t>
             </w:r>
+            <w:proofErr w:type="spellEnd"/>
           </w:p>
         </w:tc>
       </w:tr>
       <w:tr>
-        <w:tblPrEx>
-          <w:tblCellMar>
-            <w:top w:w="0" w:type="dxa"/>
-            <w:bottom w:w="0" w:type="dxa"/>
-          </w:tblCellMar>
-        </w:tblPrEx>
         <w:tc>
           <w:tcPr>
             <w:tcW w:w="1115" w:type="dxa"/>
@@ -10229,7 +11481,21 @@
               <w:rPr>
                 <w:lang w:val="es-GT"/>
               </w:rPr>
-              <w:t>Banco simulado en línea (/health)</w:t>
+              <w:t>Banco simulado en línea (/</w:t>
+            </w:r>
+            <w:proofErr w:type="spellStart"/>
+            <w:r>
+              <w:rPr>
+                <w:lang w:val="es-GT"/>
+              </w:rPr>
+              <w:t>health</w:t>
+            </w:r>
+            <w:proofErr w:type="spellEnd"/>
+            <w:r>
+              <w:rPr>
+                <w:lang w:val="es-GT"/>
+              </w:rPr>
+              <w:t>)</w:t>
             </w:r>
           </w:p>
         </w:tc>
@@ -10255,8 +11521,21 @@
               <w:spacing w:line="252" w:lineRule="auto"/>
             </w:pPr>
             <w:r>
-              <w:t>200 en línea</w:t>
-            </w:r>
+              <w:t xml:space="preserve">200 </w:t>
+            </w:r>
+            <w:proofErr w:type="spellStart"/>
+            <w:r>
+              <w:t>en</w:t>
+            </w:r>
+            <w:proofErr w:type="spellEnd"/>
+            <w:r>
+              <w:t xml:space="preserve"> </w:t>
+            </w:r>
+            <w:proofErr w:type="spellStart"/>
+            <w:r>
+              <w:t>línea</w:t>
+            </w:r>
+            <w:proofErr w:type="spellEnd"/>
           </w:p>
         </w:tc>
         <w:tc>
@@ -10306,19 +11585,15 @@
             <w:pPr>
               <w:spacing w:line="252" w:lineRule="auto"/>
             </w:pPr>
+            <w:proofErr w:type="spellStart"/>
             <w:r>
               <w:t>Aprobada</w:t>
             </w:r>
+            <w:proofErr w:type="spellEnd"/>
           </w:p>
         </w:tc>
       </w:tr>
       <w:tr>
-        <w:tblPrEx>
-          <w:tblCellMar>
-            <w:top w:w="0" w:type="dxa"/>
-            <w:bottom w:w="0" w:type="dxa"/>
-          </w:tblCellMar>
-        </w:tblPrEx>
         <w:tc>
           <w:tcPr>
             <w:tcW w:w="1115" w:type="dxa"/>
@@ -10450,19 +11725,15 @@
             <w:pPr>
               <w:spacing w:line="252" w:lineRule="auto"/>
             </w:pPr>
+            <w:proofErr w:type="spellStart"/>
             <w:r>
               <w:t>Aprobada</w:t>
             </w:r>
+            <w:proofErr w:type="spellEnd"/>
           </w:p>
         </w:tc>
       </w:tr>
       <w:tr>
-        <w:tblPrEx>
-          <w:tblCellMar>
-            <w:top w:w="0" w:type="dxa"/>
-            <w:bottom w:w="0" w:type="dxa"/>
-          </w:tblCellMar>
-        </w:tblPrEx>
         <w:tc>
           <w:tcPr>
             <w:tcW w:w="1115" w:type="dxa"/>
@@ -10510,9 +11781,19 @@
             <w:pPr>
               <w:spacing w:line="252" w:lineRule="auto"/>
             </w:pPr>
-            <w:r>
-              <w:t>Transferencia válida</w:t>
-            </w:r>
+            <w:proofErr w:type="spellStart"/>
+            <w:r>
+              <w:t>Transferencia</w:t>
+            </w:r>
+            <w:proofErr w:type="spellEnd"/>
+            <w:r>
+              <w:t xml:space="preserve"> </w:t>
+            </w:r>
+            <w:proofErr w:type="spellStart"/>
+            <w:r>
+              <w:t>válida</w:t>
+            </w:r>
+            <w:proofErr w:type="spellEnd"/>
           </w:p>
         </w:tc>
         <w:tc>
@@ -10537,8 +11818,13 @@
               <w:spacing w:line="252" w:lineRule="auto"/>
             </w:pPr>
             <w:r>
-              <w:t>200 APROBADA con autorización</w:t>
-            </w:r>
+              <w:t xml:space="preserve">200 APROBADA con </w:t>
+            </w:r>
+            <w:proofErr w:type="spellStart"/>
+            <w:r>
+              <w:t>autorización</w:t>
+            </w:r>
+            <w:proofErr w:type="spellEnd"/>
           </w:p>
         </w:tc>
         <w:tc>
@@ -10588,19 +11874,15 @@
             <w:pPr>
               <w:spacing w:line="252" w:lineRule="auto"/>
             </w:pPr>
+            <w:proofErr w:type="spellStart"/>
             <w:r>
               <w:t>Aprobada</w:t>
             </w:r>
+            <w:proofErr w:type="spellEnd"/>
           </w:p>
         </w:tc>
       </w:tr>
       <w:tr>
-        <w:tblPrEx>
-          <w:tblCellMar>
-            <w:top w:w="0" w:type="dxa"/>
-            <w:bottom w:w="0" w:type="dxa"/>
-          </w:tblCellMar>
-        </w:tblPrEx>
         <w:tc>
           <w:tcPr>
             <w:tcW w:w="1115" w:type="dxa"/>
@@ -10655,7 +11937,21 @@
               <w:rPr>
                 <w:lang w:val="es-GT"/>
               </w:rPr>
-              <w:t>Repetir la misma operación (idempotencia)</w:t>
+              <w:t>Repetir la misma operación (</w:t>
+            </w:r>
+            <w:proofErr w:type="spellStart"/>
+            <w:r>
+              <w:rPr>
+                <w:lang w:val="es-GT"/>
+              </w:rPr>
+              <w:t>idempotencia</w:t>
+            </w:r>
+            <w:proofErr w:type="spellEnd"/>
+            <w:r>
+              <w:rPr>
+                <w:lang w:val="es-GT"/>
+              </w:rPr>
+              <w:t>)</w:t>
             </w:r>
           </w:p>
         </w:tc>
@@ -10712,9 +12008,19 @@
             <w:pPr>
               <w:spacing w:line="252" w:lineRule="auto"/>
             </w:pPr>
-            <w:r>
-              <w:t>Misma autorización</w:t>
-            </w:r>
+            <w:proofErr w:type="spellStart"/>
+            <w:r>
+              <w:t>Misma</w:t>
+            </w:r>
+            <w:proofErr w:type="spellEnd"/>
+            <w:r>
+              <w:t xml:space="preserve"> </w:t>
+            </w:r>
+            <w:proofErr w:type="spellStart"/>
+            <w:r>
+              <w:t>autorización</w:t>
+            </w:r>
+            <w:proofErr w:type="spellEnd"/>
           </w:p>
         </w:tc>
         <w:tc>
@@ -10738,19 +12044,15 @@
             <w:pPr>
               <w:spacing w:line="252" w:lineRule="auto"/>
             </w:pPr>
+            <w:proofErr w:type="spellStart"/>
             <w:r>
               <w:t>Aprobada</w:t>
             </w:r>
+            <w:proofErr w:type="spellEnd"/>
           </w:p>
         </w:tc>
       </w:tr>
       <w:tr>
-        <w:tblPrEx>
-          <w:tblCellMar>
-            <w:top w:w="0" w:type="dxa"/>
-            <w:bottom w:w="0" w:type="dxa"/>
-          </w:tblCellMar>
-        </w:tblPrEx>
         <w:tc>
           <w:tcPr>
             <w:tcW w:w="1115" w:type="dxa"/>
@@ -10882,19 +12184,15 @@
             <w:pPr>
               <w:spacing w:line="252" w:lineRule="auto"/>
             </w:pPr>
+            <w:proofErr w:type="spellStart"/>
             <w:r>
               <w:t>Aprobada</w:t>
             </w:r>
+            <w:proofErr w:type="spellEnd"/>
           </w:p>
         </w:tc>
       </w:tr>
       <w:tr>
-        <w:tblPrEx>
-          <w:tblCellMar>
-            <w:top w:w="0" w:type="dxa"/>
-            <w:bottom w:w="0" w:type="dxa"/>
-          </w:tblCellMar>
-        </w:tblPrEx>
         <w:tc>
           <w:tcPr>
             <w:tcW w:w="1115" w:type="dxa"/>
@@ -11032,19 +12330,15 @@
             <w:pPr>
               <w:spacing w:line="252" w:lineRule="auto"/>
             </w:pPr>
+            <w:proofErr w:type="spellStart"/>
             <w:r>
               <w:t>Aprobada</w:t>
             </w:r>
+            <w:proofErr w:type="spellEnd"/>
           </w:p>
         </w:tc>
       </w:tr>
       <w:tr>
-        <w:tblPrEx>
-          <w:tblCellMar>
-            <w:top w:w="0" w:type="dxa"/>
-            <w:bottom w:w="0" w:type="dxa"/>
-          </w:tblCellMar>
-        </w:tblPrEx>
         <w:tc>
           <w:tcPr>
             <w:tcW w:w="1115" w:type="dxa"/>
@@ -11092,8 +12386,21 @@
             <w:pPr>
               <w:spacing w:line="252" w:lineRule="auto"/>
             </w:pPr>
-            <w:r>
-              <w:t>Moneda distinta de GTQ</w:t>
+            <w:proofErr w:type="spellStart"/>
+            <w:r>
+              <w:t>Moneda</w:t>
+            </w:r>
+            <w:proofErr w:type="spellEnd"/>
+            <w:r>
+              <w:t xml:space="preserve"> </w:t>
+            </w:r>
+            <w:proofErr w:type="spellStart"/>
+            <w:r>
+              <w:t>distinta</w:t>
+            </w:r>
+            <w:proofErr w:type="spellEnd"/>
+            <w:r>
+              <w:t xml:space="preserve"> de GTQ</w:t>
             </w:r>
           </w:p>
         </w:tc>
@@ -11119,8 +12426,21 @@
               <w:spacing w:line="252" w:lineRule="auto"/>
             </w:pPr>
             <w:r>
-              <w:t>400 Solicitud inválida</w:t>
-            </w:r>
+              <w:t xml:space="preserve">400 </w:t>
+            </w:r>
+            <w:proofErr w:type="spellStart"/>
+            <w:r>
+              <w:t>Solicitud</w:t>
+            </w:r>
+            <w:proofErr w:type="spellEnd"/>
+            <w:r>
+              <w:t xml:space="preserve"> </w:t>
+            </w:r>
+            <w:proofErr w:type="spellStart"/>
+            <w:r>
+              <w:t>inválida</w:t>
+            </w:r>
+            <w:proofErr w:type="spellEnd"/>
           </w:p>
         </w:tc>
         <w:tc>
@@ -11170,9 +12490,11 @@
             <w:pPr>
               <w:spacing w:line="252" w:lineRule="auto"/>
             </w:pPr>
+            <w:proofErr w:type="spellStart"/>
             <w:r>
               <w:t>Aprobada</w:t>
             </w:r>
+            <w:proofErr w:type="spellEnd"/>
           </w:p>
         </w:tc>
       </w:tr>
@@ -11198,13 +12520,7 @@
         <w:rPr>
           <w:lang w:val="es-GT"/>
         </w:rPr>
-        <w:t>PROC-01 aparecía como fallido en la primera lectura porque la verificación del script esperaba el prefijo "CXP" y el sistema numera las cuentas como "CP-". La recepción sí generó la cuenta CP-000102 (ver Figura de la sección 4); se corrigió la verificación</w:t>
-      </w:r>
-      <w:r>
-        <w:rPr>
-          <w:lang w:val="es-GT"/>
-        </w:rPr>
-        <w:t xml:space="preserve"> del script.</w:t>
+        <w:t>PROC-01 aparecía como fallido en la primera lectura porque la verificación del script esperaba el prefijo "CXP" y el sistema numera las cuentas como "CP-". La recepción sí generó la cuenta CP-000102 (ver Figura de la sección 4); se corrigió la verificación del script.</w:t>
       </w:r>
     </w:p>
     <w:p>
@@ -11238,6 +12554,7 @@
         </w:rPr>
         <w:t xml:space="preserve">Las validaciones existen en las tres capas: el </w:t>
       </w:r>
+      <w:proofErr w:type="spellStart"/>
       <w:r>
         <w:rPr>
           <w:b/>
@@ -11246,6 +12563,7 @@
         </w:rPr>
         <w:t>frontend</w:t>
       </w:r>
+      <w:proofErr w:type="spellEnd"/>
       <w:r>
         <w:rPr>
           <w:lang w:val="es-GT"/>
@@ -11278,7 +12596,35 @@
         <w:rPr>
           <w:lang w:val="es-GT"/>
         </w:rPr>
-        <w:t xml:space="preserve"> tiene CHECK, UNIQUE, triggers y procedimientos que rechazan cualquier dato inválido aunque se salten las otras capas.</w:t>
+        <w:t xml:space="preserve"> tiene CHECK, UNIQUE, </w:t>
+      </w:r>
+      <w:proofErr w:type="spellStart"/>
+      <w:r>
+        <w:rPr>
+          <w:lang w:val="es-GT"/>
+        </w:rPr>
+        <w:t>triggers</w:t>
+      </w:r>
+      <w:proofErr w:type="spellEnd"/>
+      <w:r>
+        <w:rPr>
+          <w:lang w:val="es-GT"/>
+        </w:rPr>
+        <w:t xml:space="preserve"> y procedimientos que rechazan cualquier dato </w:t>
+      </w:r>
+      <w:proofErr w:type="gramStart"/>
+      <w:r>
+        <w:rPr>
+          <w:lang w:val="es-GT"/>
+        </w:rPr>
+        <w:t>inválido</w:t>
+      </w:r>
+      <w:proofErr w:type="gramEnd"/>
+      <w:r>
+        <w:rPr>
+          <w:lang w:val="es-GT"/>
+        </w:rPr>
+        <w:t xml:space="preserve"> aunque se salten las otras capas.</w:t>
       </w:r>
     </w:p>
     <w:tbl>
@@ -11306,12 +12652,6 @@
         <w:gridCol w:w="1407"/>
       </w:tblGrid>
       <w:tr>
-        <w:tblPrEx>
-          <w:tblCellMar>
-            <w:top w:w="0" w:type="dxa"/>
-            <w:bottom w:w="0" w:type="dxa"/>
-          </w:tblCellMar>
-        </w:tblPrEx>
         <w:trPr>
           <w:tblHeader/>
         </w:trPr>
@@ -11371,6 +12711,7 @@
             <w:pPr>
               <w:spacing w:line="252" w:lineRule="auto"/>
             </w:pPr>
+            <w:proofErr w:type="spellStart"/>
             <w:r>
               <w:rPr>
                 <w:b/>
@@ -11381,6 +12722,7 @@
               </w:rPr>
               <w:t>Caso</w:t>
             </w:r>
+            <w:proofErr w:type="spellEnd"/>
           </w:p>
         </w:tc>
         <w:tc>
@@ -11405,6 +12747,7 @@
             <w:pPr>
               <w:spacing w:line="252" w:lineRule="auto"/>
             </w:pPr>
+            <w:proofErr w:type="spellStart"/>
             <w:r>
               <w:rPr>
                 <w:b/>
@@ -11415,6 +12758,7 @@
               </w:rPr>
               <w:t>Esperado</w:t>
             </w:r>
+            <w:proofErr w:type="spellEnd"/>
           </w:p>
         </w:tc>
         <w:tc>
@@ -11439,6 +12783,7 @@
             <w:pPr>
               <w:spacing w:line="252" w:lineRule="auto"/>
             </w:pPr>
+            <w:proofErr w:type="spellStart"/>
             <w:r>
               <w:rPr>
                 <w:b/>
@@ -11449,6 +12794,7 @@
               </w:rPr>
               <w:t>Obtenido</w:t>
             </w:r>
+            <w:proofErr w:type="spellEnd"/>
           </w:p>
         </w:tc>
         <w:tc>
@@ -11473,6 +12819,7 @@
             <w:pPr>
               <w:spacing w:line="252" w:lineRule="auto"/>
             </w:pPr>
+            <w:proofErr w:type="spellStart"/>
             <w:r>
               <w:rPr>
                 <w:b/>
@@ -11483,16 +12830,11 @@
               </w:rPr>
               <w:t>Resultado</w:t>
             </w:r>
+            <w:proofErr w:type="spellEnd"/>
           </w:p>
         </w:tc>
       </w:tr>
       <w:tr>
-        <w:tblPrEx>
-          <w:tblCellMar>
-            <w:top w:w="0" w:type="dxa"/>
-            <w:bottom w:w="0" w:type="dxa"/>
-          </w:tblCellMar>
-        </w:tblPrEx>
         <w:tc>
           <w:tcPr>
             <w:tcW w:w="1115" w:type="dxa"/>
@@ -11543,11 +12885,33 @@
                 <w:lang w:val="es-GT"/>
               </w:rPr>
             </w:pPr>
-            <w:r>
-              <w:rPr>
-                <w:lang w:val="es-GT"/>
-              </w:rPr>
-              <w:t>Login sin datos (validación en frontend)</w:t>
+            <w:proofErr w:type="spellStart"/>
+            <w:r>
+              <w:rPr>
+                <w:lang w:val="es-GT"/>
+              </w:rPr>
+              <w:t>Login</w:t>
+            </w:r>
+            <w:proofErr w:type="spellEnd"/>
+            <w:r>
+              <w:rPr>
+                <w:lang w:val="es-GT"/>
+              </w:rPr>
+              <w:t xml:space="preserve"> sin datos (validación en </w:t>
+            </w:r>
+            <w:proofErr w:type="spellStart"/>
+            <w:r>
+              <w:rPr>
+                <w:lang w:val="es-GT"/>
+              </w:rPr>
+              <w:t>frontend</w:t>
+            </w:r>
+            <w:proofErr w:type="spellEnd"/>
+            <w:r>
+              <w:rPr>
+                <w:lang w:val="es-GT"/>
+              </w:rPr>
+              <w:t>)</w:t>
             </w:r>
           </w:p>
         </w:tc>
@@ -11572,9 +12936,19 @@
             <w:pPr>
               <w:spacing w:line="252" w:lineRule="auto"/>
             </w:pPr>
-            <w:r>
-              <w:t>Mensajes de campo obligatorio</w:t>
-            </w:r>
+            <w:proofErr w:type="spellStart"/>
+            <w:r>
+              <w:t>Mensajes</w:t>
+            </w:r>
+            <w:proofErr w:type="spellEnd"/>
+            <w:r>
+              <w:t xml:space="preserve"> de campo </w:t>
+            </w:r>
+            <w:proofErr w:type="spellStart"/>
+            <w:r>
+              <w:t>obligatorio</w:t>
+            </w:r>
+            <w:proofErr w:type="spellEnd"/>
           </w:p>
         </w:tc>
         <w:tc>
@@ -11630,19 +13004,15 @@
             <w:pPr>
               <w:spacing w:line="252" w:lineRule="auto"/>
             </w:pPr>
+            <w:proofErr w:type="spellStart"/>
             <w:r>
               <w:t>Aprobada</w:t>
             </w:r>
+            <w:proofErr w:type="spellEnd"/>
           </w:p>
         </w:tc>
       </w:tr>
       <w:tr>
-        <w:tblPrEx>
-          <w:tblCellMar>
-            <w:top w:w="0" w:type="dxa"/>
-            <w:bottom w:w="0" w:type="dxa"/>
-          </w:tblCellMar>
-        </w:tblPrEx>
         <w:tc>
           <w:tcPr>
             <w:tcW w:w="1115" w:type="dxa"/>
@@ -11786,19 +13156,15 @@
             <w:pPr>
               <w:spacing w:line="252" w:lineRule="auto"/>
             </w:pPr>
+            <w:proofErr w:type="spellStart"/>
             <w:r>
               <w:t>Aprobada</w:t>
             </w:r>
+            <w:proofErr w:type="spellEnd"/>
           </w:p>
         </w:tc>
       </w:tr>
       <w:tr>
-        <w:tblPrEx>
-          <w:tblCellMar>
-            <w:top w:w="0" w:type="dxa"/>
-            <w:bottom w:w="0" w:type="dxa"/>
-          </w:tblCellMar>
-        </w:tblPrEx>
         <w:tc>
           <w:tcPr>
             <w:tcW w:w="1115" w:type="dxa"/>
@@ -11853,7 +13219,21 @@
               <w:rPr>
                 <w:lang w:val="es-GT"/>
               </w:rPr>
-              <w:t>Agregar proveedor con NIT repetido (regla en backend/BD)</w:t>
+              <w:t xml:space="preserve">Agregar proveedor con NIT repetido (regla en </w:t>
+            </w:r>
+            <w:proofErr w:type="spellStart"/>
+            <w:r>
+              <w:rPr>
+                <w:lang w:val="es-GT"/>
+              </w:rPr>
+              <w:t>backend</w:t>
+            </w:r>
+            <w:proofErr w:type="spellEnd"/>
+            <w:r>
+              <w:rPr>
+                <w:lang w:val="es-GT"/>
+              </w:rPr>
+              <w:t>/BD)</w:t>
             </w:r>
           </w:p>
         </w:tc>
@@ -11878,9 +13258,19 @@
             <w:pPr>
               <w:spacing w:line="252" w:lineRule="auto"/>
             </w:pPr>
-            <w:r>
-              <w:t>Rechazo 409 con mensaje</w:t>
-            </w:r>
+            <w:proofErr w:type="spellStart"/>
+            <w:r>
+              <w:t>Rechazo</w:t>
+            </w:r>
+            <w:proofErr w:type="spellEnd"/>
+            <w:r>
+              <w:t xml:space="preserve"> 409 con </w:t>
+            </w:r>
+            <w:proofErr w:type="spellStart"/>
+            <w:r>
+              <w:t>mensaje</w:t>
+            </w:r>
+            <w:proofErr w:type="spellEnd"/>
           </w:p>
         </w:tc>
         <w:tc>
@@ -11911,13 +13301,7 @@
               <w:rPr>
                 <w:lang w:val="es-GT"/>
               </w:rPr>
-              <w:t>Ya existe un proveedor registrado con</w:t>
-            </w:r>
-            <w:r>
-              <w:rPr>
-                <w:lang w:val="es-GT"/>
-              </w:rPr>
-              <w:t xml:space="preserve"> ese NIT.</w:t>
+              <w:t>Ya existe un proveedor registrado con ese NIT.</w:t>
             </w:r>
           </w:p>
         </w:tc>
@@ -11942,19 +13326,15 @@
             <w:pPr>
               <w:spacing w:line="252" w:lineRule="auto"/>
             </w:pPr>
+            <w:proofErr w:type="spellStart"/>
             <w:r>
               <w:t>Aprobada</w:t>
             </w:r>
+            <w:proofErr w:type="spellEnd"/>
           </w:p>
         </w:tc>
       </w:tr>
       <w:tr>
-        <w:tblPrEx>
-          <w:tblCellMar>
-            <w:top w:w="0" w:type="dxa"/>
-            <w:bottom w:w="0" w:type="dxa"/>
-          </w:tblCellMar>
-        </w:tblPrEx>
         <w:tc>
           <w:tcPr>
             <w:tcW w:w="1115" w:type="dxa"/>
@@ -12034,8 +13414,21 @@
             <w:pPr>
               <w:spacing w:line="252" w:lineRule="auto"/>
             </w:pPr>
-            <w:r>
-              <w:t>Mensajes por campo</w:t>
+            <w:proofErr w:type="spellStart"/>
+            <w:r>
+              <w:t>Mensajes</w:t>
+            </w:r>
+            <w:proofErr w:type="spellEnd"/>
+            <w:r>
+              <w:t xml:space="preserve"> </w:t>
+            </w:r>
+            <w:proofErr w:type="spellStart"/>
+            <w:r>
+              <w:t>por</w:t>
+            </w:r>
+            <w:proofErr w:type="spellEnd"/>
+            <w:r>
+              <w:t xml:space="preserve"> campo</w:t>
             </w:r>
           </w:p>
         </w:tc>
@@ -12067,7 +13460,23 @@
               <w:t xml:space="preserve">Seleccione un proveedor. | Seleccione la bodega que recibirá la mercadería. </w:t>
             </w:r>
             <w:r>
-              <w:t>| Seleccione un producto. | Mayor que cero.…</w:t>
+              <w:t xml:space="preserve">| </w:t>
+            </w:r>
+            <w:proofErr w:type="spellStart"/>
+            <w:r>
+              <w:t>Seleccione</w:t>
+            </w:r>
+            <w:proofErr w:type="spellEnd"/>
+            <w:r>
+              <w:t xml:space="preserve"> un </w:t>
+            </w:r>
+            <w:proofErr w:type="spellStart"/>
+            <w:r>
+              <w:t>producto</w:t>
+            </w:r>
+            <w:proofErr w:type="spellEnd"/>
+            <w:r>
+              <w:t>. | Mayor que cero.…</w:t>
             </w:r>
           </w:p>
         </w:tc>
@@ -12092,19 +13501,15 @@
             <w:pPr>
               <w:spacing w:line="252" w:lineRule="auto"/>
             </w:pPr>
+            <w:proofErr w:type="spellStart"/>
             <w:r>
               <w:t>Aprobada</w:t>
             </w:r>
+            <w:proofErr w:type="spellEnd"/>
           </w:p>
         </w:tc>
       </w:tr>
       <w:tr>
-        <w:tblPrEx>
-          <w:tblCellMar>
-            <w:top w:w="0" w:type="dxa"/>
-            <w:bottom w:w="0" w:type="dxa"/>
-          </w:tblCellMar>
-        </w:tblPrEx>
         <w:tc>
           <w:tcPr>
             <w:tcW w:w="1115" w:type="dxa"/>
@@ -12223,7 +13628,15 @@
               <w:t xml:space="preserve">El número de factura del proveedor es obligatorio. </w:t>
             </w:r>
             <w:r>
-              <w:t>| Máximo 50.</w:t>
+              <w:t xml:space="preserve">| </w:t>
+            </w:r>
+            <w:proofErr w:type="spellStart"/>
+            <w:r>
+              <w:t>Máximo</w:t>
+            </w:r>
+            <w:proofErr w:type="spellEnd"/>
+            <w:r>
+              <w:t xml:space="preserve"> 50.</w:t>
             </w:r>
           </w:p>
         </w:tc>
@@ -12248,19 +13661,15 @@
             <w:pPr>
               <w:spacing w:line="252" w:lineRule="auto"/>
             </w:pPr>
+            <w:proofErr w:type="spellStart"/>
             <w:r>
               <w:t>Aprobada</w:t>
             </w:r>
+            <w:proofErr w:type="spellEnd"/>
           </w:p>
         </w:tc>
       </w:tr>
       <w:tr>
-        <w:tblPrEx>
-          <w:tblCellMar>
-            <w:top w:w="0" w:type="dxa"/>
-            <w:bottom w:w="0" w:type="dxa"/>
-          </w:tblCellMar>
-        </w:tblPrEx>
         <w:tc>
           <w:tcPr>
             <w:tcW w:w="1115" w:type="dxa"/>
@@ -12341,8 +13750,29 @@
               <w:spacing w:line="252" w:lineRule="auto"/>
             </w:pPr>
             <w:r>
-              <w:t>No permite; mensaje claro</w:t>
-            </w:r>
+              <w:t xml:space="preserve">No </w:t>
+            </w:r>
+            <w:proofErr w:type="spellStart"/>
+            <w:r>
+              <w:t>permite</w:t>
+            </w:r>
+            <w:proofErr w:type="spellEnd"/>
+            <w:r>
+              <w:t xml:space="preserve">; </w:t>
+            </w:r>
+            <w:proofErr w:type="spellStart"/>
+            <w:r>
+              <w:t>mensaje</w:t>
+            </w:r>
+            <w:proofErr w:type="spellEnd"/>
+            <w:r>
+              <w:t xml:space="preserve"> </w:t>
+            </w:r>
+            <w:proofErr w:type="spellStart"/>
+            <w:r>
+              <w:t>claro</w:t>
+            </w:r>
+            <w:proofErr w:type="spellEnd"/>
           </w:p>
         </w:tc>
         <w:tc>
@@ -12398,19 +13828,15 @@
             <w:pPr>
               <w:spacing w:line="252" w:lineRule="auto"/>
             </w:pPr>
+            <w:proofErr w:type="spellStart"/>
             <w:r>
               <w:t>Aprobada</w:t>
             </w:r>
+            <w:proofErr w:type="spellEnd"/>
           </w:p>
         </w:tc>
       </w:tr>
       <w:tr>
-        <w:tblPrEx>
-          <w:tblCellMar>
-            <w:top w:w="0" w:type="dxa"/>
-            <w:bottom w:w="0" w:type="dxa"/>
-          </w:tblCellMar>
-        </w:tblPrEx>
         <w:tc>
           <w:tcPr>
             <w:tcW w:w="1115" w:type="dxa"/>
@@ -12491,8 +13917,13 @@
               <w:spacing w:line="252" w:lineRule="auto"/>
             </w:pPr>
             <w:r>
-              <w:t>No permite</w:t>
-            </w:r>
+              <w:t xml:space="preserve">No </w:t>
+            </w:r>
+            <w:proofErr w:type="spellStart"/>
+            <w:r>
+              <w:t>permite</w:t>
+            </w:r>
+            <w:proofErr w:type="spellEnd"/>
           </w:p>
         </w:tc>
         <w:tc>
@@ -12548,19 +13979,15 @@
             <w:pPr>
               <w:spacing w:line="252" w:lineRule="auto"/>
             </w:pPr>
+            <w:proofErr w:type="spellStart"/>
             <w:r>
               <w:t>Aprobada</w:t>
             </w:r>
+            <w:proofErr w:type="spellEnd"/>
           </w:p>
         </w:tc>
       </w:tr>
       <w:tr>
-        <w:tblPrEx>
-          <w:tblCellMar>
-            <w:top w:w="0" w:type="dxa"/>
-            <w:bottom w:w="0" w:type="dxa"/>
-          </w:tblCellMar>
-        </w:tblPrEx>
         <w:tc>
           <w:tcPr>
             <w:tcW w:w="1115" w:type="dxa"/>
@@ -12615,8 +14042,16 @@
               <w:rPr>
                 <w:lang w:val="es-GT"/>
               </w:rPr>
-              <w:t>API valida datos aunque se salte el frontend</w:t>
-            </w:r>
+              <w:t xml:space="preserve">API valida datos aunque se salte el </w:t>
+            </w:r>
+            <w:proofErr w:type="spellStart"/>
+            <w:r>
+              <w:rPr>
+                <w:lang w:val="es-GT"/>
+              </w:rPr>
+              <w:t>frontend</w:t>
+            </w:r>
+            <w:proofErr w:type="spellEnd"/>
           </w:p>
         </w:tc>
         <w:tc>
@@ -12641,7 +14076,23 @@
               <w:spacing w:line="252" w:lineRule="auto"/>
             </w:pPr>
             <w:r>
-              <w:t>400 con mensajes por campo</w:t>
+              <w:t xml:space="preserve">400 con </w:t>
+            </w:r>
+            <w:proofErr w:type="spellStart"/>
+            <w:r>
+              <w:t>mensajes</w:t>
+            </w:r>
+            <w:proofErr w:type="spellEnd"/>
+            <w:r>
+              <w:t xml:space="preserve"> </w:t>
+            </w:r>
+            <w:proofErr w:type="spellStart"/>
+            <w:r>
+              <w:t>por</w:t>
+            </w:r>
+            <w:proofErr w:type="spellEnd"/>
+            <w:r>
+              <w:t xml:space="preserve"> campo</w:t>
             </w:r>
           </w:p>
         </w:tc>
@@ -12672,8 +14123,37 @@
               </w:rPr>
               <w:t xml:space="preserve">HTTP 400: El NIT no es válido (verifique el dígito verificador, ej. 1234567-9). </w:t>
             </w:r>
-            <w:r>
-              <w:t>Correo inválido. Debe tener entre 3 y 1…</w:t>
+            <w:proofErr w:type="spellStart"/>
+            <w:r>
+              <w:t>Correo</w:t>
+            </w:r>
+            <w:proofErr w:type="spellEnd"/>
+            <w:r>
+              <w:t xml:space="preserve"> </w:t>
+            </w:r>
+            <w:proofErr w:type="spellStart"/>
+            <w:r>
+              <w:t>inválido</w:t>
+            </w:r>
+            <w:proofErr w:type="spellEnd"/>
+            <w:r>
+              <w:t xml:space="preserve">. </w:t>
+            </w:r>
+            <w:proofErr w:type="spellStart"/>
+            <w:r>
+              <w:t>Debe</w:t>
+            </w:r>
+            <w:proofErr w:type="spellEnd"/>
+            <w:r>
+              <w:t xml:space="preserve"> </w:t>
+            </w:r>
+            <w:proofErr w:type="spellStart"/>
+            <w:r>
+              <w:t>tener</w:t>
+            </w:r>
+            <w:proofErr w:type="spellEnd"/>
+            <w:r>
+              <w:t xml:space="preserve"> entre 3 y 1…</w:t>
             </w:r>
           </w:p>
         </w:tc>
@@ -12698,9 +14178,11 @@
             <w:pPr>
               <w:spacing w:line="252" w:lineRule="auto"/>
             </w:pPr>
+            <w:proofErr w:type="spellStart"/>
             <w:r>
               <w:t>Aprobada</w:t>
             </w:r>
+            <w:proofErr w:type="spellEnd"/>
           </w:p>
         </w:tc>
       </w:tr>
@@ -12870,7 +14352,31 @@
           <w:szCs w:val="18"/>
           <w:lang w:val="es-GT"/>
         </w:rPr>
-        <w:t>VAL-03 · NIT repetido rechazado por el backend y la base de datos.</w:t>
+        <w:t xml:space="preserve">VAL-03 · NIT repetido rechazado por el </w:t>
+      </w:r>
+      <w:proofErr w:type="spellStart"/>
+      <w:r>
+        <w:rPr>
+          <w:i/>
+          <w:iCs/>
+          <w:color w:val="5F6B7E"/>
+          <w:sz w:val="18"/>
+          <w:szCs w:val="18"/>
+          <w:lang w:val="es-GT"/>
+        </w:rPr>
+        <w:t>backend</w:t>
+      </w:r>
+      <w:proofErr w:type="spellEnd"/>
+      <w:r>
+        <w:rPr>
+          <w:i/>
+          <w:iCs/>
+          <w:color w:val="5F6B7E"/>
+          <w:sz w:val="18"/>
+          <w:szCs w:val="18"/>
+          <w:lang w:val="es-GT"/>
+        </w:rPr>
+        <w:t xml:space="preserve"> y la base de datos.</w:t>
       </w:r>
     </w:p>
     <w:p>
@@ -13114,18 +14620,7 @@
           <w:szCs w:val="18"/>
           <w:lang w:val="es-GT"/>
         </w:rPr>
-        <w:t>VAL-06 · Pago mayor al s</w:t>
-      </w:r>
-      <w:r>
-        <w:rPr>
-          <w:i/>
-          <w:iCs/>
-          <w:color w:val="5F6B7E"/>
-          <w:sz w:val="18"/>
-          <w:szCs w:val="18"/>
-          <w:lang w:val="es-GT"/>
-        </w:rPr>
-        <w:t>aldo disponible.</w:t>
+        <w:t>VAL-06 · Pago mayor al saldo disponible.</w:t>
       </w:r>
     </w:p>
     <w:p>
@@ -13323,12 +14818,6 @@
         <w:gridCol w:w="1407"/>
       </w:tblGrid>
       <w:tr>
-        <w:tblPrEx>
-          <w:tblCellMar>
-            <w:top w:w="0" w:type="dxa"/>
-            <w:bottom w:w="0" w:type="dxa"/>
-          </w:tblCellMar>
-        </w:tblPrEx>
         <w:trPr>
           <w:tblHeader/>
         </w:trPr>
@@ -13388,6 +14877,7 @@
             <w:pPr>
               <w:spacing w:line="252" w:lineRule="auto"/>
             </w:pPr>
+            <w:proofErr w:type="spellStart"/>
             <w:r>
               <w:rPr>
                 <w:b/>
@@ -13398,6 +14888,7 @@
               </w:rPr>
               <w:t>Caso</w:t>
             </w:r>
+            <w:proofErr w:type="spellEnd"/>
           </w:p>
         </w:tc>
         <w:tc>
@@ -13422,6 +14913,7 @@
             <w:pPr>
               <w:spacing w:line="252" w:lineRule="auto"/>
             </w:pPr>
+            <w:proofErr w:type="spellStart"/>
             <w:r>
               <w:rPr>
                 <w:b/>
@@ -13432,6 +14924,7 @@
               </w:rPr>
               <w:t>Esperado</w:t>
             </w:r>
+            <w:proofErr w:type="spellEnd"/>
           </w:p>
         </w:tc>
         <w:tc>
@@ -13456,6 +14949,7 @@
             <w:pPr>
               <w:spacing w:line="252" w:lineRule="auto"/>
             </w:pPr>
+            <w:proofErr w:type="spellStart"/>
             <w:r>
               <w:rPr>
                 <w:b/>
@@ -13466,6 +14960,7 @@
               </w:rPr>
               <w:t>Obtenido</w:t>
             </w:r>
+            <w:proofErr w:type="spellEnd"/>
           </w:p>
         </w:tc>
         <w:tc>
@@ -13490,6 +14985,7 @@
             <w:pPr>
               <w:spacing w:line="252" w:lineRule="auto"/>
             </w:pPr>
+            <w:proofErr w:type="spellStart"/>
             <w:r>
               <w:rPr>
                 <w:b/>
@@ -13500,16 +14996,11 @@
               </w:rPr>
               <w:t>Resultado</w:t>
             </w:r>
+            <w:proofErr w:type="spellEnd"/>
           </w:p>
         </w:tc>
       </w:tr>
       <w:tr>
-        <w:tblPrEx>
-          <w:tblCellMar>
-            <w:top w:w="0" w:type="dxa"/>
-            <w:bottom w:w="0" w:type="dxa"/>
-          </w:tblCellMar>
-        </w:tblPrEx>
         <w:tc>
           <w:tcPr>
             <w:tcW w:w="1115" w:type="dxa"/>
@@ -13621,9 +15112,19 @@
             <w:pPr>
               <w:spacing w:line="252" w:lineRule="auto"/>
             </w:pPr>
-            <w:r>
-              <w:t>Orden OC-000105 creada</w:t>
-            </w:r>
+            <w:proofErr w:type="spellStart"/>
+            <w:r>
+              <w:t>Orden</w:t>
+            </w:r>
+            <w:proofErr w:type="spellEnd"/>
+            <w:r>
+              <w:t xml:space="preserve"> OC-000105 </w:t>
+            </w:r>
+            <w:proofErr w:type="spellStart"/>
+            <w:r>
+              <w:t>creada</w:t>
+            </w:r>
+            <w:proofErr w:type="spellEnd"/>
           </w:p>
         </w:tc>
         <w:tc>
@@ -13647,19 +15148,15 @@
             <w:pPr>
               <w:spacing w:line="252" w:lineRule="auto"/>
             </w:pPr>
+            <w:proofErr w:type="spellStart"/>
             <w:r>
               <w:t>Aprobada</w:t>
             </w:r>
+            <w:proofErr w:type="spellEnd"/>
           </w:p>
         </w:tc>
       </w:tr>
       <w:tr>
-        <w:tblPrEx>
-          <w:tblCellMar>
-            <w:top w:w="0" w:type="dxa"/>
-            <w:bottom w:w="0" w:type="dxa"/>
-          </w:tblCellMar>
-        </w:tblPrEx>
         <w:tc>
           <w:tcPr>
             <w:tcW w:w="1115" w:type="dxa"/>
@@ -13707,8 +15204,37 @@
             <w:pPr>
               <w:spacing w:line="252" w:lineRule="auto"/>
             </w:pPr>
-            <w:r>
-              <w:t>Editar orden pendiente (cantidad 40 → 50)</w:t>
+            <w:proofErr w:type="spellStart"/>
+            <w:r>
+              <w:t>Editar</w:t>
+            </w:r>
+            <w:proofErr w:type="spellEnd"/>
+            <w:r>
+              <w:t xml:space="preserve"> </w:t>
+            </w:r>
+            <w:proofErr w:type="spellStart"/>
+            <w:r>
+              <w:t>orden</w:t>
+            </w:r>
+            <w:proofErr w:type="spellEnd"/>
+            <w:r>
+              <w:t xml:space="preserve"> </w:t>
+            </w:r>
+            <w:proofErr w:type="spellStart"/>
+            <w:r>
+              <w:t>pendiente</w:t>
+            </w:r>
+            <w:proofErr w:type="spellEnd"/>
+            <w:r>
+              <w:t xml:space="preserve"> (</w:t>
+            </w:r>
+            <w:proofErr w:type="spellStart"/>
+            <w:r>
+              <w:t>cantidad</w:t>
+            </w:r>
+            <w:proofErr w:type="spellEnd"/>
+            <w:r>
+              <w:t xml:space="preserve"> 40 → 50)</w:t>
             </w:r>
           </w:p>
         </w:tc>
@@ -13733,9 +15259,27 @@
             <w:pPr>
               <w:spacing w:line="252" w:lineRule="auto"/>
             </w:pPr>
-            <w:r>
-              <w:t>Cambio guardado con rowVersion</w:t>
-            </w:r>
+            <w:proofErr w:type="spellStart"/>
+            <w:r>
+              <w:t>Cambio</w:t>
+            </w:r>
+            <w:proofErr w:type="spellEnd"/>
+            <w:r>
+              <w:t xml:space="preserve"> </w:t>
+            </w:r>
+            <w:proofErr w:type="spellStart"/>
+            <w:r>
+              <w:t>guardado</w:t>
+            </w:r>
+            <w:proofErr w:type="spellEnd"/>
+            <w:r>
+              <w:t xml:space="preserve"> con </w:t>
+            </w:r>
+            <w:proofErr w:type="spellStart"/>
+            <w:r>
+              <w:t>rowVersion</w:t>
+            </w:r>
+            <w:proofErr w:type="spellEnd"/>
           </w:p>
         </w:tc>
         <w:tc>
@@ -13759,9 +15303,19 @@
             <w:pPr>
               <w:spacing w:line="252" w:lineRule="auto"/>
             </w:pPr>
-            <w:r>
-              <w:t>Orden actualizada</w:t>
-            </w:r>
+            <w:proofErr w:type="spellStart"/>
+            <w:r>
+              <w:t>Orden</w:t>
+            </w:r>
+            <w:proofErr w:type="spellEnd"/>
+            <w:r>
+              <w:t xml:space="preserve"> </w:t>
+            </w:r>
+            <w:proofErr w:type="spellStart"/>
+            <w:r>
+              <w:t>actualizada</w:t>
+            </w:r>
+            <w:proofErr w:type="spellEnd"/>
           </w:p>
         </w:tc>
         <w:tc>
@@ -13785,19 +15339,15 @@
             <w:pPr>
               <w:spacing w:line="252" w:lineRule="auto"/>
             </w:pPr>
+            <w:proofErr w:type="spellStart"/>
             <w:r>
               <w:t>Aprobada</w:t>
             </w:r>
+            <w:proofErr w:type="spellEnd"/>
           </w:p>
         </w:tc>
       </w:tr>
       <w:tr>
-        <w:tblPrEx>
-          <w:tblCellMar>
-            <w:top w:w="0" w:type="dxa"/>
-            <w:bottom w:w="0" w:type="dxa"/>
-          </w:tblCellMar>
-        </w:tblPrEx>
         <w:tc>
           <w:tcPr>
             <w:tcW w:w="1115" w:type="dxa"/>
@@ -13878,8 +15428,21 @@
               <w:spacing w:line="252" w:lineRule="auto"/>
             </w:pPr>
             <w:r>
-              <w:t>Estado Aprobada + historial</w:t>
-            </w:r>
+              <w:t xml:space="preserve">Estado </w:t>
+            </w:r>
+            <w:proofErr w:type="spellStart"/>
+            <w:r>
+              <w:t>Aprobada</w:t>
+            </w:r>
+            <w:proofErr w:type="spellEnd"/>
+            <w:r>
+              <w:t xml:space="preserve"> + </w:t>
+            </w:r>
+            <w:proofErr w:type="spellStart"/>
+            <w:r>
+              <w:t>historial</w:t>
+            </w:r>
+            <w:proofErr w:type="spellEnd"/>
           </w:p>
         </w:tc>
         <w:tc>
@@ -13903,9 +15466,11 @@
             <w:pPr>
               <w:spacing w:line="252" w:lineRule="auto"/>
             </w:pPr>
+            <w:proofErr w:type="spellStart"/>
             <w:r>
               <w:t>Aprobada</w:t>
             </w:r>
+            <w:proofErr w:type="spellEnd"/>
           </w:p>
         </w:tc>
         <w:tc>
@@ -13929,19 +15494,15 @@
             <w:pPr>
               <w:spacing w:line="252" w:lineRule="auto"/>
             </w:pPr>
+            <w:proofErr w:type="spellStart"/>
             <w:r>
               <w:t>Aprobada</w:t>
             </w:r>
+            <w:proofErr w:type="spellEnd"/>
           </w:p>
         </w:tc>
       </w:tr>
       <w:tr>
-        <w:tblPrEx>
-          <w:tblCellMar>
-            <w:top w:w="0" w:type="dxa"/>
-            <w:bottom w:w="0" w:type="dxa"/>
-          </w:tblCellMar>
-        </w:tblPrEx>
         <w:tc>
           <w:tcPr>
             <w:tcW w:w="1115" w:type="dxa"/>
@@ -13989,9 +15550,35 @@
             <w:pPr>
               <w:spacing w:line="252" w:lineRule="auto"/>
             </w:pPr>
-            <w:r>
-              <w:t>Proceso integrado: recepción parcial</w:t>
-            </w:r>
+            <w:proofErr w:type="spellStart"/>
+            <w:r>
+              <w:t>Proceso</w:t>
+            </w:r>
+            <w:proofErr w:type="spellEnd"/>
+            <w:r>
+              <w:t xml:space="preserve"> </w:t>
+            </w:r>
+            <w:proofErr w:type="spellStart"/>
+            <w:r>
+              <w:t>integrado</w:t>
+            </w:r>
+            <w:proofErr w:type="spellEnd"/>
+            <w:r>
+              <w:t xml:space="preserve">: </w:t>
+            </w:r>
+            <w:proofErr w:type="spellStart"/>
+            <w:r>
+              <w:t>recepción</w:t>
+            </w:r>
+            <w:proofErr w:type="spellEnd"/>
+            <w:r>
+              <w:t xml:space="preserve"> </w:t>
+            </w:r>
+            <w:proofErr w:type="spellStart"/>
+            <w:r>
+              <w:t>parcial</w:t>
+            </w:r>
+            <w:proofErr w:type="spellEnd"/>
           </w:p>
         </w:tc>
         <w:tc>
@@ -14079,19 +15666,15 @@
             <w:pPr>
               <w:spacing w:line="252" w:lineRule="auto"/>
             </w:pPr>
+            <w:proofErr w:type="spellStart"/>
             <w:r>
               <w:t>Aprobada</w:t>
             </w:r>
+            <w:proofErr w:type="spellEnd"/>
           </w:p>
         </w:tc>
       </w:tr>
       <w:tr>
-        <w:tblPrEx>
-          <w:tblCellMar>
-            <w:top w:w="0" w:type="dxa"/>
-            <w:bottom w:w="0" w:type="dxa"/>
-          </w:tblCellMar>
-        </w:tblPrEx>
         <w:tc>
           <w:tcPr>
             <w:tcW w:w="1115" w:type="dxa"/>
@@ -14146,13 +15729,7 @@
               <w:rPr>
                 <w:lang w:val="es-GT"/>
               </w:rPr>
-              <w:t>Orden queda en estado Parcial con</w:t>
-            </w:r>
-            <w:r>
-              <w:rPr>
-                <w:lang w:val="es-GT"/>
-              </w:rPr>
-              <w:t xml:space="preserve"> recorrido e historial</w:t>
+              <w:t>Orden queda en estado Parcial con recorrido e historial</w:t>
             </w:r>
           </w:p>
         </w:tc>
@@ -14178,8 +15755,13 @@
               <w:spacing w:line="252" w:lineRule="auto"/>
             </w:pPr>
             <w:r>
-              <w:t>Estado Parcial</w:t>
-            </w:r>
+              <w:t xml:space="preserve">Estado </w:t>
+            </w:r>
+            <w:proofErr w:type="spellStart"/>
+            <w:r>
+              <w:t>Parcial</w:t>
+            </w:r>
+            <w:proofErr w:type="spellEnd"/>
           </w:p>
         </w:tc>
         <w:tc>
@@ -14235,19 +15817,15 @@
             <w:pPr>
               <w:spacing w:line="252" w:lineRule="auto"/>
             </w:pPr>
+            <w:proofErr w:type="spellStart"/>
             <w:r>
               <w:t>Aprobada</w:t>
             </w:r>
+            <w:proofErr w:type="spellEnd"/>
           </w:p>
         </w:tc>
       </w:tr>
       <w:tr>
-        <w:tblPrEx>
-          <w:tblCellMar>
-            <w:top w:w="0" w:type="dxa"/>
-            <w:bottom w:w="0" w:type="dxa"/>
-          </w:tblCellMar>
-        </w:tblPrEx>
         <w:tc>
           <w:tcPr>
             <w:tcW w:w="1115" w:type="dxa"/>
@@ -14295,9 +15873,27 @@
             <w:pPr>
               <w:spacing w:line="252" w:lineRule="auto"/>
             </w:pPr>
-            <w:r>
-              <w:t>Consultar recepciones con cumplimiento</w:t>
-            </w:r>
+            <w:proofErr w:type="spellStart"/>
+            <w:r>
+              <w:t>Consultar</w:t>
+            </w:r>
+            <w:proofErr w:type="spellEnd"/>
+            <w:r>
+              <w:t xml:space="preserve"> </w:t>
+            </w:r>
+            <w:proofErr w:type="spellStart"/>
+            <w:r>
+              <w:t>recepciones</w:t>
+            </w:r>
+            <w:proofErr w:type="spellEnd"/>
+            <w:r>
+              <w:t xml:space="preserve"> con </w:t>
+            </w:r>
+            <w:proofErr w:type="spellStart"/>
+            <w:r>
+              <w:t>cumplimiento</w:t>
+            </w:r>
+            <w:proofErr w:type="spellEnd"/>
           </w:p>
         </w:tc>
         <w:tc>
@@ -14321,9 +15917,11 @@
             <w:pPr>
               <w:spacing w:line="252" w:lineRule="auto"/>
             </w:pPr>
+            <w:proofErr w:type="spellStart"/>
             <w:r>
               <w:t>Listado</w:t>
             </w:r>
+            <w:proofErr w:type="spellEnd"/>
           </w:p>
         </w:tc>
         <w:tc>
@@ -14347,9 +15945,19 @@
             <w:pPr>
               <w:spacing w:line="252" w:lineRule="auto"/>
             </w:pPr>
-            <w:r>
-              <w:t>Listado cargado</w:t>
-            </w:r>
+            <w:proofErr w:type="spellStart"/>
+            <w:r>
+              <w:t>Listado</w:t>
+            </w:r>
+            <w:proofErr w:type="spellEnd"/>
+            <w:r>
+              <w:t xml:space="preserve"> </w:t>
+            </w:r>
+            <w:proofErr w:type="spellStart"/>
+            <w:r>
+              <w:t>cargado</w:t>
+            </w:r>
+            <w:proofErr w:type="spellEnd"/>
           </w:p>
         </w:tc>
         <w:tc>
@@ -14373,9 +15981,11 @@
             <w:pPr>
               <w:spacing w:line="252" w:lineRule="auto"/>
             </w:pPr>
+            <w:proofErr w:type="spellStart"/>
             <w:r>
               <w:t>Aprobada</w:t>
             </w:r>
+            <w:proofErr w:type="spellEnd"/>
           </w:p>
         </w:tc>
       </w:tr>
@@ -14742,13 +16352,35 @@
         <w:rPr>
           <w:lang w:val="es-GT"/>
         </w:rPr>
-        <w:t>Pruebas desde el frontend (el ERP consume el banco en el proceso real) y pruebas directas al servicio externo para demostrar éxito, error, seguridad</w:t>
+        <w:t xml:space="preserve">Pruebas desde el </w:t>
       </w:r>
+      <w:proofErr w:type="spellStart"/>
       <w:r>
         <w:rPr>
           <w:lang w:val="es-GT"/>
         </w:rPr>
-        <w:t xml:space="preserve"> e idempotencia.</w:t>
+        <w:t>frontend</w:t>
+      </w:r>
+      <w:proofErr w:type="spellEnd"/>
+      <w:r>
+        <w:rPr>
+          <w:lang w:val="es-GT"/>
+        </w:rPr>
+        <w:t xml:space="preserve"> (el ERP consume el banco en el proceso real) y pruebas directas al servicio externo para demostrar éxito, error, seguridad e </w:t>
+      </w:r>
+      <w:proofErr w:type="spellStart"/>
+      <w:r>
+        <w:rPr>
+          <w:lang w:val="es-GT"/>
+        </w:rPr>
+        <w:t>idempotencia</w:t>
+      </w:r>
+      <w:proofErr w:type="spellEnd"/>
+      <w:r>
+        <w:rPr>
+          <w:lang w:val="es-GT"/>
+        </w:rPr>
+        <w:t>.</w:t>
       </w:r>
     </w:p>
     <w:tbl>
@@ -14776,12 +16408,6 @@
         <w:gridCol w:w="1407"/>
       </w:tblGrid>
       <w:tr>
-        <w:tblPrEx>
-          <w:tblCellMar>
-            <w:top w:w="0" w:type="dxa"/>
-            <w:bottom w:w="0" w:type="dxa"/>
-          </w:tblCellMar>
-        </w:tblPrEx>
         <w:trPr>
           <w:tblHeader/>
         </w:trPr>
@@ -14841,6 +16467,7 @@
             <w:pPr>
               <w:spacing w:line="252" w:lineRule="auto"/>
             </w:pPr>
+            <w:proofErr w:type="spellStart"/>
             <w:r>
               <w:rPr>
                 <w:b/>
@@ -14851,6 +16478,7 @@
               </w:rPr>
               <w:t>Caso</w:t>
             </w:r>
+            <w:proofErr w:type="spellEnd"/>
           </w:p>
         </w:tc>
         <w:tc>
@@ -14875,6 +16503,7 @@
             <w:pPr>
               <w:spacing w:line="252" w:lineRule="auto"/>
             </w:pPr>
+            <w:proofErr w:type="spellStart"/>
             <w:r>
               <w:rPr>
                 <w:b/>
@@ -14885,6 +16514,7 @@
               </w:rPr>
               <w:t>Esperado</w:t>
             </w:r>
+            <w:proofErr w:type="spellEnd"/>
           </w:p>
         </w:tc>
         <w:tc>
@@ -14909,6 +16539,7 @@
             <w:pPr>
               <w:spacing w:line="252" w:lineRule="auto"/>
             </w:pPr>
+            <w:proofErr w:type="spellStart"/>
             <w:r>
               <w:rPr>
                 <w:b/>
@@ -14919,6 +16550,7 @@
               </w:rPr>
               <w:t>Obtenido</w:t>
             </w:r>
+            <w:proofErr w:type="spellEnd"/>
           </w:p>
         </w:tc>
         <w:tc>
@@ -14943,6 +16575,7 @@
             <w:pPr>
               <w:spacing w:line="252" w:lineRule="auto"/>
             </w:pPr>
+            <w:proofErr w:type="spellStart"/>
             <w:r>
               <w:rPr>
                 <w:b/>
@@ -14953,16 +16586,11 @@
               </w:rPr>
               <w:t>Resultado</w:t>
             </w:r>
+            <w:proofErr w:type="spellEnd"/>
           </w:p>
         </w:tc>
       </w:tr>
       <w:tr>
-        <w:tblPrEx>
-          <w:tblCellMar>
-            <w:top w:w="0" w:type="dxa"/>
-            <w:bottom w:w="0" w:type="dxa"/>
-          </w:tblCellMar>
-        </w:tblPrEx>
         <w:tc>
           <w:tcPr>
             <w:tcW w:w="1115" w:type="dxa"/>
@@ -15106,19 +16734,15 @@
             <w:pPr>
               <w:spacing w:line="252" w:lineRule="auto"/>
             </w:pPr>
+            <w:proofErr w:type="spellStart"/>
             <w:r>
               <w:t>Aprobada</w:t>
             </w:r>
+            <w:proofErr w:type="spellEnd"/>
           </w:p>
         </w:tc>
       </w:tr>
       <w:tr>
-        <w:tblPrEx>
-          <w:tblCellMar>
-            <w:top w:w="0" w:type="dxa"/>
-            <w:bottom w:w="0" w:type="dxa"/>
-          </w:tblCellMar>
-        </w:tblPrEx>
         <w:tc>
           <w:tcPr>
             <w:tcW w:w="1115" w:type="dxa"/>
@@ -15262,19 +16886,15 @@
             <w:pPr>
               <w:spacing w:line="252" w:lineRule="auto"/>
             </w:pPr>
+            <w:proofErr w:type="spellStart"/>
             <w:r>
               <w:t>Aprobada</w:t>
             </w:r>
+            <w:proofErr w:type="spellEnd"/>
           </w:p>
         </w:tc>
       </w:tr>
       <w:tr>
-        <w:tblPrEx>
-          <w:tblCellMar>
-            <w:top w:w="0" w:type="dxa"/>
-            <w:bottom w:w="0" w:type="dxa"/>
-          </w:tblCellMar>
-        </w:tblPrEx>
         <w:tc>
           <w:tcPr>
             <w:tcW w:w="1115" w:type="dxa"/>
@@ -15329,7 +16949,21 @@
               <w:rPr>
                 <w:lang w:val="es-GT"/>
               </w:rPr>
-              <w:t>Banco simulado en línea (/health)</w:t>
+              <w:t>Banco simulado en línea (/</w:t>
+            </w:r>
+            <w:proofErr w:type="spellStart"/>
+            <w:r>
+              <w:rPr>
+                <w:lang w:val="es-GT"/>
+              </w:rPr>
+              <w:t>health</w:t>
+            </w:r>
+            <w:proofErr w:type="spellEnd"/>
+            <w:r>
+              <w:rPr>
+                <w:lang w:val="es-GT"/>
+              </w:rPr>
+              <w:t>)</w:t>
             </w:r>
           </w:p>
         </w:tc>
@@ -15355,8 +16989,21 @@
               <w:spacing w:line="252" w:lineRule="auto"/>
             </w:pPr>
             <w:r>
-              <w:t>200 en línea</w:t>
-            </w:r>
+              <w:t xml:space="preserve">200 </w:t>
+            </w:r>
+            <w:proofErr w:type="spellStart"/>
+            <w:r>
+              <w:t>en</w:t>
+            </w:r>
+            <w:proofErr w:type="spellEnd"/>
+            <w:r>
+              <w:t xml:space="preserve"> </w:t>
+            </w:r>
+            <w:proofErr w:type="spellStart"/>
+            <w:r>
+              <w:t>línea</w:t>
+            </w:r>
+            <w:proofErr w:type="spellEnd"/>
           </w:p>
         </w:tc>
         <w:tc>
@@ -15406,19 +17053,15 @@
             <w:pPr>
               <w:spacing w:line="252" w:lineRule="auto"/>
             </w:pPr>
+            <w:proofErr w:type="spellStart"/>
             <w:r>
               <w:t>Aprobada</w:t>
             </w:r>
+            <w:proofErr w:type="spellEnd"/>
           </w:p>
         </w:tc>
       </w:tr>
       <w:tr>
-        <w:tblPrEx>
-          <w:tblCellMar>
-            <w:top w:w="0" w:type="dxa"/>
-            <w:bottom w:w="0" w:type="dxa"/>
-          </w:tblCellMar>
-        </w:tblPrEx>
         <w:tc>
           <w:tcPr>
             <w:tcW w:w="1115" w:type="dxa"/>
@@ -15550,19 +17193,15 @@
             <w:pPr>
               <w:spacing w:line="252" w:lineRule="auto"/>
             </w:pPr>
+            <w:proofErr w:type="spellStart"/>
             <w:r>
               <w:t>Aprobada</w:t>
             </w:r>
+            <w:proofErr w:type="spellEnd"/>
           </w:p>
         </w:tc>
       </w:tr>
       <w:tr>
-        <w:tblPrEx>
-          <w:tblCellMar>
-            <w:top w:w="0" w:type="dxa"/>
-            <w:bottom w:w="0" w:type="dxa"/>
-          </w:tblCellMar>
-        </w:tblPrEx>
         <w:tc>
           <w:tcPr>
             <w:tcW w:w="1115" w:type="dxa"/>
@@ -15610,9 +17249,19 @@
             <w:pPr>
               <w:spacing w:line="252" w:lineRule="auto"/>
             </w:pPr>
-            <w:r>
-              <w:t>Transferencia válida</w:t>
-            </w:r>
+            <w:proofErr w:type="spellStart"/>
+            <w:r>
+              <w:t>Transferencia</w:t>
+            </w:r>
+            <w:proofErr w:type="spellEnd"/>
+            <w:r>
+              <w:t xml:space="preserve"> </w:t>
+            </w:r>
+            <w:proofErr w:type="spellStart"/>
+            <w:r>
+              <w:t>válida</w:t>
+            </w:r>
+            <w:proofErr w:type="spellEnd"/>
           </w:p>
         </w:tc>
         <w:tc>
@@ -15637,8 +17286,13 @@
               <w:spacing w:line="252" w:lineRule="auto"/>
             </w:pPr>
             <w:r>
-              <w:t>200 APROBADA con autorización</w:t>
-            </w:r>
+              <w:t xml:space="preserve">200 APROBADA con </w:t>
+            </w:r>
+            <w:proofErr w:type="spellStart"/>
+            <w:r>
+              <w:t>autorización</w:t>
+            </w:r>
+            <w:proofErr w:type="spellEnd"/>
           </w:p>
         </w:tc>
         <w:tc>
@@ -15688,19 +17342,15 @@
             <w:pPr>
               <w:spacing w:line="252" w:lineRule="auto"/>
             </w:pPr>
+            <w:proofErr w:type="spellStart"/>
             <w:r>
               <w:t>Aprobada</w:t>
             </w:r>
+            <w:proofErr w:type="spellEnd"/>
           </w:p>
         </w:tc>
       </w:tr>
       <w:tr>
-        <w:tblPrEx>
-          <w:tblCellMar>
-            <w:top w:w="0" w:type="dxa"/>
-            <w:bottom w:w="0" w:type="dxa"/>
-          </w:tblCellMar>
-        </w:tblPrEx>
         <w:tc>
           <w:tcPr>
             <w:tcW w:w="1115" w:type="dxa"/>
@@ -15755,7 +17405,21 @@
               <w:rPr>
                 <w:lang w:val="es-GT"/>
               </w:rPr>
-              <w:t>Repetir la misma operación (idempotencia)</w:t>
+              <w:t>Repetir la misma operación (</w:t>
+            </w:r>
+            <w:proofErr w:type="spellStart"/>
+            <w:r>
+              <w:rPr>
+                <w:lang w:val="es-GT"/>
+              </w:rPr>
+              <w:t>idempotencia</w:t>
+            </w:r>
+            <w:proofErr w:type="spellEnd"/>
+            <w:r>
+              <w:rPr>
+                <w:lang w:val="es-GT"/>
+              </w:rPr>
+              <w:t>)</w:t>
             </w:r>
           </w:p>
         </w:tc>
@@ -15812,9 +17476,19 @@
             <w:pPr>
               <w:spacing w:line="252" w:lineRule="auto"/>
             </w:pPr>
-            <w:r>
-              <w:t>Misma autorización</w:t>
-            </w:r>
+            <w:proofErr w:type="spellStart"/>
+            <w:r>
+              <w:t>Misma</w:t>
+            </w:r>
+            <w:proofErr w:type="spellEnd"/>
+            <w:r>
+              <w:t xml:space="preserve"> </w:t>
+            </w:r>
+            <w:proofErr w:type="spellStart"/>
+            <w:r>
+              <w:t>autorización</w:t>
+            </w:r>
+            <w:proofErr w:type="spellEnd"/>
           </w:p>
         </w:tc>
         <w:tc>
@@ -15838,19 +17512,15 @@
             <w:pPr>
               <w:spacing w:line="252" w:lineRule="auto"/>
             </w:pPr>
+            <w:proofErr w:type="spellStart"/>
             <w:r>
               <w:t>Aprobada</w:t>
             </w:r>
+            <w:proofErr w:type="spellEnd"/>
           </w:p>
         </w:tc>
       </w:tr>
       <w:tr>
-        <w:tblPrEx>
-          <w:tblCellMar>
-            <w:top w:w="0" w:type="dxa"/>
-            <w:bottom w:w="0" w:type="dxa"/>
-          </w:tblCellMar>
-        </w:tblPrEx>
         <w:tc>
           <w:tcPr>
             <w:tcW w:w="1115" w:type="dxa"/>
@@ -15982,19 +17652,15 @@
             <w:pPr>
               <w:spacing w:line="252" w:lineRule="auto"/>
             </w:pPr>
+            <w:proofErr w:type="spellStart"/>
             <w:r>
               <w:t>Aprobada</w:t>
             </w:r>
+            <w:proofErr w:type="spellEnd"/>
           </w:p>
         </w:tc>
       </w:tr>
       <w:tr>
-        <w:tblPrEx>
-          <w:tblCellMar>
-            <w:top w:w="0" w:type="dxa"/>
-            <w:bottom w:w="0" w:type="dxa"/>
-          </w:tblCellMar>
-        </w:tblPrEx>
         <w:tc>
           <w:tcPr>
             <w:tcW w:w="1115" w:type="dxa"/>
@@ -16132,19 +17798,15 @@
             <w:pPr>
               <w:spacing w:line="252" w:lineRule="auto"/>
             </w:pPr>
+            <w:proofErr w:type="spellStart"/>
             <w:r>
               <w:t>Aprobada</w:t>
             </w:r>
+            <w:proofErr w:type="spellEnd"/>
           </w:p>
         </w:tc>
       </w:tr>
       <w:tr>
-        <w:tblPrEx>
-          <w:tblCellMar>
-            <w:top w:w="0" w:type="dxa"/>
-            <w:bottom w:w="0" w:type="dxa"/>
-          </w:tblCellMar>
-        </w:tblPrEx>
         <w:tc>
           <w:tcPr>
             <w:tcW w:w="1115" w:type="dxa"/>
@@ -16192,8 +17854,21 @@
             <w:pPr>
               <w:spacing w:line="252" w:lineRule="auto"/>
             </w:pPr>
-            <w:r>
-              <w:t>Moneda distinta de GTQ</w:t>
+            <w:proofErr w:type="spellStart"/>
+            <w:r>
+              <w:t>Moneda</w:t>
+            </w:r>
+            <w:proofErr w:type="spellEnd"/>
+            <w:r>
+              <w:t xml:space="preserve"> </w:t>
+            </w:r>
+            <w:proofErr w:type="spellStart"/>
+            <w:r>
+              <w:t>distinta</w:t>
+            </w:r>
+            <w:proofErr w:type="spellEnd"/>
+            <w:r>
+              <w:t xml:space="preserve"> de GTQ</w:t>
             </w:r>
           </w:p>
         </w:tc>
@@ -16219,8 +17894,21 @@
               <w:spacing w:line="252" w:lineRule="auto"/>
             </w:pPr>
             <w:r>
-              <w:t>400 Solicitud inválida</w:t>
-            </w:r>
+              <w:t xml:space="preserve">400 </w:t>
+            </w:r>
+            <w:proofErr w:type="spellStart"/>
+            <w:r>
+              <w:t>Solicitud</w:t>
+            </w:r>
+            <w:proofErr w:type="spellEnd"/>
+            <w:r>
+              <w:t xml:space="preserve"> </w:t>
+            </w:r>
+            <w:proofErr w:type="spellStart"/>
+            <w:r>
+              <w:t>inválida</w:t>
+            </w:r>
+            <w:proofErr w:type="spellEnd"/>
           </w:p>
         </w:tc>
         <w:tc>
@@ -16270,9 +17958,11 @@
             <w:pPr>
               <w:spacing w:line="252" w:lineRule="auto"/>
             </w:pPr>
+            <w:proofErr w:type="spellStart"/>
             <w:r>
               <w:t>Aprobada</w:t>
             </w:r>
+            <w:proofErr w:type="spellEnd"/>
           </w:p>
         </w:tc>
       </w:tr>
@@ -16524,7 +18214,31 @@
           <w:szCs w:val="18"/>
           <w:lang w:val="es-GT"/>
         </w:rPr>
-        <w:t>Servicio externo independiente BancoSimulado.API (puerto 5100).</w:t>
+        <w:t xml:space="preserve">Servicio externo independiente </w:t>
+      </w:r>
+      <w:proofErr w:type="spellStart"/>
+      <w:r>
+        <w:rPr>
+          <w:i/>
+          <w:iCs/>
+          <w:color w:val="5F6B7E"/>
+          <w:sz w:val="18"/>
+          <w:szCs w:val="18"/>
+          <w:lang w:val="es-GT"/>
+        </w:rPr>
+        <w:t>BancoSimulado.API</w:t>
+      </w:r>
+      <w:proofErr w:type="spellEnd"/>
+      <w:r>
+        <w:rPr>
+          <w:i/>
+          <w:iCs/>
+          <w:color w:val="5F6B7E"/>
+          <w:sz w:val="18"/>
+          <w:szCs w:val="18"/>
+          <w:lang w:val="es-GT"/>
+        </w:rPr>
+        <w:t xml:space="preserve"> (puerto 5100).</w:t>
       </w:r>
     </w:p>
     <w:p>
@@ -16570,7 +18284,77 @@
         <w:rPr>
           <w:lang w:val="es-GT"/>
         </w:rPr>
-        <w:t xml:space="preserve"> las operaciones no permitidas aunque se llamen directamente. También se probó el ciclo completo del access token y refresh token.</w:t>
+        <w:t xml:space="preserve"> las operaciones no </w:t>
+      </w:r>
+      <w:proofErr w:type="gramStart"/>
+      <w:r>
+        <w:rPr>
+          <w:lang w:val="es-GT"/>
+        </w:rPr>
+        <w:t>permitidas</w:t>
+      </w:r>
+      <w:proofErr w:type="gramEnd"/>
+      <w:r>
+        <w:rPr>
+          <w:lang w:val="es-GT"/>
+        </w:rPr>
+        <w:t xml:space="preserve"> aunque se llamen directamente. También se probó el ciclo completo del </w:t>
+      </w:r>
+      <w:proofErr w:type="spellStart"/>
+      <w:r>
+        <w:rPr>
+          <w:lang w:val="es-GT"/>
+        </w:rPr>
+        <w:t>access</w:t>
+      </w:r>
+      <w:proofErr w:type="spellEnd"/>
+      <w:r>
+        <w:rPr>
+          <w:lang w:val="es-GT"/>
+        </w:rPr>
+        <w:t xml:space="preserve"> </w:t>
+      </w:r>
+      <w:proofErr w:type="spellStart"/>
+      <w:r>
+        <w:rPr>
+          <w:lang w:val="es-GT"/>
+        </w:rPr>
+        <w:t>token</w:t>
+      </w:r>
+      <w:proofErr w:type="spellEnd"/>
+      <w:r>
+        <w:rPr>
+          <w:lang w:val="es-GT"/>
+        </w:rPr>
+        <w:t xml:space="preserve"> y </w:t>
+      </w:r>
+      <w:proofErr w:type="spellStart"/>
+      <w:r>
+        <w:rPr>
+          <w:lang w:val="es-GT"/>
+        </w:rPr>
+        <w:t>refresh</w:t>
+      </w:r>
+      <w:proofErr w:type="spellEnd"/>
+      <w:r>
+        <w:rPr>
+          <w:lang w:val="es-GT"/>
+        </w:rPr>
+        <w:t xml:space="preserve"> </w:t>
+      </w:r>
+      <w:proofErr w:type="spellStart"/>
+      <w:r>
+        <w:rPr>
+          <w:lang w:val="es-GT"/>
+        </w:rPr>
+        <w:t>token</w:t>
+      </w:r>
+      <w:proofErr w:type="spellEnd"/>
+      <w:r>
+        <w:rPr>
+          <w:lang w:val="es-GT"/>
+        </w:rPr>
+        <w:t>.</w:t>
       </w:r>
     </w:p>
     <w:tbl>
@@ -16598,12 +18382,6 @@
         <w:gridCol w:w="1407"/>
       </w:tblGrid>
       <w:tr>
-        <w:tblPrEx>
-          <w:tblCellMar>
-            <w:top w:w="0" w:type="dxa"/>
-            <w:bottom w:w="0" w:type="dxa"/>
-          </w:tblCellMar>
-        </w:tblPrEx>
         <w:trPr>
           <w:tblHeader/>
         </w:trPr>
@@ -16663,6 +18441,7 @@
             <w:pPr>
               <w:spacing w:line="252" w:lineRule="auto"/>
             </w:pPr>
+            <w:proofErr w:type="spellStart"/>
             <w:r>
               <w:rPr>
                 <w:b/>
@@ -16673,6 +18452,7 @@
               </w:rPr>
               <w:t>Caso</w:t>
             </w:r>
+            <w:proofErr w:type="spellEnd"/>
           </w:p>
         </w:tc>
         <w:tc>
@@ -16697,6 +18477,7 @@
             <w:pPr>
               <w:spacing w:line="252" w:lineRule="auto"/>
             </w:pPr>
+            <w:proofErr w:type="spellStart"/>
             <w:r>
               <w:rPr>
                 <w:b/>
@@ -16707,6 +18488,7 @@
               </w:rPr>
               <w:t>Esperado</w:t>
             </w:r>
+            <w:proofErr w:type="spellEnd"/>
           </w:p>
         </w:tc>
         <w:tc>
@@ -16731,6 +18513,7 @@
             <w:pPr>
               <w:spacing w:line="252" w:lineRule="auto"/>
             </w:pPr>
+            <w:proofErr w:type="spellStart"/>
             <w:r>
               <w:rPr>
                 <w:b/>
@@ -16741,6 +18524,7 @@
               </w:rPr>
               <w:t>Obtenido</w:t>
             </w:r>
+            <w:proofErr w:type="spellEnd"/>
           </w:p>
         </w:tc>
         <w:tc>
@@ -16765,6 +18549,7 @@
             <w:pPr>
               <w:spacing w:line="252" w:lineRule="auto"/>
             </w:pPr>
+            <w:proofErr w:type="spellStart"/>
             <w:r>
               <w:rPr>
                 <w:b/>
@@ -16775,16 +18560,11 @@
               </w:rPr>
               <w:t>Resultado</w:t>
             </w:r>
+            <w:proofErr w:type="spellEnd"/>
           </w:p>
         </w:tc>
       </w:tr>
       <w:tr>
-        <w:tblPrEx>
-          <w:tblCellMar>
-            <w:top w:w="0" w:type="dxa"/>
-            <w:bottom w:w="0" w:type="dxa"/>
-          </w:tblCellMar>
-        </w:tblPrEx>
         <w:tc>
           <w:tcPr>
             <w:tcW w:w="1115" w:type="dxa"/>
@@ -16833,8 +18613,21 @@
               <w:spacing w:line="252" w:lineRule="auto"/>
             </w:pPr>
             <w:r>
-              <w:t>Login con credenciales inválidas</w:t>
-            </w:r>
+              <w:t xml:space="preserve">Login con </w:t>
+            </w:r>
+            <w:proofErr w:type="spellStart"/>
+            <w:r>
+              <w:t>credenciales</w:t>
+            </w:r>
+            <w:proofErr w:type="spellEnd"/>
+            <w:r>
+              <w:t xml:space="preserve"> </w:t>
+            </w:r>
+            <w:proofErr w:type="spellStart"/>
+            <w:r>
+              <w:t>inválidas</w:t>
+            </w:r>
+            <w:proofErr w:type="spellEnd"/>
           </w:p>
         </w:tc>
         <w:tc>
@@ -16858,9 +18651,27 @@
             <w:pPr>
               <w:spacing w:line="252" w:lineRule="auto"/>
             </w:pPr>
-            <w:r>
-              <w:t>Rechazo 401 con mensaje claro</w:t>
-            </w:r>
+            <w:proofErr w:type="spellStart"/>
+            <w:r>
+              <w:t>Rechazo</w:t>
+            </w:r>
+            <w:proofErr w:type="spellEnd"/>
+            <w:r>
+              <w:t xml:space="preserve"> 401 con </w:t>
+            </w:r>
+            <w:proofErr w:type="spellStart"/>
+            <w:r>
+              <w:t>mensaje</w:t>
+            </w:r>
+            <w:proofErr w:type="spellEnd"/>
+            <w:r>
+              <w:t xml:space="preserve"> </w:t>
+            </w:r>
+            <w:proofErr w:type="spellStart"/>
+            <w:r>
+              <w:t>claro</w:t>
+            </w:r>
+            <w:proofErr w:type="spellEnd"/>
           </w:p>
         </w:tc>
         <w:tc>
@@ -16885,7 +18696,23 @@
               <w:spacing w:line="252" w:lineRule="auto"/>
             </w:pPr>
             <w:r>
-              <w:t>Usuario o contraseña incorrectos.</w:t>
+              <w:t xml:space="preserve">Usuario o </w:t>
+            </w:r>
+            <w:proofErr w:type="spellStart"/>
+            <w:r>
+              <w:t>contraseña</w:t>
+            </w:r>
+            <w:proofErr w:type="spellEnd"/>
+            <w:r>
+              <w:t xml:space="preserve"> </w:t>
+            </w:r>
+            <w:proofErr w:type="spellStart"/>
+            <w:r>
+              <w:t>incorrectos</w:t>
+            </w:r>
+            <w:proofErr w:type="spellEnd"/>
+            <w:r>
+              <w:t>.</w:t>
             </w:r>
           </w:p>
         </w:tc>
@@ -16910,19 +18737,15 @@
             <w:pPr>
               <w:spacing w:line="252" w:lineRule="auto"/>
             </w:pPr>
+            <w:proofErr w:type="spellStart"/>
             <w:r>
               <w:t>Aprobada</w:t>
             </w:r>
+            <w:proofErr w:type="spellEnd"/>
           </w:p>
         </w:tc>
       </w:tr>
       <w:tr>
-        <w:tblPrEx>
-          <w:tblCellMar>
-            <w:top w:w="0" w:type="dxa"/>
-            <w:bottom w:w="0" w:type="dxa"/>
-          </w:tblCellMar>
-        </w:tblPrEx>
         <w:tc>
           <w:tcPr>
             <w:tcW w:w="1115" w:type="dxa"/>
@@ -16971,7 +18794,15 @@
               <w:spacing w:line="252" w:lineRule="auto"/>
             </w:pPr>
             <w:r>
-              <w:t>Login administrador (access + refresh token)</w:t>
+              <w:t xml:space="preserve">Login </w:t>
+            </w:r>
+            <w:proofErr w:type="spellStart"/>
+            <w:r>
+              <w:t>administrador</w:t>
+            </w:r>
+            <w:proofErr w:type="spellEnd"/>
+            <w:r>
+              <w:t xml:space="preserve"> (access + refresh token)</w:t>
             </w:r>
           </w:p>
         </w:tc>
@@ -17060,19 +18891,15 @@
             <w:pPr>
               <w:spacing w:line="252" w:lineRule="auto"/>
             </w:pPr>
+            <w:proofErr w:type="spellStart"/>
             <w:r>
               <w:t>Aprobada</w:t>
             </w:r>
+            <w:proofErr w:type="spellEnd"/>
           </w:p>
         </w:tc>
       </w:tr>
       <w:tr>
-        <w:tblPrEx>
-          <w:tblCellMar>
-            <w:top w:w="0" w:type="dxa"/>
-            <w:bottom w:w="0" w:type="dxa"/>
-          </w:tblCellMar>
-        </w:tblPrEx>
         <w:tc>
           <w:tcPr>
             <w:tcW w:w="1115" w:type="dxa"/>
@@ -17153,7 +18980,31 @@
               <w:spacing w:line="252" w:lineRule="auto"/>
             </w:pPr>
             <w:r>
-              <w:t>No muestra "Agregar proveedor"</w:t>
+              <w:t xml:space="preserve">No </w:t>
+            </w:r>
+            <w:proofErr w:type="spellStart"/>
+            <w:r>
+              <w:t>muestra</w:t>
+            </w:r>
+            <w:proofErr w:type="spellEnd"/>
+            <w:r>
+              <w:t xml:space="preserve"> "</w:t>
+            </w:r>
+            <w:proofErr w:type="spellStart"/>
+            <w:r>
+              <w:t>Agregar</w:t>
+            </w:r>
+            <w:proofErr w:type="spellEnd"/>
+            <w:r>
+              <w:t xml:space="preserve"> </w:t>
+            </w:r>
+            <w:proofErr w:type="spellStart"/>
+            <w:r>
+              <w:t>proveedor</w:t>
+            </w:r>
+            <w:proofErr w:type="spellEnd"/>
+            <w:r>
+              <w:t>"</w:t>
             </w:r>
           </w:p>
         </w:tc>
@@ -17178,8 +19029,21 @@
             <w:pPr>
               <w:spacing w:line="252" w:lineRule="auto"/>
             </w:pPr>
-            <w:r>
-              <w:t>Botones visibles: 0</w:t>
+            <w:proofErr w:type="spellStart"/>
+            <w:r>
+              <w:t>Botones</w:t>
+            </w:r>
+            <w:proofErr w:type="spellEnd"/>
+            <w:r>
+              <w:t xml:space="preserve"> </w:t>
+            </w:r>
+            <w:proofErr w:type="spellStart"/>
+            <w:r>
+              <w:t>visibles</w:t>
+            </w:r>
+            <w:proofErr w:type="spellEnd"/>
+            <w:r>
+              <w:t>: 0</w:t>
             </w:r>
           </w:p>
         </w:tc>
@@ -17204,19 +19068,15 @@
             <w:pPr>
               <w:spacing w:line="252" w:lineRule="auto"/>
             </w:pPr>
+            <w:proofErr w:type="spellStart"/>
             <w:r>
               <w:t>Aprobada</w:t>
             </w:r>
+            <w:proofErr w:type="spellEnd"/>
           </w:p>
         </w:tc>
       </w:tr>
       <w:tr>
-        <w:tblPrEx>
-          <w:tblCellMar>
-            <w:top w:w="0" w:type="dxa"/>
-            <w:bottom w:w="0" w:type="dxa"/>
-          </w:tblCellMar>
-        </w:tblPrEx>
         <w:tc>
           <w:tcPr>
             <w:tcW w:w="1115" w:type="dxa"/>
@@ -17360,19 +19220,15 @@
             <w:pPr>
               <w:spacing w:line="252" w:lineRule="auto"/>
             </w:pPr>
+            <w:proofErr w:type="spellStart"/>
             <w:r>
               <w:t>Aprobada</w:t>
             </w:r>
+            <w:proofErr w:type="spellEnd"/>
           </w:p>
         </w:tc>
       </w:tr>
       <w:tr>
-        <w:tblPrEx>
-          <w:tblCellMar>
-            <w:top w:w="0" w:type="dxa"/>
-            <w:bottom w:w="0" w:type="dxa"/>
-          </w:tblCellMar>
-        </w:tblPrEx>
         <w:tc>
           <w:tcPr>
             <w:tcW w:w="1115" w:type="dxa"/>
@@ -17485,7 +19341,15 @@
               <w:spacing w:line="252" w:lineRule="auto"/>
             </w:pPr>
             <w:r>
-              <w:t>Enlaces de finanzas: 0</w:t>
+              <w:t xml:space="preserve">Enlaces de </w:t>
+            </w:r>
+            <w:proofErr w:type="spellStart"/>
+            <w:r>
+              <w:t>finanzas</w:t>
+            </w:r>
+            <w:proofErr w:type="spellEnd"/>
+            <w:r>
+              <w:t>: 0</w:t>
             </w:r>
           </w:p>
         </w:tc>
@@ -17510,19 +19374,15 @@
             <w:pPr>
               <w:spacing w:line="252" w:lineRule="auto"/>
             </w:pPr>
+            <w:proofErr w:type="spellStart"/>
             <w:r>
               <w:t>Aprobada</w:t>
             </w:r>
+            <w:proofErr w:type="spellEnd"/>
           </w:p>
         </w:tc>
       </w:tr>
       <w:tr>
-        <w:tblPrEx>
-          <w:tblCellMar>
-            <w:top w:w="0" w:type="dxa"/>
-            <w:bottom w:w="0" w:type="dxa"/>
-          </w:tblCellMar>
-        </w:tblPrEx>
         <w:tc>
           <w:tcPr>
             <w:tcW w:w="1115" w:type="dxa"/>
@@ -17597,8 +19457,13 @@
               <w:spacing w:line="252" w:lineRule="auto"/>
             </w:pPr>
             <w:r>
-              <w:t>401 No autorizado</w:t>
-            </w:r>
+              <w:t xml:space="preserve">401 No </w:t>
+            </w:r>
+            <w:proofErr w:type="spellStart"/>
+            <w:r>
+              <w:t>autorizado</w:t>
+            </w:r>
+            <w:proofErr w:type="spellEnd"/>
           </w:p>
         </w:tc>
         <w:tc>
@@ -17648,19 +19513,15 @@
             <w:pPr>
               <w:spacing w:line="252" w:lineRule="auto"/>
             </w:pPr>
+            <w:proofErr w:type="spellStart"/>
             <w:r>
               <w:t>Aprobada</w:t>
             </w:r>
+            <w:proofErr w:type="spellEnd"/>
           </w:p>
         </w:tc>
       </w:tr>
       <w:tr>
-        <w:tblPrEx>
-          <w:tblCellMar>
-            <w:top w:w="0" w:type="dxa"/>
-            <w:bottom w:w="0" w:type="dxa"/>
-          </w:tblCellMar>
-        </w:tblPrEx>
         <w:tc>
           <w:tcPr>
             <w:tcW w:w="1115" w:type="dxa"/>
@@ -17715,7 +19576,21 @@
               <w:rPr>
                 <w:lang w:val="es-GT"/>
               </w:rPr>
-              <w:t>Rol Consulta intenta AgregarProveedor directo en la API</w:t>
+              <w:t xml:space="preserve">Rol Consulta intenta </w:t>
+            </w:r>
+            <w:proofErr w:type="spellStart"/>
+            <w:r>
+              <w:rPr>
+                <w:lang w:val="es-GT"/>
+              </w:rPr>
+              <w:t>AgregarProveedor</w:t>
+            </w:r>
+            <w:proofErr w:type="spellEnd"/>
+            <w:r>
+              <w:rPr>
+                <w:lang w:val="es-GT"/>
+              </w:rPr>
+              <w:t xml:space="preserve"> directo en la API</w:t>
             </w:r>
           </w:p>
         </w:tc>
@@ -17741,7 +19616,31 @@
               <w:spacing w:line="252" w:lineRule="auto"/>
             </w:pPr>
             <w:r>
-              <w:t>403 Prohibido (permiso en backend)</w:t>
+              <w:t xml:space="preserve">403 </w:t>
+            </w:r>
+            <w:proofErr w:type="spellStart"/>
+            <w:r>
+              <w:t>Prohibido</w:t>
+            </w:r>
+            <w:proofErr w:type="spellEnd"/>
+            <w:r>
+              <w:t xml:space="preserve"> (</w:t>
+            </w:r>
+            <w:proofErr w:type="spellStart"/>
+            <w:r>
+              <w:t>permiso</w:t>
+            </w:r>
+            <w:proofErr w:type="spellEnd"/>
+            <w:r>
+              <w:t xml:space="preserve"> </w:t>
+            </w:r>
+            <w:proofErr w:type="spellStart"/>
+            <w:r>
+              <w:t>en</w:t>
+            </w:r>
+            <w:proofErr w:type="spellEnd"/>
+            <w:r>
+              <w:t xml:space="preserve"> backend)</w:t>
             </w:r>
           </w:p>
         </w:tc>
@@ -17792,19 +19691,15 @@
             <w:pPr>
               <w:spacing w:line="252" w:lineRule="auto"/>
             </w:pPr>
+            <w:proofErr w:type="spellStart"/>
             <w:r>
               <w:t>Aprobada</w:t>
             </w:r>
+            <w:proofErr w:type="spellEnd"/>
           </w:p>
         </w:tc>
       </w:tr>
       <w:tr>
-        <w:tblPrEx>
-          <w:tblCellMar>
-            <w:top w:w="0" w:type="dxa"/>
-            <w:bottom w:w="0" w:type="dxa"/>
-          </w:tblCellMar>
-        </w:tblPrEx>
         <w:tc>
           <w:tcPr>
             <w:tcW w:w="1115" w:type="dxa"/>
@@ -17859,8 +19754,30 @@
               <w:rPr>
                 <w:lang w:val="es-GT"/>
               </w:rPr>
-              <w:t>Renovar sesión con refresh token</w:t>
-            </w:r>
+              <w:t xml:space="preserve">Renovar sesión con </w:t>
+            </w:r>
+            <w:proofErr w:type="spellStart"/>
+            <w:r>
+              <w:rPr>
+                <w:lang w:val="es-GT"/>
+              </w:rPr>
+              <w:t>refresh</w:t>
+            </w:r>
+            <w:proofErr w:type="spellEnd"/>
+            <w:r>
+              <w:rPr>
+                <w:lang w:val="es-GT"/>
+              </w:rPr>
+              <w:t xml:space="preserve"> </w:t>
+            </w:r>
+            <w:proofErr w:type="spellStart"/>
+            <w:r>
+              <w:rPr>
+                <w:lang w:val="es-GT"/>
+              </w:rPr>
+              <w:t>token</w:t>
+            </w:r>
+            <w:proofErr w:type="spellEnd"/>
           </w:p>
         </w:tc>
         <w:tc>
@@ -17891,7 +19808,35 @@
               <w:rPr>
                 <w:lang w:val="es-GT"/>
               </w:rPr>
-              <w:t>200 y refresh token nuevo (rotación)</w:t>
+              <w:t xml:space="preserve">200 y </w:t>
+            </w:r>
+            <w:proofErr w:type="spellStart"/>
+            <w:r>
+              <w:rPr>
+                <w:lang w:val="es-GT"/>
+              </w:rPr>
+              <w:t>refresh</w:t>
+            </w:r>
+            <w:proofErr w:type="spellEnd"/>
+            <w:r>
+              <w:rPr>
+                <w:lang w:val="es-GT"/>
+              </w:rPr>
+              <w:t xml:space="preserve"> </w:t>
+            </w:r>
+            <w:proofErr w:type="spellStart"/>
+            <w:r>
+              <w:rPr>
+                <w:lang w:val="es-GT"/>
+              </w:rPr>
+              <w:t>token</w:t>
+            </w:r>
+            <w:proofErr w:type="spellEnd"/>
+            <w:r>
+              <w:rPr>
+                <w:lang w:val="es-GT"/>
+              </w:rPr>
+              <w:t xml:space="preserve"> nuevo (rotación)</w:t>
             </w:r>
           </w:p>
         </w:tc>
@@ -17917,7 +19862,15 @@
               <w:spacing w:line="252" w:lineRule="auto"/>
             </w:pPr>
             <w:r>
-              <w:t>HTTP 200, distinto: true</w:t>
+              <w:t xml:space="preserve">HTTP 200, </w:t>
+            </w:r>
+            <w:proofErr w:type="spellStart"/>
+            <w:r>
+              <w:t>distinto</w:t>
+            </w:r>
+            <w:proofErr w:type="spellEnd"/>
+            <w:r>
+              <w:t>: true</w:t>
             </w:r>
           </w:p>
         </w:tc>
@@ -17942,19 +19895,15 @@
             <w:pPr>
               <w:spacing w:line="252" w:lineRule="auto"/>
             </w:pPr>
+            <w:proofErr w:type="spellStart"/>
             <w:r>
               <w:t>Aprobada</w:t>
             </w:r>
+            <w:proofErr w:type="spellEnd"/>
           </w:p>
         </w:tc>
       </w:tr>
       <w:tr>
-        <w:tblPrEx>
-          <w:tblCellMar>
-            <w:top w:w="0" w:type="dxa"/>
-            <w:bottom w:w="0" w:type="dxa"/>
-          </w:tblCellMar>
-        </w:tblPrEx>
         <w:tc>
           <w:tcPr>
             <w:tcW w:w="1115" w:type="dxa"/>
@@ -18009,7 +19958,35 @@
               <w:rPr>
                 <w:lang w:val="es-GT"/>
               </w:rPr>
-              <w:t>Reutilizar refresh token ya rotado</w:t>
+              <w:t xml:space="preserve">Reutilizar </w:t>
+            </w:r>
+            <w:proofErr w:type="spellStart"/>
+            <w:r>
+              <w:rPr>
+                <w:lang w:val="es-GT"/>
+              </w:rPr>
+              <w:t>refresh</w:t>
+            </w:r>
+            <w:proofErr w:type="spellEnd"/>
+            <w:r>
+              <w:rPr>
+                <w:lang w:val="es-GT"/>
+              </w:rPr>
+              <w:t xml:space="preserve"> </w:t>
+            </w:r>
+            <w:proofErr w:type="spellStart"/>
+            <w:r>
+              <w:rPr>
+                <w:lang w:val="es-GT"/>
+              </w:rPr>
+              <w:t>token</w:t>
+            </w:r>
+            <w:proofErr w:type="spellEnd"/>
+            <w:r>
+              <w:rPr>
+                <w:lang w:val="es-GT"/>
+              </w:rPr>
+              <w:t xml:space="preserve"> ya rotado</w:t>
             </w:r>
           </w:p>
         </w:tc>
@@ -18035,7 +20012,23 @@
               <w:spacing w:line="252" w:lineRule="auto"/>
             </w:pPr>
             <w:r>
-              <w:t>401 (detección de reutilización)</w:t>
+              <w:t>401 (</w:t>
+            </w:r>
+            <w:proofErr w:type="spellStart"/>
+            <w:r>
+              <w:t>detección</w:t>
+            </w:r>
+            <w:proofErr w:type="spellEnd"/>
+            <w:r>
+              <w:t xml:space="preserve"> de </w:t>
+            </w:r>
+            <w:proofErr w:type="spellStart"/>
+            <w:r>
+              <w:t>reutilización</w:t>
+            </w:r>
+            <w:proofErr w:type="spellEnd"/>
+            <w:r>
+              <w:t>)</w:t>
             </w:r>
           </w:p>
         </w:tc>
@@ -18086,19 +20079,15 @@
             <w:pPr>
               <w:spacing w:line="252" w:lineRule="auto"/>
             </w:pPr>
+            <w:proofErr w:type="spellStart"/>
             <w:r>
               <w:t>Aprobada</w:t>
             </w:r>
+            <w:proofErr w:type="spellEnd"/>
           </w:p>
         </w:tc>
       </w:tr>
       <w:tr>
-        <w:tblPrEx>
-          <w:tblCellMar>
-            <w:top w:w="0" w:type="dxa"/>
-            <w:bottom w:w="0" w:type="dxa"/>
-          </w:tblCellMar>
-        </w:tblPrEx>
         <w:tc>
           <w:tcPr>
             <w:tcW w:w="1115" w:type="dxa"/>
@@ -18146,9 +20135,19 @@
             <w:pPr>
               <w:spacing w:line="252" w:lineRule="auto"/>
             </w:pPr>
-            <w:r>
-              <w:t>Cerrar sesión</w:t>
-            </w:r>
+            <w:proofErr w:type="spellStart"/>
+            <w:r>
+              <w:t>Cerrar</w:t>
+            </w:r>
+            <w:proofErr w:type="spellEnd"/>
+            <w:r>
+              <w:t xml:space="preserve"> </w:t>
+            </w:r>
+            <w:proofErr w:type="spellStart"/>
+            <w:r>
+              <w:t>sesión</w:t>
+            </w:r>
+            <w:proofErr w:type="spellEnd"/>
           </w:p>
         </w:tc>
         <w:tc>
@@ -18173,8 +20172,13 @@
               <w:spacing w:line="252" w:lineRule="auto"/>
             </w:pPr>
             <w:r>
-              <w:t>200 y refresh token invalidado</w:t>
-            </w:r>
+              <w:t xml:space="preserve">200 y refresh token </w:t>
+            </w:r>
+            <w:proofErr w:type="spellStart"/>
+            <w:r>
+              <w:t>invalidado</w:t>
+            </w:r>
+            <w:proofErr w:type="spellEnd"/>
           </w:p>
         </w:tc>
         <w:tc>
@@ -18224,19 +20228,15 @@
             <w:pPr>
               <w:spacing w:line="252" w:lineRule="auto"/>
             </w:pPr>
+            <w:proofErr w:type="spellStart"/>
             <w:r>
               <w:t>Aprobada</w:t>
             </w:r>
+            <w:proofErr w:type="spellEnd"/>
           </w:p>
         </w:tc>
       </w:tr>
       <w:tr>
-        <w:tblPrEx>
-          <w:tblCellMar>
-            <w:top w:w="0" w:type="dxa"/>
-            <w:bottom w:w="0" w:type="dxa"/>
-          </w:tblCellMar>
-        </w:tblPrEx>
         <w:tc>
           <w:tcPr>
             <w:tcW w:w="1115" w:type="dxa"/>
@@ -18291,7 +20291,35 @@
               <w:rPr>
                 <w:lang w:val="es-GT"/>
               </w:rPr>
-              <w:t>Usar refresh token después de cerrar sesión</w:t>
+              <w:t xml:space="preserve">Usar </w:t>
+            </w:r>
+            <w:proofErr w:type="spellStart"/>
+            <w:r>
+              <w:rPr>
+                <w:lang w:val="es-GT"/>
+              </w:rPr>
+              <w:t>refresh</w:t>
+            </w:r>
+            <w:proofErr w:type="spellEnd"/>
+            <w:r>
+              <w:rPr>
+                <w:lang w:val="es-GT"/>
+              </w:rPr>
+              <w:t xml:space="preserve"> </w:t>
+            </w:r>
+            <w:proofErr w:type="spellStart"/>
+            <w:r>
+              <w:rPr>
+                <w:lang w:val="es-GT"/>
+              </w:rPr>
+              <w:t>token</w:t>
+            </w:r>
+            <w:proofErr w:type="spellEnd"/>
+            <w:r>
+              <w:rPr>
+                <w:lang w:val="es-GT"/>
+              </w:rPr>
+              <w:t xml:space="preserve"> después de cerrar sesión</w:t>
             </w:r>
           </w:p>
         </w:tc>
@@ -18368,9 +20396,11 @@
             <w:pPr>
               <w:spacing w:line="252" w:lineRule="auto"/>
             </w:pPr>
+            <w:proofErr w:type="spellStart"/>
             <w:r>
               <w:t>Aprobada</w:t>
             </w:r>
+            <w:proofErr w:type="spellEnd"/>
           </w:p>
         </w:tc>
       </w:tr>
@@ -18436,6 +20466,7 @@
         <w:spacing w:after="200"/>
         <w:jc w:val="center"/>
       </w:pPr>
+      <w:proofErr w:type="spellStart"/>
       <w:r>
         <w:rPr>
           <w:b/>
@@ -18444,7 +20475,18 @@
           <w:sz w:val="18"/>
           <w:szCs w:val="18"/>
         </w:rPr>
-        <w:t xml:space="preserve">Figura 14. </w:t>
+        <w:t>Figura</w:t>
+      </w:r>
+      <w:proofErr w:type="spellEnd"/>
+      <w:r>
+        <w:rPr>
+          <w:b/>
+          <w:bCs/>
+          <w:color w:val="5F6B7E"/>
+          <w:sz w:val="18"/>
+          <w:szCs w:val="18"/>
+        </w:rPr>
+        <w:t xml:space="preserve"> 14. </w:t>
       </w:r>
       <w:r>
         <w:rPr>
@@ -18454,7 +20496,51 @@
           <w:sz w:val="18"/>
           <w:szCs w:val="18"/>
         </w:rPr>
-        <w:t>SEG-01 · Credenciales inválidas.</w:t>
+        <w:t xml:space="preserve">SEG-01 · </w:t>
+      </w:r>
+      <w:proofErr w:type="spellStart"/>
+      <w:r>
+        <w:rPr>
+          <w:i/>
+          <w:iCs/>
+          <w:color w:val="5F6B7E"/>
+          <w:sz w:val="18"/>
+          <w:szCs w:val="18"/>
+        </w:rPr>
+        <w:t>Credenciales</w:t>
+      </w:r>
+      <w:proofErr w:type="spellEnd"/>
+      <w:r>
+        <w:rPr>
+          <w:i/>
+          <w:iCs/>
+          <w:color w:val="5F6B7E"/>
+          <w:sz w:val="18"/>
+          <w:szCs w:val="18"/>
+        </w:rPr>
+        <w:t xml:space="preserve"> </w:t>
+      </w:r>
+      <w:proofErr w:type="spellStart"/>
+      <w:r>
+        <w:rPr>
+          <w:i/>
+          <w:iCs/>
+          <w:color w:val="5F6B7E"/>
+          <w:sz w:val="18"/>
+          <w:szCs w:val="18"/>
+        </w:rPr>
+        <w:t>inválidas</w:t>
+      </w:r>
+      <w:proofErr w:type="spellEnd"/>
+      <w:r>
+        <w:rPr>
+          <w:i/>
+          <w:iCs/>
+          <w:color w:val="5F6B7E"/>
+          <w:sz w:val="18"/>
+          <w:szCs w:val="18"/>
+        </w:rPr>
+        <w:t>.</w:t>
       </w:r>
     </w:p>
     <w:p>
@@ -18744,12 +20830,6 @@
         <w:gridCol w:w="1407"/>
       </w:tblGrid>
       <w:tr>
-        <w:tblPrEx>
-          <w:tblCellMar>
-            <w:top w:w="0" w:type="dxa"/>
-            <w:bottom w:w="0" w:type="dxa"/>
-          </w:tblCellMar>
-        </w:tblPrEx>
         <w:trPr>
           <w:tblHeader/>
         </w:trPr>
@@ -18809,6 +20889,7 @@
             <w:pPr>
               <w:spacing w:line="252" w:lineRule="auto"/>
             </w:pPr>
+            <w:proofErr w:type="spellStart"/>
             <w:r>
               <w:rPr>
                 <w:b/>
@@ -18819,6 +20900,7 @@
               </w:rPr>
               <w:t>Caso</w:t>
             </w:r>
+            <w:proofErr w:type="spellEnd"/>
           </w:p>
         </w:tc>
         <w:tc>
@@ -18843,6 +20925,7 @@
             <w:pPr>
               <w:spacing w:line="252" w:lineRule="auto"/>
             </w:pPr>
+            <w:proofErr w:type="spellStart"/>
             <w:r>
               <w:rPr>
                 <w:b/>
@@ -18853,6 +20936,7 @@
               </w:rPr>
               <w:t>Esperado</w:t>
             </w:r>
+            <w:proofErr w:type="spellEnd"/>
           </w:p>
         </w:tc>
         <w:tc>
@@ -18877,6 +20961,7 @@
             <w:pPr>
               <w:spacing w:line="252" w:lineRule="auto"/>
             </w:pPr>
+            <w:proofErr w:type="spellStart"/>
             <w:r>
               <w:rPr>
                 <w:b/>
@@ -18887,6 +20972,7 @@
               </w:rPr>
               <w:t>Obtenido</w:t>
             </w:r>
+            <w:proofErr w:type="spellEnd"/>
           </w:p>
         </w:tc>
         <w:tc>
@@ -18911,6 +20997,7 @@
             <w:pPr>
               <w:spacing w:line="252" w:lineRule="auto"/>
             </w:pPr>
+            <w:proofErr w:type="spellStart"/>
             <w:r>
               <w:rPr>
                 <w:b/>
@@ -18921,16 +21008,11 @@
               </w:rPr>
               <w:t>Resultado</w:t>
             </w:r>
+            <w:proofErr w:type="spellEnd"/>
           </w:p>
         </w:tc>
       </w:tr>
       <w:tr>
-        <w:tblPrEx>
-          <w:tblCellMar>
-            <w:top w:w="0" w:type="dxa"/>
-            <w:bottom w:w="0" w:type="dxa"/>
-          </w:tblCellMar>
-        </w:tblPrEx>
         <w:tc>
           <w:tcPr>
             <w:tcW w:w="1115" w:type="dxa"/>
@@ -19010,8 +21092,29 @@
             <w:pPr>
               <w:spacing w:line="252" w:lineRule="auto"/>
             </w:pPr>
-            <w:r>
-              <w:t>Rechazo 409 (segregación de funciones)</w:t>
+            <w:proofErr w:type="spellStart"/>
+            <w:r>
+              <w:t>Rechazo</w:t>
+            </w:r>
+            <w:proofErr w:type="spellEnd"/>
+            <w:r>
+              <w:t xml:space="preserve"> 409 (</w:t>
+            </w:r>
+            <w:proofErr w:type="spellStart"/>
+            <w:r>
+              <w:t>segregación</w:t>
+            </w:r>
+            <w:proofErr w:type="spellEnd"/>
+            <w:r>
+              <w:t xml:space="preserve"> de </w:t>
+            </w:r>
+            <w:proofErr w:type="spellStart"/>
+            <w:r>
+              <w:t>funciones</w:t>
+            </w:r>
+            <w:proofErr w:type="spellEnd"/>
+            <w:r>
+              <w:t>)</w:t>
             </w:r>
           </w:p>
         </w:tc>
@@ -19068,19 +21171,15 @@
             <w:pPr>
               <w:spacing w:line="252" w:lineRule="auto"/>
             </w:pPr>
+            <w:proofErr w:type="spellStart"/>
             <w:r>
               <w:t>Aprobada</w:t>
             </w:r>
+            <w:proofErr w:type="spellEnd"/>
           </w:p>
         </w:tc>
       </w:tr>
       <w:tr>
-        <w:tblPrEx>
-          <w:tblCellMar>
-            <w:top w:w="0" w:type="dxa"/>
-            <w:bottom w:w="0" w:type="dxa"/>
-          </w:tblCellMar>
-        </w:tblPrEx>
         <w:tc>
           <w:tcPr>
             <w:tcW w:w="1115" w:type="dxa"/>
@@ -19192,9 +21291,11 @@
             <w:pPr>
               <w:spacing w:line="252" w:lineRule="auto"/>
             </w:pPr>
+            <w:proofErr w:type="spellStart"/>
             <w:r>
               <w:t>Anulada</w:t>
             </w:r>
+            <w:proofErr w:type="spellEnd"/>
           </w:p>
         </w:tc>
         <w:tc>
@@ -19218,19 +21319,15 @@
             <w:pPr>
               <w:spacing w:line="252" w:lineRule="auto"/>
             </w:pPr>
+            <w:proofErr w:type="spellStart"/>
             <w:r>
               <w:t>Aprobada</w:t>
             </w:r>
+            <w:proofErr w:type="spellEnd"/>
           </w:p>
         </w:tc>
       </w:tr>
       <w:tr>
-        <w:tblPrEx>
-          <w:tblCellMar>
-            <w:top w:w="0" w:type="dxa"/>
-            <w:bottom w:w="0" w:type="dxa"/>
-          </w:tblCellMar>
-        </w:tblPrEx>
         <w:tc>
           <w:tcPr>
             <w:tcW w:w="1115" w:type="dxa"/>
@@ -19349,13 +21446,7 @@
               <w:rPr>
                 <w:lang w:val="es-GT"/>
               </w:rPr>
-              <w:t xml:space="preserve">No se puede inactivar un proveedor con órdenes de compra abiertas </w:t>
-            </w:r>
-            <w:r>
-              <w:rPr>
-                <w:lang w:val="es-GT"/>
-              </w:rPr>
-              <w:t>(Pendiente, Aprobada o Parcial).</w:t>
+              <w:t>No se puede inactivar un proveedor con órdenes de compra abiertas (Pendiente, Aprobada o Parcial).</w:t>
             </w:r>
           </w:p>
         </w:tc>
@@ -19380,9 +21471,11 @@
             <w:pPr>
               <w:spacing w:line="252" w:lineRule="auto"/>
             </w:pPr>
+            <w:proofErr w:type="spellStart"/>
             <w:r>
               <w:t>Aprobada</w:t>
             </w:r>
+            <w:proofErr w:type="spellEnd"/>
           </w:p>
         </w:tc>
       </w:tr>
@@ -19563,9 +21656,22 @@
       <w:bookmarkStart w:id="9" w:name="_Toc243801914"/>
       <w:r>
         <w:lastRenderedPageBreak/>
-        <w:t>8. CRUD, consultas y reportes</w:t>
+        <w:t xml:space="preserve">8. CRUD, </w:t>
+      </w:r>
+      <w:proofErr w:type="spellStart"/>
+      <w:r>
+        <w:t>consultas</w:t>
+      </w:r>
+      <w:proofErr w:type="spellEnd"/>
+      <w:r>
+        <w:t xml:space="preserve"> y </w:t>
+      </w:r>
+      <w:proofErr w:type="spellStart"/>
+      <w:r>
+        <w:t>reportes</w:t>
       </w:r>
       <w:bookmarkEnd w:id="9"/>
+      <w:proofErr w:type="spellEnd"/>
     </w:p>
     <w:tbl>
       <w:tblPr>
@@ -19592,12 +21698,6 @@
         <w:gridCol w:w="1371"/>
       </w:tblGrid>
       <w:tr>
-        <w:tblPrEx>
-          <w:tblCellMar>
-            <w:top w:w="0" w:type="dxa"/>
-            <w:bottom w:w="0" w:type="dxa"/>
-          </w:tblCellMar>
-        </w:tblPrEx>
         <w:trPr>
           <w:tblHeader/>
         </w:trPr>
@@ -19657,6 +21757,7 @@
             <w:pPr>
               <w:spacing w:line="252" w:lineRule="auto"/>
             </w:pPr>
+            <w:proofErr w:type="spellStart"/>
             <w:r>
               <w:rPr>
                 <w:b/>
@@ -19667,6 +21768,7 @@
               </w:rPr>
               <w:t>Caso</w:t>
             </w:r>
+            <w:proofErr w:type="spellEnd"/>
           </w:p>
         </w:tc>
         <w:tc>
@@ -19691,6 +21793,7 @@
             <w:pPr>
               <w:spacing w:line="252" w:lineRule="auto"/>
             </w:pPr>
+            <w:proofErr w:type="spellStart"/>
             <w:r>
               <w:rPr>
                 <w:b/>
@@ -19701,6 +21804,7 @@
               </w:rPr>
               <w:t>Esperado</w:t>
             </w:r>
+            <w:proofErr w:type="spellEnd"/>
           </w:p>
         </w:tc>
         <w:tc>
@@ -19725,6 +21829,7 @@
             <w:pPr>
               <w:spacing w:line="252" w:lineRule="auto"/>
             </w:pPr>
+            <w:proofErr w:type="spellStart"/>
             <w:r>
               <w:rPr>
                 <w:b/>
@@ -19735,6 +21840,7 @@
               </w:rPr>
               <w:t>Obtenido</w:t>
             </w:r>
+            <w:proofErr w:type="spellEnd"/>
           </w:p>
         </w:tc>
         <w:tc>
@@ -19759,6 +21865,7 @@
             <w:pPr>
               <w:spacing w:line="252" w:lineRule="auto"/>
             </w:pPr>
+            <w:proofErr w:type="spellStart"/>
             <w:r>
               <w:rPr>
                 <w:b/>
@@ -19769,16 +21876,11 @@
               </w:rPr>
               <w:t>Resultado</w:t>
             </w:r>
+            <w:proofErr w:type="spellEnd"/>
           </w:p>
         </w:tc>
       </w:tr>
       <w:tr>
-        <w:tblPrEx>
-          <w:tblCellMar>
-            <w:top w:w="0" w:type="dxa"/>
-            <w:bottom w:w="0" w:type="dxa"/>
-          </w:tblCellMar>
-        </w:tblPrEx>
         <w:tc>
           <w:tcPr>
             <w:tcW w:w="1115" w:type="dxa"/>
@@ -19826,8 +21928,37 @@
             <w:pPr>
               <w:spacing w:line="252" w:lineRule="auto"/>
             </w:pPr>
-            <w:r>
-              <w:t>Consultar proveedores (paginado, ordenado)</w:t>
+            <w:proofErr w:type="spellStart"/>
+            <w:r>
+              <w:t>Consultar</w:t>
+            </w:r>
+            <w:proofErr w:type="spellEnd"/>
+            <w:r>
+              <w:t xml:space="preserve"> </w:t>
+            </w:r>
+            <w:proofErr w:type="spellStart"/>
+            <w:r>
+              <w:t>proveedores</w:t>
+            </w:r>
+            <w:proofErr w:type="spellEnd"/>
+            <w:r>
+              <w:t xml:space="preserve"> (</w:t>
+            </w:r>
+            <w:proofErr w:type="spellStart"/>
+            <w:r>
+              <w:t>paginado</w:t>
+            </w:r>
+            <w:proofErr w:type="spellEnd"/>
+            <w:r>
+              <w:t xml:space="preserve">, </w:t>
+            </w:r>
+            <w:proofErr w:type="spellStart"/>
+            <w:r>
+              <w:t>ordenado</w:t>
+            </w:r>
+            <w:proofErr w:type="spellEnd"/>
+            <w:r>
+              <w:t>)</w:t>
             </w:r>
           </w:p>
         </w:tc>
@@ -19885,7 +22016,31 @@
               <w:spacing w:line="252" w:lineRule="auto"/>
             </w:pPr>
             <w:r>
-              <w:t>10 filas en la página 1</w:t>
+              <w:t xml:space="preserve">10 </w:t>
+            </w:r>
+            <w:proofErr w:type="spellStart"/>
+            <w:r>
+              <w:t>filas</w:t>
+            </w:r>
+            <w:proofErr w:type="spellEnd"/>
+            <w:r>
+              <w:t xml:space="preserve"> </w:t>
+            </w:r>
+            <w:proofErr w:type="spellStart"/>
+            <w:r>
+              <w:t>en</w:t>
+            </w:r>
+            <w:proofErr w:type="spellEnd"/>
+            <w:r>
+              <w:t xml:space="preserve"> la </w:t>
+            </w:r>
+            <w:proofErr w:type="spellStart"/>
+            <w:r>
+              <w:t>página</w:t>
+            </w:r>
+            <w:proofErr w:type="spellEnd"/>
+            <w:r>
+              <w:t xml:space="preserve"> 1</w:t>
             </w:r>
           </w:p>
         </w:tc>
@@ -19910,19 +22065,15 @@
             <w:pPr>
               <w:spacing w:line="252" w:lineRule="auto"/>
             </w:pPr>
+            <w:proofErr w:type="spellStart"/>
             <w:r>
               <w:t>Aprobada</w:t>
             </w:r>
+            <w:proofErr w:type="spellEnd"/>
           </w:p>
         </w:tc>
       </w:tr>
       <w:tr>
-        <w:tblPrEx>
-          <w:tblCellMar>
-            <w:top w:w="0" w:type="dxa"/>
-            <w:bottom w:w="0" w:type="dxa"/>
-          </w:tblCellMar>
-        </w:tblPrEx>
         <w:tc>
           <w:tcPr>
             <w:tcW w:w="1115" w:type="dxa"/>
@@ -19970,8 +22121,37 @@
             <w:pPr>
               <w:spacing w:line="252" w:lineRule="auto"/>
             </w:pPr>
-            <w:r>
-              <w:t>Búsqueda por texto "Lácteos"</w:t>
+            <w:proofErr w:type="spellStart"/>
+            <w:r>
+              <w:t>Búsqueda</w:t>
+            </w:r>
+            <w:proofErr w:type="spellEnd"/>
+            <w:r>
+              <w:t xml:space="preserve"> </w:t>
+            </w:r>
+            <w:proofErr w:type="spellStart"/>
+            <w:r>
+              <w:t>por</w:t>
+            </w:r>
+            <w:proofErr w:type="spellEnd"/>
+            <w:r>
+              <w:t xml:space="preserve"> </w:t>
+            </w:r>
+            <w:proofErr w:type="spellStart"/>
+            <w:r>
+              <w:t>texto</w:t>
+            </w:r>
+            <w:proofErr w:type="spellEnd"/>
+            <w:r>
+              <w:t xml:space="preserve"> "</w:t>
+            </w:r>
+            <w:proofErr w:type="spellStart"/>
+            <w:r>
+              <w:t>Lácteos</w:t>
+            </w:r>
+            <w:proofErr w:type="spellEnd"/>
+            <w:r>
+              <w:t>"</w:t>
             </w:r>
           </w:p>
         </w:tc>
@@ -19997,8 +22177,13 @@
               <w:spacing w:line="252" w:lineRule="auto"/>
             </w:pPr>
             <w:r>
-              <w:t>Solo coincidencias</w:t>
-            </w:r>
+              <w:t xml:space="preserve">Solo </w:t>
+            </w:r>
+            <w:proofErr w:type="spellStart"/>
+            <w:r>
+              <w:t>coincidencias</w:t>
+            </w:r>
+            <w:proofErr w:type="spellEnd"/>
           </w:p>
         </w:tc>
         <w:tc>
@@ -20048,19 +22233,15 @@
             <w:pPr>
               <w:spacing w:line="252" w:lineRule="auto"/>
             </w:pPr>
+            <w:proofErr w:type="spellStart"/>
             <w:r>
               <w:t>Aprobada</w:t>
             </w:r>
+            <w:proofErr w:type="spellEnd"/>
           </w:p>
         </w:tc>
       </w:tr>
       <w:tr>
-        <w:tblPrEx>
-          <w:tblCellMar>
-            <w:top w:w="0" w:type="dxa"/>
-            <w:bottom w:w="0" w:type="dxa"/>
-          </w:tblCellMar>
-        </w:tblPrEx>
         <w:tc>
           <w:tcPr>
             <w:tcW w:w="1115" w:type="dxa"/>
@@ -20140,9 +22321,27 @@
             <w:pPr>
               <w:spacing w:line="252" w:lineRule="auto"/>
             </w:pPr>
-            <w:r>
-              <w:t>Listado filtrado y ordenado</w:t>
-            </w:r>
+            <w:proofErr w:type="spellStart"/>
+            <w:r>
+              <w:t>Listado</w:t>
+            </w:r>
+            <w:proofErr w:type="spellEnd"/>
+            <w:r>
+              <w:t xml:space="preserve"> </w:t>
+            </w:r>
+            <w:proofErr w:type="spellStart"/>
+            <w:r>
+              <w:t>filtrado</w:t>
+            </w:r>
+            <w:proofErr w:type="spellEnd"/>
+            <w:r>
+              <w:t xml:space="preserve"> y </w:t>
+            </w:r>
+            <w:proofErr w:type="spellStart"/>
+            <w:r>
+              <w:t>ordenado</w:t>
+            </w:r>
+            <w:proofErr w:type="spellEnd"/>
           </w:p>
         </w:tc>
         <w:tc>
@@ -20166,9 +22365,27 @@
             <w:pPr>
               <w:spacing w:line="252" w:lineRule="auto"/>
             </w:pPr>
-            <w:r>
-              <w:t>Filtro y orden aplicados</w:t>
-            </w:r>
+            <w:proofErr w:type="spellStart"/>
+            <w:r>
+              <w:t>Filtro</w:t>
+            </w:r>
+            <w:proofErr w:type="spellEnd"/>
+            <w:r>
+              <w:t xml:space="preserve"> y </w:t>
+            </w:r>
+            <w:proofErr w:type="spellStart"/>
+            <w:r>
+              <w:t>orden</w:t>
+            </w:r>
+            <w:proofErr w:type="spellEnd"/>
+            <w:r>
+              <w:t xml:space="preserve"> </w:t>
+            </w:r>
+            <w:proofErr w:type="spellStart"/>
+            <w:r>
+              <w:t>aplicados</w:t>
+            </w:r>
+            <w:proofErr w:type="spellEnd"/>
           </w:p>
         </w:tc>
         <w:tc>
@@ -20192,19 +22409,15 @@
             <w:pPr>
               <w:spacing w:line="252" w:lineRule="auto"/>
             </w:pPr>
+            <w:proofErr w:type="spellStart"/>
             <w:r>
               <w:t>Aprobada</w:t>
             </w:r>
+            <w:proofErr w:type="spellEnd"/>
           </w:p>
         </w:tc>
       </w:tr>
       <w:tr>
-        <w:tblPrEx>
-          <w:tblCellMar>
-            <w:top w:w="0" w:type="dxa"/>
-            <w:bottom w:w="0" w:type="dxa"/>
-          </w:tblCellMar>
-        </w:tblPrEx>
         <w:tc>
           <w:tcPr>
             <w:tcW w:w="1115" w:type="dxa"/>
@@ -20252,8 +22465,21 @@
             <w:pPr>
               <w:spacing w:line="252" w:lineRule="auto"/>
             </w:pPr>
-            <w:r>
-              <w:t>Agregar proveedor (NIT 6700074-6)</w:t>
+            <w:proofErr w:type="spellStart"/>
+            <w:r>
+              <w:t>Agregar</w:t>
+            </w:r>
+            <w:proofErr w:type="spellEnd"/>
+            <w:r>
+              <w:t xml:space="preserve"> </w:t>
+            </w:r>
+            <w:proofErr w:type="spellStart"/>
+            <w:r>
+              <w:t>proveedor</w:t>
+            </w:r>
+            <w:proofErr w:type="spellEnd"/>
+            <w:r>
+              <w:t xml:space="preserve"> (NIT 6700074-6)</w:t>
             </w:r>
           </w:p>
         </w:tc>
@@ -20342,19 +22568,15 @@
             <w:pPr>
               <w:spacing w:line="252" w:lineRule="auto"/>
             </w:pPr>
+            <w:proofErr w:type="spellStart"/>
             <w:r>
               <w:t>Aprobada</w:t>
             </w:r>
+            <w:proofErr w:type="spellEnd"/>
           </w:p>
         </w:tc>
       </w:tr>
       <w:tr>
-        <w:tblPrEx>
-          <w:tblCellMar>
-            <w:top w:w="0" w:type="dxa"/>
-            <w:bottom w:w="0" w:type="dxa"/>
-          </w:tblCellMar>
-        </w:tblPrEx>
         <w:tc>
           <w:tcPr>
             <w:tcW w:w="1115" w:type="dxa"/>
@@ -20409,7 +22631,21 @@
               <w:rPr>
                 <w:lang w:val="es-GT"/>
               </w:rPr>
-              <w:t>Editar proveedor (días de crédito 30 → 45, con rowVersion)</w:t>
+              <w:t xml:space="preserve">Editar proveedor (días de crédito 30 → 45, con </w:t>
+            </w:r>
+            <w:proofErr w:type="spellStart"/>
+            <w:r>
+              <w:rPr>
+                <w:lang w:val="es-GT"/>
+              </w:rPr>
+              <w:t>rowVersion</w:t>
+            </w:r>
+            <w:proofErr w:type="spellEnd"/>
+            <w:r>
+              <w:rPr>
+                <w:lang w:val="es-GT"/>
+              </w:rPr>
+              <w:t>)</w:t>
             </w:r>
           </w:p>
         </w:tc>
@@ -20434,9 +22670,19 @@
             <w:pPr>
               <w:spacing w:line="252" w:lineRule="auto"/>
             </w:pPr>
-            <w:r>
-              <w:t>Cambio guardado</w:t>
-            </w:r>
+            <w:proofErr w:type="spellStart"/>
+            <w:r>
+              <w:t>Cambio</w:t>
+            </w:r>
+            <w:proofErr w:type="spellEnd"/>
+            <w:r>
+              <w:t xml:space="preserve"> </w:t>
+            </w:r>
+            <w:proofErr w:type="spellStart"/>
+            <w:r>
+              <w:t>guardado</w:t>
+            </w:r>
+            <w:proofErr w:type="spellEnd"/>
           </w:p>
         </w:tc>
         <w:tc>
@@ -20460,9 +22706,19 @@
             <w:pPr>
               <w:spacing w:line="252" w:lineRule="auto"/>
             </w:pPr>
-            <w:r>
-              <w:t>Crédito a 45 días</w:t>
-            </w:r>
+            <w:proofErr w:type="spellStart"/>
+            <w:r>
+              <w:t>Crédito</w:t>
+            </w:r>
+            <w:proofErr w:type="spellEnd"/>
+            <w:r>
+              <w:t xml:space="preserve"> a 45 </w:t>
+            </w:r>
+            <w:proofErr w:type="spellStart"/>
+            <w:r>
+              <w:t>días</w:t>
+            </w:r>
+            <w:proofErr w:type="spellEnd"/>
           </w:p>
         </w:tc>
         <w:tc>
@@ -20486,19 +22742,15 @@
             <w:pPr>
               <w:spacing w:line="252" w:lineRule="auto"/>
             </w:pPr>
+            <w:proofErr w:type="spellStart"/>
             <w:r>
               <w:t>Aprobada</w:t>
             </w:r>
+            <w:proofErr w:type="spellEnd"/>
           </w:p>
         </w:tc>
       </w:tr>
       <w:tr>
-        <w:tblPrEx>
-          <w:tblCellMar>
-            <w:top w:w="0" w:type="dxa"/>
-            <w:bottom w:w="0" w:type="dxa"/>
-          </w:tblCellMar>
-        </w:tblPrEx>
         <w:tc>
           <w:tcPr>
             <w:tcW w:w="1115" w:type="dxa"/>
@@ -20578,9 +22830,19 @@
             <w:pPr>
               <w:spacing w:line="252" w:lineRule="auto"/>
             </w:pPr>
-            <w:r>
-              <w:t>Listado paginado</w:t>
-            </w:r>
+            <w:proofErr w:type="spellStart"/>
+            <w:r>
+              <w:t>Listado</w:t>
+            </w:r>
+            <w:proofErr w:type="spellEnd"/>
+            <w:r>
+              <w:t xml:space="preserve"> </w:t>
+            </w:r>
+            <w:proofErr w:type="spellStart"/>
+            <w:r>
+              <w:t>paginado</w:t>
+            </w:r>
+            <w:proofErr w:type="spellEnd"/>
           </w:p>
         </w:tc>
         <w:tc>
@@ -20604,9 +22866,19 @@
             <w:pPr>
               <w:spacing w:line="252" w:lineRule="auto"/>
             </w:pPr>
-            <w:r>
-              <w:t>Listado cargado</w:t>
-            </w:r>
+            <w:proofErr w:type="spellStart"/>
+            <w:r>
+              <w:t>Listado</w:t>
+            </w:r>
+            <w:proofErr w:type="spellEnd"/>
+            <w:r>
+              <w:t xml:space="preserve"> </w:t>
+            </w:r>
+            <w:proofErr w:type="spellStart"/>
+            <w:r>
+              <w:t>cargado</w:t>
+            </w:r>
+            <w:proofErr w:type="spellEnd"/>
           </w:p>
         </w:tc>
         <w:tc>
@@ -20630,19 +22902,15 @@
             <w:pPr>
               <w:spacing w:line="252" w:lineRule="auto"/>
             </w:pPr>
+            <w:proofErr w:type="spellStart"/>
             <w:r>
               <w:t>Aprobada</w:t>
             </w:r>
+            <w:proofErr w:type="spellEnd"/>
           </w:p>
         </w:tc>
       </w:tr>
       <w:tr>
-        <w:tblPrEx>
-          <w:tblCellMar>
-            <w:top w:w="0" w:type="dxa"/>
-            <w:bottom w:w="0" w:type="dxa"/>
-          </w:tblCellMar>
-        </w:tblPrEx>
         <w:tc>
           <w:tcPr>
             <w:tcW w:w="1115" w:type="dxa"/>
@@ -20690,9 +22958,35 @@
             <w:pPr>
               <w:spacing w:line="252" w:lineRule="auto"/>
             </w:pPr>
-            <w:r>
-              <w:t>Consultar cuentas por pagar</w:t>
-            </w:r>
+            <w:proofErr w:type="spellStart"/>
+            <w:r>
+              <w:t>Consultar</w:t>
+            </w:r>
+            <w:proofErr w:type="spellEnd"/>
+            <w:r>
+              <w:t xml:space="preserve"> </w:t>
+            </w:r>
+            <w:proofErr w:type="spellStart"/>
+            <w:r>
+              <w:t>cuentas</w:t>
+            </w:r>
+            <w:proofErr w:type="spellEnd"/>
+            <w:r>
+              <w:t xml:space="preserve"> </w:t>
+            </w:r>
+            <w:proofErr w:type="spellStart"/>
+            <w:r>
+              <w:t>por</w:t>
+            </w:r>
+            <w:proofErr w:type="spellEnd"/>
+            <w:r>
+              <w:t xml:space="preserve"> </w:t>
+            </w:r>
+            <w:proofErr w:type="spellStart"/>
+            <w:r>
+              <w:t>pagar</w:t>
+            </w:r>
+            <w:proofErr w:type="spellEnd"/>
           </w:p>
         </w:tc>
         <w:tc>
@@ -20748,9 +23042,19 @@
             <w:pPr>
               <w:spacing w:line="252" w:lineRule="auto"/>
             </w:pPr>
-            <w:r>
-              <w:t>Listado cargado</w:t>
-            </w:r>
+            <w:proofErr w:type="spellStart"/>
+            <w:r>
+              <w:t>Listado</w:t>
+            </w:r>
+            <w:proofErr w:type="spellEnd"/>
+            <w:r>
+              <w:t xml:space="preserve"> </w:t>
+            </w:r>
+            <w:proofErr w:type="spellStart"/>
+            <w:r>
+              <w:t>cargado</w:t>
+            </w:r>
+            <w:proofErr w:type="spellEnd"/>
           </w:p>
         </w:tc>
         <w:tc>
@@ -20774,19 +23078,15 @@
             <w:pPr>
               <w:spacing w:line="252" w:lineRule="auto"/>
             </w:pPr>
+            <w:proofErr w:type="spellStart"/>
             <w:r>
               <w:t>Aprobada</w:t>
             </w:r>
+            <w:proofErr w:type="spellEnd"/>
           </w:p>
         </w:tc>
       </w:tr>
       <w:tr>
-        <w:tblPrEx>
-          <w:tblCellMar>
-            <w:top w:w="0" w:type="dxa"/>
-            <w:bottom w:w="0" w:type="dxa"/>
-          </w:tblCellMar>
-        </w:tblPrEx>
         <w:tc>
           <w:tcPr>
             <w:tcW w:w="1115" w:type="dxa"/>
@@ -20809,8 +23109,13 @@
               <w:spacing w:line="252" w:lineRule="auto"/>
             </w:pPr>
             <w:r>
-              <w:t>REP-compras</w:t>
-            </w:r>
+              <w:t>REP-</w:t>
+            </w:r>
+            <w:proofErr w:type="spellStart"/>
+            <w:r>
+              <w:t>compras</w:t>
+            </w:r>
+            <w:proofErr w:type="spellEnd"/>
           </w:p>
         </w:tc>
         <w:tc>
@@ -20899,8 +23204,21 @@
               <w:spacing w:line="252" w:lineRule="auto"/>
             </w:pPr>
             <w:r>
-              <w:t>2 tabla(s) generadas</w:t>
-            </w:r>
+              <w:t xml:space="preserve">2 </w:t>
+            </w:r>
+            <w:proofErr w:type="spellStart"/>
+            <w:r>
+              <w:t>tabla</w:t>
+            </w:r>
+            <w:proofErr w:type="spellEnd"/>
+            <w:r>
+              <w:t xml:space="preserve">(s) </w:t>
+            </w:r>
+            <w:proofErr w:type="spellStart"/>
+            <w:r>
+              <w:t>generadas</w:t>
+            </w:r>
+            <w:proofErr w:type="spellEnd"/>
           </w:p>
         </w:tc>
         <w:tc>
@@ -20924,19 +23242,15 @@
             <w:pPr>
               <w:spacing w:line="252" w:lineRule="auto"/>
             </w:pPr>
+            <w:proofErr w:type="spellStart"/>
             <w:r>
               <w:t>Aprobada</w:t>
             </w:r>
+            <w:proofErr w:type="spellEnd"/>
           </w:p>
         </w:tc>
       </w:tr>
       <w:tr>
-        <w:tblPrEx>
-          <w:tblCellMar>
-            <w:top w:w="0" w:type="dxa"/>
-            <w:bottom w:w="0" w:type="dxa"/>
-          </w:tblCellMar>
-        </w:tblPrEx>
         <w:tc>
           <w:tcPr>
             <w:tcW w:w="1115" w:type="dxa"/>
@@ -20959,8 +23273,13 @@
               <w:spacing w:line="252" w:lineRule="auto"/>
             </w:pPr>
             <w:r>
-              <w:t>REP-cumplimiento</w:t>
-            </w:r>
+              <w:t>REP-</w:t>
+            </w:r>
+            <w:proofErr w:type="spellStart"/>
+            <w:r>
+              <w:t>cumplimiento</w:t>
+            </w:r>
+            <w:proofErr w:type="spellEnd"/>
           </w:p>
         </w:tc>
         <w:tc>
@@ -20984,9 +23303,35 @@
             <w:pPr>
               <w:spacing w:line="252" w:lineRule="auto"/>
             </w:pPr>
-            <w:r>
-              <w:t>Reporte: reporte cumplimiento entregas</w:t>
-            </w:r>
+            <w:proofErr w:type="spellStart"/>
+            <w:r>
+              <w:t>Reporte</w:t>
+            </w:r>
+            <w:proofErr w:type="spellEnd"/>
+            <w:r>
+              <w:t xml:space="preserve">: </w:t>
+            </w:r>
+            <w:proofErr w:type="spellStart"/>
+            <w:r>
+              <w:t>reporte</w:t>
+            </w:r>
+            <w:proofErr w:type="spellEnd"/>
+            <w:r>
+              <w:t xml:space="preserve"> </w:t>
+            </w:r>
+            <w:proofErr w:type="spellStart"/>
+            <w:r>
+              <w:t>cumplimiento</w:t>
+            </w:r>
+            <w:proofErr w:type="spellEnd"/>
+            <w:r>
+              <w:t xml:space="preserve"> </w:t>
+            </w:r>
+            <w:proofErr w:type="spellStart"/>
+            <w:r>
+              <w:t>entregas</w:t>
+            </w:r>
+            <w:proofErr w:type="spellEnd"/>
           </w:p>
         </w:tc>
         <w:tc>
@@ -21043,8 +23388,21 @@
               <w:spacing w:line="252" w:lineRule="auto"/>
             </w:pPr>
             <w:r>
-              <w:t>2 tabla(s) generadas</w:t>
-            </w:r>
+              <w:t xml:space="preserve">2 </w:t>
+            </w:r>
+            <w:proofErr w:type="spellStart"/>
+            <w:r>
+              <w:t>tabla</w:t>
+            </w:r>
+            <w:proofErr w:type="spellEnd"/>
+            <w:r>
+              <w:t xml:space="preserve">(s) </w:t>
+            </w:r>
+            <w:proofErr w:type="spellStart"/>
+            <w:r>
+              <w:t>generadas</w:t>
+            </w:r>
+            <w:proofErr w:type="spellEnd"/>
           </w:p>
         </w:tc>
         <w:tc>
@@ -21068,19 +23426,15 @@
             <w:pPr>
               <w:spacing w:line="252" w:lineRule="auto"/>
             </w:pPr>
+            <w:proofErr w:type="spellStart"/>
             <w:r>
               <w:t>Aprobada</w:t>
             </w:r>
+            <w:proofErr w:type="spellEnd"/>
           </w:p>
         </w:tc>
       </w:tr>
       <w:tr>
-        <w:tblPrEx>
-          <w:tblCellMar>
-            <w:top w:w="0" w:type="dxa"/>
-            <w:bottom w:w="0" w:type="dxa"/>
-          </w:tblCellMar>
-        </w:tblPrEx>
         <w:tc>
           <w:tcPr>
             <w:tcW w:w="1115" w:type="dxa"/>
@@ -21103,8 +23457,13 @@
               <w:spacing w:line="252" w:lineRule="auto"/>
             </w:pPr>
             <w:r>
-              <w:t>REP-cuentas</w:t>
-            </w:r>
+              <w:t>REP-</w:t>
+            </w:r>
+            <w:proofErr w:type="spellStart"/>
+            <w:r>
+              <w:t>cuentas</w:t>
+            </w:r>
+            <w:proofErr w:type="spellEnd"/>
           </w:p>
         </w:tc>
         <w:tc>
@@ -21128,9 +23487,35 @@
             <w:pPr>
               <w:spacing w:line="252" w:lineRule="auto"/>
             </w:pPr>
-            <w:r>
-              <w:t>Reporte: reporte antiguedad cuentas</w:t>
-            </w:r>
+            <w:proofErr w:type="spellStart"/>
+            <w:r>
+              <w:t>Reporte</w:t>
+            </w:r>
+            <w:proofErr w:type="spellEnd"/>
+            <w:r>
+              <w:t xml:space="preserve">: </w:t>
+            </w:r>
+            <w:proofErr w:type="spellStart"/>
+            <w:r>
+              <w:t>reporte</w:t>
+            </w:r>
+            <w:proofErr w:type="spellEnd"/>
+            <w:r>
+              <w:t xml:space="preserve"> </w:t>
+            </w:r>
+            <w:proofErr w:type="spellStart"/>
+            <w:r>
+              <w:t>antiguedad</w:t>
+            </w:r>
+            <w:proofErr w:type="spellEnd"/>
+            <w:r>
+              <w:t xml:space="preserve"> </w:t>
+            </w:r>
+            <w:proofErr w:type="spellStart"/>
+            <w:r>
+              <w:t>cuentas</w:t>
+            </w:r>
+            <w:proofErr w:type="spellEnd"/>
           </w:p>
         </w:tc>
         <w:tc>
@@ -21187,8 +23572,21 @@
               <w:spacing w:line="252" w:lineRule="auto"/>
             </w:pPr>
             <w:r>
-              <w:t>2 tabla(s) generadas</w:t>
-            </w:r>
+              <w:t xml:space="preserve">2 </w:t>
+            </w:r>
+            <w:proofErr w:type="spellStart"/>
+            <w:r>
+              <w:t>tabla</w:t>
+            </w:r>
+            <w:proofErr w:type="spellEnd"/>
+            <w:r>
+              <w:t xml:space="preserve">(s) </w:t>
+            </w:r>
+            <w:proofErr w:type="spellStart"/>
+            <w:r>
+              <w:t>generadas</w:t>
+            </w:r>
+            <w:proofErr w:type="spellEnd"/>
           </w:p>
         </w:tc>
         <w:tc>
@@ -21212,19 +23610,15 @@
             <w:pPr>
               <w:spacing w:line="252" w:lineRule="auto"/>
             </w:pPr>
+            <w:proofErr w:type="spellStart"/>
             <w:r>
               <w:t>Aprobada</w:t>
             </w:r>
+            <w:proofErr w:type="spellEnd"/>
           </w:p>
         </w:tc>
       </w:tr>
       <w:tr>
-        <w:tblPrEx>
-          <w:tblCellMar>
-            <w:top w:w="0" w:type="dxa"/>
-            <w:bottom w:w="0" w:type="dxa"/>
-          </w:tblCellMar>
-        </w:tblPrEx>
         <w:tc>
           <w:tcPr>
             <w:tcW w:w="1115" w:type="dxa"/>
@@ -21272,8 +23666,29 @@
             <w:pPr>
               <w:spacing w:line="252" w:lineRule="auto"/>
             </w:pPr>
-            <w:r>
-              <w:t>Interfaz adaptable (celular 390 px)</w:t>
+            <w:proofErr w:type="spellStart"/>
+            <w:r>
+              <w:t>Interfaz</w:t>
+            </w:r>
+            <w:proofErr w:type="spellEnd"/>
+            <w:r>
+              <w:t xml:space="preserve"> adaptable (</w:t>
+            </w:r>
+            <w:proofErr w:type="spellStart"/>
+            <w:r>
+              <w:t>celular</w:t>
+            </w:r>
+            <w:proofErr w:type="spellEnd"/>
+            <w:r>
+              <w:t xml:space="preserve"> 390 </w:t>
+            </w:r>
+            <w:proofErr w:type="spellStart"/>
+            <w:r>
+              <w:t>px</w:t>
+            </w:r>
+            <w:proofErr w:type="spellEnd"/>
+            <w:r>
+              <w:t>)</w:t>
             </w:r>
           </w:p>
         </w:tc>
@@ -21299,8 +23714,21 @@
               <w:spacing w:line="252" w:lineRule="auto"/>
             </w:pPr>
             <w:r>
-              <w:t>Se reorganiza sin desbordes</w:t>
-            </w:r>
+              <w:t xml:space="preserve">Se </w:t>
+            </w:r>
+            <w:proofErr w:type="spellStart"/>
+            <w:r>
+              <w:t>reorganiza</w:t>
+            </w:r>
+            <w:proofErr w:type="spellEnd"/>
+            <w:r>
+              <w:t xml:space="preserve"> sin </w:t>
+            </w:r>
+            <w:proofErr w:type="spellStart"/>
+            <w:r>
+              <w:t>desbordes</w:t>
+            </w:r>
+            <w:proofErr w:type="spellEnd"/>
           </w:p>
         </w:tc>
         <w:tc>
@@ -21325,8 +23753,21 @@
               <w:spacing w:line="252" w:lineRule="auto"/>
             </w:pPr>
             <w:r>
-              <w:t>Vista móvil correcta</w:t>
-            </w:r>
+              <w:t xml:space="preserve">Vista </w:t>
+            </w:r>
+            <w:proofErr w:type="spellStart"/>
+            <w:r>
+              <w:t>móvil</w:t>
+            </w:r>
+            <w:proofErr w:type="spellEnd"/>
+            <w:r>
+              <w:t xml:space="preserve"> </w:t>
+            </w:r>
+            <w:proofErr w:type="spellStart"/>
+            <w:r>
+              <w:t>correcta</w:t>
+            </w:r>
+            <w:proofErr w:type="spellEnd"/>
           </w:p>
         </w:tc>
         <w:tc>
@@ -21350,9 +23791,11 @@
             <w:pPr>
               <w:spacing w:line="252" w:lineRule="auto"/>
             </w:pPr>
+            <w:proofErr w:type="spellStart"/>
             <w:r>
               <w:t>Aprobada</w:t>
             </w:r>
+            <w:proofErr w:type="spellEnd"/>
           </w:p>
         </w:tc>
       </w:tr>
@@ -21636,6 +24079,7 @@
         </w:rPr>
         <w:t xml:space="preserve">El script </w:t>
       </w:r>
+      <w:proofErr w:type="spellStart"/>
       <w:r>
         <w:rPr>
           <w:rFonts w:ascii="Consolas" w:eastAsia="Consolas" w:hAnsi="Consolas" w:cs="Consolas"/>
@@ -21644,7 +24088,40 @@
           <w:szCs w:val="20"/>
           <w:lang w:val="es-GT"/>
         </w:rPr>
-        <w:t>database/tests/01_pruebas_reglas_negocio.sql</w:t>
+        <w:t>database</w:t>
+      </w:r>
+      <w:proofErr w:type="spellEnd"/>
+      <w:r>
+        <w:rPr>
+          <w:rFonts w:ascii="Consolas" w:eastAsia="Consolas" w:hAnsi="Consolas" w:cs="Consolas"/>
+          <w:color w:val="2B3D78"/>
+          <w:sz w:val="20"/>
+          <w:szCs w:val="20"/>
+          <w:lang w:val="es-GT"/>
+        </w:rPr>
+        <w:t>/</w:t>
+      </w:r>
+      <w:proofErr w:type="spellStart"/>
+      <w:r>
+        <w:rPr>
+          <w:rFonts w:ascii="Consolas" w:eastAsia="Consolas" w:hAnsi="Consolas" w:cs="Consolas"/>
+          <w:color w:val="2B3D78"/>
+          <w:sz w:val="20"/>
+          <w:szCs w:val="20"/>
+          <w:lang w:val="es-GT"/>
+        </w:rPr>
+        <w:t>tests</w:t>
+      </w:r>
+      <w:proofErr w:type="spellEnd"/>
+      <w:r>
+        <w:rPr>
+          <w:rFonts w:ascii="Consolas" w:eastAsia="Consolas" w:hAnsi="Consolas" w:cs="Consolas"/>
+          <w:color w:val="2B3D78"/>
+          <w:sz w:val="20"/>
+          <w:szCs w:val="20"/>
+          <w:lang w:val="es-GT"/>
+        </w:rPr>
+        <w:t>/01_pruebas_reglas_negocio.sql</w:t>
       </w:r>
       <w:r>
         <w:rPr>
@@ -21653,7 +24130,47 @@
         <w:t xml:space="preserve"> intenta 29 operaciones prohibidas y verifica que la base de datos las rechace con el código esperado. </w:t>
       </w:r>
       <w:r>
-        <w:t>Las operaciones se revierten, así que no modifica datos.</w:t>
+        <w:t xml:space="preserve">Las </w:t>
+      </w:r>
+      <w:proofErr w:type="spellStart"/>
+      <w:r>
+        <w:t>operaciones</w:t>
+      </w:r>
+      <w:proofErr w:type="spellEnd"/>
+      <w:r>
+        <w:t xml:space="preserve"> se </w:t>
+      </w:r>
+      <w:proofErr w:type="spellStart"/>
+      <w:r>
+        <w:t>revierten</w:t>
+      </w:r>
+      <w:proofErr w:type="spellEnd"/>
+      <w:r>
+        <w:t xml:space="preserve">, </w:t>
+      </w:r>
+      <w:proofErr w:type="spellStart"/>
+      <w:r>
+        <w:t>así</w:t>
+      </w:r>
+      <w:proofErr w:type="spellEnd"/>
+      <w:r>
+        <w:t xml:space="preserve"> que no </w:t>
+      </w:r>
+      <w:proofErr w:type="spellStart"/>
+      <w:r>
+        <w:t>modifica</w:t>
+      </w:r>
+      <w:proofErr w:type="spellEnd"/>
+      <w:r>
+        <w:t xml:space="preserve"> </w:t>
+      </w:r>
+      <w:proofErr w:type="spellStart"/>
+      <w:r>
+        <w:t>datos</w:t>
+      </w:r>
+      <w:proofErr w:type="spellEnd"/>
+      <w:r>
+        <w:t>.</w:t>
       </w:r>
     </w:p>
     <w:tbl>
@@ -21680,12 +24197,6 @@
         <w:gridCol w:w="1425"/>
       </w:tblGrid>
       <w:tr>
-        <w:tblPrEx>
-          <w:tblCellMar>
-            <w:top w:w="0" w:type="dxa"/>
-            <w:bottom w:w="0" w:type="dxa"/>
-          </w:tblCellMar>
-        </w:tblPrEx>
         <w:trPr>
           <w:tblHeader/>
         </w:trPr>
@@ -21745,6 +24256,7 @@
             <w:pPr>
               <w:spacing w:line="252" w:lineRule="auto"/>
             </w:pPr>
+            <w:proofErr w:type="spellStart"/>
             <w:r>
               <w:rPr>
                 <w:b/>
@@ -21755,6 +24267,7 @@
               </w:rPr>
               <w:t>Prueba</w:t>
             </w:r>
+            <w:proofErr w:type="spellEnd"/>
           </w:p>
         </w:tc>
         <w:tc>
@@ -21779,6 +24292,7 @@
             <w:pPr>
               <w:spacing w:line="252" w:lineRule="auto"/>
             </w:pPr>
+            <w:proofErr w:type="spellStart"/>
             <w:r>
               <w:rPr>
                 <w:b/>
@@ -21787,32 +24301,9 @@
                 <w:sz w:val="19"/>
                 <w:szCs w:val="19"/>
               </w:rPr>
-              <w:t>Código esperado</w:t>
-            </w:r>
-          </w:p>
-        </w:tc>
-        <w:tc>
-          <w:tcPr>
-            <w:tcW w:w="1425" w:type="dxa"/>
-            <w:tcBorders>
-              <w:top w:val="single" w:sz="4" w:space="0" w:color="C7CEDB"/>
-              <w:left w:val="single" w:sz="4" w:space="0" w:color="C7CEDB"/>
-              <w:bottom w:val="single" w:sz="4" w:space="0" w:color="C7CEDB"/>
-              <w:right w:val="single" w:sz="4" w:space="0" w:color="C7CEDB"/>
-            </w:tcBorders>
-            <w:shd w:val="clear" w:color="auto" w:fill="1F2D5C"/>
-            <w:tcMar>
-              <w:top w:w="60" w:type="dxa"/>
-              <w:left w:w="100" w:type="dxa"/>
-              <w:bottom w:w="60" w:type="dxa"/>
-              <w:right w:w="100" w:type="dxa"/>
-            </w:tcMar>
-            <w:vAlign w:val="center"/>
-          </w:tcPr>
-          <w:p>
-            <w:pPr>
-              <w:spacing w:line="252" w:lineRule="auto"/>
-            </w:pPr>
+              <w:t>Código</w:t>
+            </w:r>
+            <w:proofErr w:type="spellEnd"/>
             <w:r>
               <w:rPr>
                 <w:b/>
@@ -21821,18 +24312,60 @@
                 <w:sz w:val="19"/>
                 <w:szCs w:val="19"/>
               </w:rPr>
+              <w:t xml:space="preserve"> </w:t>
+            </w:r>
+            <w:proofErr w:type="spellStart"/>
+            <w:r>
+              <w:rPr>
+                <w:b/>
+                <w:bCs/>
+                <w:color w:val="FFFFFF"/>
+                <w:sz w:val="19"/>
+                <w:szCs w:val="19"/>
+              </w:rPr>
+              <w:t>esperado</w:t>
+            </w:r>
+            <w:proofErr w:type="spellEnd"/>
+          </w:p>
+        </w:tc>
+        <w:tc>
+          <w:tcPr>
+            <w:tcW w:w="1425" w:type="dxa"/>
+            <w:tcBorders>
+              <w:top w:val="single" w:sz="4" w:space="0" w:color="C7CEDB"/>
+              <w:left w:val="single" w:sz="4" w:space="0" w:color="C7CEDB"/>
+              <w:bottom w:val="single" w:sz="4" w:space="0" w:color="C7CEDB"/>
+              <w:right w:val="single" w:sz="4" w:space="0" w:color="C7CEDB"/>
+            </w:tcBorders>
+            <w:shd w:val="clear" w:color="auto" w:fill="1F2D5C"/>
+            <w:tcMar>
+              <w:top w:w="60" w:type="dxa"/>
+              <w:left w:w="100" w:type="dxa"/>
+              <w:bottom w:w="60" w:type="dxa"/>
+              <w:right w:w="100" w:type="dxa"/>
+            </w:tcMar>
+            <w:vAlign w:val="center"/>
+          </w:tcPr>
+          <w:p>
+            <w:pPr>
+              <w:spacing w:line="252" w:lineRule="auto"/>
+            </w:pPr>
+            <w:proofErr w:type="spellStart"/>
+            <w:r>
+              <w:rPr>
+                <w:b/>
+                <w:bCs/>
+                <w:color w:val="FFFFFF"/>
+                <w:sz w:val="19"/>
+                <w:szCs w:val="19"/>
+              </w:rPr>
               <w:t>Resultado</w:t>
             </w:r>
+            <w:proofErr w:type="spellEnd"/>
           </w:p>
         </w:tc>
       </w:tr>
       <w:tr>
-        <w:tblPrEx>
-          <w:tblCellMar>
-            <w:top w:w="0" w:type="dxa"/>
-            <w:bottom w:w="0" w:type="dxa"/>
-          </w:tblCellMar>
-        </w:tblPrEx>
         <w:tc>
           <w:tcPr>
             <w:tcW w:w="610" w:type="dxa"/>
@@ -21887,13 +24420,7 @@
               <w:rPr>
                 <w:lang w:val="es-GT"/>
               </w:rPr>
-              <w:t>R</w:t>
-            </w:r>
-            <w:r>
-              <w:rPr>
-                <w:lang w:val="es-GT"/>
-              </w:rPr>
-              <w:t>echaza NIT con dígito verificador incorrecto</w:t>
+              <w:t>Rechaza NIT con dígito verificador incorrecto</w:t>
             </w:r>
           </w:p>
         </w:tc>
@@ -21951,12 +24478,6 @@
         </w:tc>
       </w:tr>
       <w:tr>
-        <w:tblPrEx>
-          <w:tblCellMar>
-            <w:top w:w="0" w:type="dxa"/>
-            <w:bottom w:w="0" w:type="dxa"/>
-          </w:tblCellMar>
-        </w:tblPrEx>
         <w:tc>
           <w:tcPr>
             <w:tcW w:w="610" w:type="dxa"/>
@@ -22069,12 +24590,6 @@
         </w:tc>
       </w:tr>
       <w:tr>
-        <w:tblPrEx>
-          <w:tblCellMar>
-            <w:top w:w="0" w:type="dxa"/>
-            <w:bottom w:w="0" w:type="dxa"/>
-          </w:tblCellMar>
-        </w:tblPrEx>
         <w:tc>
           <w:tcPr>
             <w:tcW w:w="610" w:type="dxa"/>
@@ -22187,12 +24702,6 @@
         </w:tc>
       </w:tr>
       <w:tr>
-        <w:tblPrEx>
-          <w:tblCellMar>
-            <w:top w:w="0" w:type="dxa"/>
-            <w:bottom w:w="0" w:type="dxa"/>
-          </w:tblCellMar>
-        </w:tblPrEx>
         <w:tc>
           <w:tcPr>
             <w:tcW w:w="610" w:type="dxa"/>
@@ -22240,9 +24749,19 @@
             <w:pPr>
               <w:spacing w:line="252" w:lineRule="auto"/>
             </w:pPr>
-            <w:r>
-              <w:t>Crédito con 0 días</w:t>
-            </w:r>
+            <w:proofErr w:type="spellStart"/>
+            <w:r>
+              <w:t>Crédito</w:t>
+            </w:r>
+            <w:proofErr w:type="spellEnd"/>
+            <w:r>
+              <w:t xml:space="preserve"> con 0 </w:t>
+            </w:r>
+            <w:proofErr w:type="spellStart"/>
+            <w:r>
+              <w:t>días</w:t>
+            </w:r>
+            <w:proofErr w:type="spellEnd"/>
           </w:p>
         </w:tc>
         <w:tc>
@@ -22299,12 +24818,6 @@
         </w:tc>
       </w:tr>
       <w:tr>
-        <w:tblPrEx>
-          <w:tblCellMar>
-            <w:top w:w="0" w:type="dxa"/>
-            <w:bottom w:w="0" w:type="dxa"/>
-          </w:tblCellMar>
-        </w:tblPrEx>
         <w:tc>
           <w:tcPr>
             <w:tcW w:w="610" w:type="dxa"/>
@@ -22352,9 +24865,27 @@
             <w:pPr>
               <w:spacing w:line="252" w:lineRule="auto"/>
             </w:pPr>
-            <w:r>
-              <w:t>Correo con formato inválido</w:t>
-            </w:r>
+            <w:proofErr w:type="spellStart"/>
+            <w:r>
+              <w:t>Correo</w:t>
+            </w:r>
+            <w:proofErr w:type="spellEnd"/>
+            <w:r>
+              <w:t xml:space="preserve"> con </w:t>
+            </w:r>
+            <w:proofErr w:type="spellStart"/>
+            <w:r>
+              <w:t>formato</w:t>
+            </w:r>
+            <w:proofErr w:type="spellEnd"/>
+            <w:r>
+              <w:t xml:space="preserve"> </w:t>
+            </w:r>
+            <w:proofErr w:type="spellStart"/>
+            <w:r>
+              <w:t>inválido</w:t>
+            </w:r>
+            <w:proofErr w:type="spellEnd"/>
           </w:p>
         </w:tc>
         <w:tc>
@@ -22411,12 +24942,6 @@
         </w:tc>
       </w:tr>
       <w:tr>
-        <w:tblPrEx>
-          <w:tblCellMar>
-            <w:top w:w="0" w:type="dxa"/>
-            <w:bottom w:w="0" w:type="dxa"/>
-          </w:tblCellMar>
-        </w:tblPrEx>
         <w:tc>
           <w:tcPr>
             <w:tcW w:w="610" w:type="dxa"/>
@@ -22464,9 +24989,19 @@
             <w:pPr>
               <w:spacing w:line="252" w:lineRule="auto"/>
             </w:pPr>
-            <w:r>
-              <w:t>Teléfono inválido</w:t>
-            </w:r>
+            <w:proofErr w:type="spellStart"/>
+            <w:r>
+              <w:t>Teléfono</w:t>
+            </w:r>
+            <w:proofErr w:type="spellEnd"/>
+            <w:r>
+              <w:t xml:space="preserve"> </w:t>
+            </w:r>
+            <w:proofErr w:type="spellStart"/>
+            <w:r>
+              <w:t>inválido</w:t>
+            </w:r>
+            <w:proofErr w:type="spellEnd"/>
           </w:p>
         </w:tc>
         <w:tc>
@@ -22523,12 +25058,6 @@
         </w:tc>
       </w:tr>
       <w:tr>
-        <w:tblPrEx>
-          <w:tblCellMar>
-            <w:top w:w="0" w:type="dxa"/>
-            <w:bottom w:w="0" w:type="dxa"/>
-          </w:tblCellMar>
-        </w:tblPrEx>
         <w:tc>
           <w:tcPr>
             <w:tcW w:w="610" w:type="dxa"/>
@@ -22583,7 +25112,21 @@
               <w:rPr>
                 <w:lang w:val="es-GT"/>
               </w:rPr>
-              <w:t>Concurrencia: editar con RowVersion desactualizado</w:t>
+              <w:t xml:space="preserve">Concurrencia: editar con </w:t>
+            </w:r>
+            <w:proofErr w:type="spellStart"/>
+            <w:r>
+              <w:rPr>
+                <w:lang w:val="es-GT"/>
+              </w:rPr>
+              <w:t>RowVersion</w:t>
+            </w:r>
+            <w:proofErr w:type="spellEnd"/>
+            <w:r>
+              <w:rPr>
+                <w:lang w:val="es-GT"/>
+              </w:rPr>
+              <w:t xml:space="preserve"> desactualizado</w:t>
             </w:r>
           </w:p>
         </w:tc>
@@ -22641,12 +25184,6 @@
         </w:tc>
       </w:tr>
       <w:tr>
-        <w:tblPrEx>
-          <w:tblCellMar>
-            <w:top w:w="0" w:type="dxa"/>
-            <w:bottom w:w="0" w:type="dxa"/>
-          </w:tblCellMar>
-        </w:tblPrEx>
         <w:tc>
           <w:tcPr>
             <w:tcW w:w="610" w:type="dxa"/>
@@ -22759,12 +25296,6 @@
         </w:tc>
       </w:tr>
       <w:tr>
-        <w:tblPrEx>
-          <w:tblCellMar>
-            <w:top w:w="0" w:type="dxa"/>
-            <w:bottom w:w="0" w:type="dxa"/>
-          </w:tblCellMar>
-        </w:tblPrEx>
         <w:tc>
           <w:tcPr>
             <w:tcW w:w="610" w:type="dxa"/>
@@ -22877,12 +25408,6 @@
         </w:tc>
       </w:tr>
       <w:tr>
-        <w:tblPrEx>
-          <w:tblCellMar>
-            <w:top w:w="0" w:type="dxa"/>
-            <w:bottom w:w="0" w:type="dxa"/>
-          </w:tblCellMar>
-        </w:tblPrEx>
         <w:tc>
           <w:tcPr>
             <w:tcW w:w="610" w:type="dxa"/>
@@ -22995,12 +25520,6 @@
         </w:tc>
       </w:tr>
       <w:tr>
-        <w:tblPrEx>
-          <w:tblCellMar>
-            <w:top w:w="0" w:type="dxa"/>
-            <w:bottom w:w="0" w:type="dxa"/>
-          </w:tblCellMar>
-        </w:tblPrEx>
         <w:tc>
           <w:tcPr>
             <w:tcW w:w="610" w:type="dxa"/>
@@ -23051,11 +25570,19 @@
                 <w:lang w:val="es-GT"/>
               </w:rPr>
             </w:pPr>
-            <w:r>
-              <w:rPr>
-                <w:lang w:val="es-GT"/>
-              </w:rPr>
-              <w:t>Trigger: prohíbe DELETE físico de proveedores</w:t>
+            <w:proofErr w:type="spellStart"/>
+            <w:r>
+              <w:rPr>
+                <w:lang w:val="es-GT"/>
+              </w:rPr>
+              <w:t>Trigger</w:t>
+            </w:r>
+            <w:proofErr w:type="spellEnd"/>
+            <w:r>
+              <w:rPr>
+                <w:lang w:val="es-GT"/>
+              </w:rPr>
+              <w:t>: prohíbe DELETE físico de proveedores</w:t>
             </w:r>
           </w:p>
         </w:tc>
@@ -23113,12 +25640,6 @@
         </w:tc>
       </w:tr>
       <w:tr>
-        <w:tblPrEx>
-          <w:tblCellMar>
-            <w:top w:w="0" w:type="dxa"/>
-            <w:bottom w:w="0" w:type="dxa"/>
-          </w:tblCellMar>
-        </w:tblPrEx>
         <w:tc>
           <w:tcPr>
             <w:tcW w:w="610" w:type="dxa"/>
@@ -23231,12 +25752,6 @@
         </w:tc>
       </w:tr>
       <w:tr>
-        <w:tblPrEx>
-          <w:tblCellMar>
-            <w:top w:w="0" w:type="dxa"/>
-            <w:bottom w:w="0" w:type="dxa"/>
-          </w:tblCellMar>
-        </w:tblPrEx>
         <w:tc>
           <w:tcPr>
             <w:tcW w:w="610" w:type="dxa"/>
@@ -23349,12 +25864,6 @@
         </w:tc>
       </w:tr>
       <w:tr>
-        <w:tblPrEx>
-          <w:tblCellMar>
-            <w:top w:w="0" w:type="dxa"/>
-            <w:bottom w:w="0" w:type="dxa"/>
-          </w:tblCellMar>
-        </w:tblPrEx>
         <w:tc>
           <w:tcPr>
             <w:tcW w:w="610" w:type="dxa"/>
@@ -23402,9 +25911,19 @@
             <w:pPr>
               <w:spacing w:line="252" w:lineRule="auto"/>
             </w:pPr>
-            <w:r>
-              <w:t>Orden sin líneas</w:t>
-            </w:r>
+            <w:proofErr w:type="spellStart"/>
+            <w:r>
+              <w:t>Orden</w:t>
+            </w:r>
+            <w:proofErr w:type="spellEnd"/>
+            <w:r>
+              <w:t xml:space="preserve"> sin </w:t>
+            </w:r>
+            <w:proofErr w:type="spellStart"/>
+            <w:r>
+              <w:t>líneas</w:t>
+            </w:r>
+            <w:proofErr w:type="spellEnd"/>
           </w:p>
         </w:tc>
         <w:tc>
@@ -23461,12 +25980,6 @@
         </w:tc>
       </w:tr>
       <w:tr>
-        <w:tblPrEx>
-          <w:tblCellMar>
-            <w:top w:w="0" w:type="dxa"/>
-            <w:bottom w:w="0" w:type="dxa"/>
-          </w:tblCellMar>
-        </w:tblPrEx>
         <w:tc>
           <w:tcPr>
             <w:tcW w:w="610" w:type="dxa"/>
@@ -23579,12 +26092,6 @@
         </w:tc>
       </w:tr>
       <w:tr>
-        <w:tblPrEx>
-          <w:tblCellMar>
-            <w:top w:w="0" w:type="dxa"/>
-            <w:bottom w:w="0" w:type="dxa"/>
-          </w:tblCellMar>
-        </w:tblPrEx>
         <w:tc>
           <w:tcPr>
             <w:tcW w:w="610" w:type="dxa"/>
@@ -23632,9 +26139,19 @@
             <w:pPr>
               <w:spacing w:line="252" w:lineRule="auto"/>
             </w:pPr>
-            <w:r>
-              <w:t>Cantidad negativa</w:t>
-            </w:r>
+            <w:proofErr w:type="spellStart"/>
+            <w:r>
+              <w:t>Cantidad</w:t>
+            </w:r>
+            <w:proofErr w:type="spellEnd"/>
+            <w:r>
+              <w:t xml:space="preserve"> </w:t>
+            </w:r>
+            <w:proofErr w:type="spellStart"/>
+            <w:r>
+              <w:t>negativa</w:t>
+            </w:r>
+            <w:proofErr w:type="spellEnd"/>
           </w:p>
         </w:tc>
         <w:tc>
@@ -23691,12 +26208,6 @@
         </w:tc>
       </w:tr>
       <w:tr>
-        <w:tblPrEx>
-          <w:tblCellMar>
-            <w:top w:w="0" w:type="dxa"/>
-            <w:bottom w:w="0" w:type="dxa"/>
-          </w:tblCellMar>
-        </w:tblPrEx>
         <w:tc>
           <w:tcPr>
             <w:tcW w:w="610" w:type="dxa"/>
@@ -23744,9 +26255,35 @@
             <w:pPr>
               <w:spacing w:line="252" w:lineRule="auto"/>
             </w:pPr>
-            <w:r>
-              <w:t>Editar orden ya aprobada</w:t>
-            </w:r>
+            <w:proofErr w:type="spellStart"/>
+            <w:r>
+              <w:t>Editar</w:t>
+            </w:r>
+            <w:proofErr w:type="spellEnd"/>
+            <w:r>
+              <w:t xml:space="preserve"> </w:t>
+            </w:r>
+            <w:proofErr w:type="spellStart"/>
+            <w:r>
+              <w:t>orden</w:t>
+            </w:r>
+            <w:proofErr w:type="spellEnd"/>
+            <w:r>
+              <w:t xml:space="preserve"> </w:t>
+            </w:r>
+            <w:proofErr w:type="spellStart"/>
+            <w:r>
+              <w:t>ya</w:t>
+            </w:r>
+            <w:proofErr w:type="spellEnd"/>
+            <w:r>
+              <w:t xml:space="preserve"> </w:t>
+            </w:r>
+            <w:proofErr w:type="spellStart"/>
+            <w:r>
+              <w:t>aprobada</w:t>
+            </w:r>
+            <w:proofErr w:type="spellEnd"/>
           </w:p>
         </w:tc>
         <w:tc>
@@ -23803,12 +26340,6 @@
         </w:tc>
       </w:tr>
       <w:tr>
-        <w:tblPrEx>
-          <w:tblCellMar>
-            <w:top w:w="0" w:type="dxa"/>
-            <w:bottom w:w="0" w:type="dxa"/>
-          </w:tblCellMar>
-        </w:tblPrEx>
         <w:tc>
           <w:tcPr>
             <w:tcW w:w="610" w:type="dxa"/>
@@ -23921,12 +26452,6 @@
         </w:tc>
       </w:tr>
       <w:tr>
-        <w:tblPrEx>
-          <w:tblCellMar>
-            <w:top w:w="0" w:type="dxa"/>
-            <w:bottom w:w="0" w:type="dxa"/>
-          </w:tblCellMar>
-        </w:tblPrEx>
         <w:tc>
           <w:tcPr>
             <w:tcW w:w="610" w:type="dxa"/>
@@ -24039,12 +26564,6 @@
         </w:tc>
       </w:tr>
       <w:tr>
-        <w:tblPrEx>
-          <w:tblCellMar>
-            <w:top w:w="0" w:type="dxa"/>
-            <w:bottom w:w="0" w:type="dxa"/>
-          </w:tblCellMar>
-        </w:tblPrEx>
         <w:tc>
           <w:tcPr>
             <w:tcW w:w="610" w:type="dxa"/>
@@ -24095,11 +26614,19 @@
                 <w:lang w:val="es-GT"/>
               </w:rPr>
             </w:pPr>
-            <w:r>
-              <w:rPr>
-                <w:lang w:val="es-GT"/>
-              </w:rPr>
-              <w:t>Trigger: retroceso de estado Aprobada -&gt; Pendiente</w:t>
+            <w:proofErr w:type="spellStart"/>
+            <w:r>
+              <w:rPr>
+                <w:lang w:val="es-GT"/>
+              </w:rPr>
+              <w:t>Trigger</w:t>
+            </w:r>
+            <w:proofErr w:type="spellEnd"/>
+            <w:r>
+              <w:rPr>
+                <w:lang w:val="es-GT"/>
+              </w:rPr>
+              <w:t>: retroceso de estado Aprobada -&gt; Pendiente</w:t>
             </w:r>
           </w:p>
         </w:tc>
@@ -24157,12 +26684,6 @@
         </w:tc>
       </w:tr>
       <w:tr>
-        <w:tblPrEx>
-          <w:tblCellMar>
-            <w:top w:w="0" w:type="dxa"/>
-            <w:bottom w:w="0" w:type="dxa"/>
-          </w:tblCellMar>
-        </w:tblPrEx>
         <w:tc>
           <w:tcPr>
             <w:tcW w:w="610" w:type="dxa"/>
@@ -24275,12 +26796,6 @@
         </w:tc>
       </w:tr>
       <w:tr>
-        <w:tblPrEx>
-          <w:tblCellMar>
-            <w:top w:w="0" w:type="dxa"/>
-            <w:bottom w:w="0" w:type="dxa"/>
-          </w:tblCellMar>
-        </w:tblPrEx>
         <w:tc>
           <w:tcPr>
             <w:tcW w:w="610" w:type="dxa"/>
@@ -24393,12 +26908,6 @@
         </w:tc>
       </w:tr>
       <w:tr>
-        <w:tblPrEx>
-          <w:tblCellMar>
-            <w:top w:w="0" w:type="dxa"/>
-            <w:bottom w:w="0" w:type="dxa"/>
-          </w:tblCellMar>
-        </w:tblPrEx>
         <w:tc>
           <w:tcPr>
             <w:tcW w:w="610" w:type="dxa"/>
@@ -24446,9 +26955,27 @@
             <w:pPr>
               <w:spacing w:line="252" w:lineRule="auto"/>
             </w:pPr>
-            <w:r>
-              <w:t>Factura del proveedor duplicada</w:t>
-            </w:r>
+            <w:proofErr w:type="spellStart"/>
+            <w:r>
+              <w:t>Factura</w:t>
+            </w:r>
+            <w:proofErr w:type="spellEnd"/>
+            <w:r>
+              <w:t xml:space="preserve"> del </w:t>
+            </w:r>
+            <w:proofErr w:type="spellStart"/>
+            <w:r>
+              <w:t>proveedor</w:t>
+            </w:r>
+            <w:proofErr w:type="spellEnd"/>
+            <w:r>
+              <w:t xml:space="preserve"> </w:t>
+            </w:r>
+            <w:proofErr w:type="spellStart"/>
+            <w:r>
+              <w:t>duplicada</w:t>
+            </w:r>
+            <w:proofErr w:type="spellEnd"/>
           </w:p>
         </w:tc>
         <w:tc>
@@ -24505,12 +27032,6 @@
         </w:tc>
       </w:tr>
       <w:tr>
-        <w:tblPrEx>
-          <w:tblCellMar>
-            <w:top w:w="0" w:type="dxa"/>
-            <w:bottom w:w="0" w:type="dxa"/>
-          </w:tblCellMar>
-        </w:tblPrEx>
         <w:tc>
           <w:tcPr>
             <w:tcW w:w="610" w:type="dxa"/>
@@ -24561,11 +27082,19 @@
                 <w:lang w:val="es-GT"/>
               </w:rPr>
             </w:pPr>
-            <w:r>
-              <w:rPr>
-                <w:lang w:val="es-GT"/>
-              </w:rPr>
-              <w:t>Trigger: la nota de compra no se modifica</w:t>
+            <w:proofErr w:type="spellStart"/>
+            <w:r>
+              <w:rPr>
+                <w:lang w:val="es-GT"/>
+              </w:rPr>
+              <w:t>Trigger</w:t>
+            </w:r>
+            <w:proofErr w:type="spellEnd"/>
+            <w:r>
+              <w:rPr>
+                <w:lang w:val="es-GT"/>
+              </w:rPr>
+              <w:t>: la nota de compra no se modifica</w:t>
             </w:r>
           </w:p>
         </w:tc>
@@ -24623,12 +27152,6 @@
         </w:tc>
       </w:tr>
       <w:tr>
-        <w:tblPrEx>
-          <w:tblCellMar>
-            <w:top w:w="0" w:type="dxa"/>
-            <w:bottom w:w="0" w:type="dxa"/>
-          </w:tblCellMar>
-        </w:tblPrEx>
         <w:tc>
           <w:tcPr>
             <w:tcW w:w="610" w:type="dxa"/>
@@ -24677,8 +27200,13 @@
               <w:spacing w:line="252" w:lineRule="auto"/>
             </w:pPr>
             <w:r>
-              <w:t>Pago mayor al saldo</w:t>
-            </w:r>
+              <w:t xml:space="preserve">Pago mayor al </w:t>
+            </w:r>
+            <w:proofErr w:type="spellStart"/>
+            <w:r>
+              <w:t>saldo</w:t>
+            </w:r>
+            <w:proofErr w:type="spellEnd"/>
           </w:p>
         </w:tc>
         <w:tc>
@@ -24735,12 +27263,6 @@
         </w:tc>
       </w:tr>
       <w:tr>
-        <w:tblPrEx>
-          <w:tblCellMar>
-            <w:top w:w="0" w:type="dxa"/>
-            <w:bottom w:w="0" w:type="dxa"/>
-          </w:tblCellMar>
-        </w:tblPrEx>
         <w:tc>
           <w:tcPr>
             <w:tcW w:w="610" w:type="dxa"/>
@@ -24788,9 +27310,19 @@
             <w:pPr>
               <w:spacing w:line="252" w:lineRule="auto"/>
             </w:pPr>
-            <w:r>
-              <w:t>Cheque sin número</w:t>
-            </w:r>
+            <w:proofErr w:type="spellStart"/>
+            <w:r>
+              <w:t>Cheque</w:t>
+            </w:r>
+            <w:proofErr w:type="spellEnd"/>
+            <w:r>
+              <w:t xml:space="preserve"> sin </w:t>
+            </w:r>
+            <w:proofErr w:type="spellStart"/>
+            <w:r>
+              <w:t>número</w:t>
+            </w:r>
+            <w:proofErr w:type="spellEnd"/>
           </w:p>
         </w:tc>
         <w:tc>
@@ -24847,12 +27379,6 @@
         </w:tc>
       </w:tr>
       <w:tr>
-        <w:tblPrEx>
-          <w:tblCellMar>
-            <w:top w:w="0" w:type="dxa"/>
-            <w:bottom w:w="0" w:type="dxa"/>
-          </w:tblCellMar>
-        </w:tblPrEx>
         <w:tc>
           <w:tcPr>
             <w:tcW w:w="610" w:type="dxa"/>
@@ -24904,11 +27430,19 @@
                 <w:lang w:val="es-GT"/>
               </w:rPr>
             </w:pPr>
-            <w:r>
-              <w:rPr>
-                <w:lang w:val="es-GT"/>
-              </w:rPr>
-              <w:t>Trigger: el monto de la cuenta por pagar no cambia</w:t>
+            <w:proofErr w:type="spellStart"/>
+            <w:r>
+              <w:rPr>
+                <w:lang w:val="es-GT"/>
+              </w:rPr>
+              <w:t>Trigger</w:t>
+            </w:r>
+            <w:proofErr w:type="spellEnd"/>
+            <w:r>
+              <w:rPr>
+                <w:lang w:val="es-GT"/>
+              </w:rPr>
+              <w:t>: el monto de la cuenta por pagar no cambia</w:t>
             </w:r>
           </w:p>
         </w:tc>
@@ -24966,12 +27500,6 @@
         </w:tc>
       </w:tr>
       <w:tr>
-        <w:tblPrEx>
-          <w:tblCellMar>
-            <w:top w:w="0" w:type="dxa"/>
-            <w:bottom w:w="0" w:type="dxa"/>
-          </w:tblCellMar>
-        </w:tblPrEx>
         <w:tc>
           <w:tcPr>
             <w:tcW w:w="610" w:type="dxa"/>
@@ -25022,11 +27550,19 @@
                 <w:lang w:val="es-GT"/>
               </w:rPr>
             </w:pPr>
-            <w:r>
-              <w:rPr>
-                <w:lang w:val="es-GT"/>
-              </w:rPr>
-              <w:t>Trigger: la bitácora no se borra</w:t>
+            <w:proofErr w:type="spellStart"/>
+            <w:r>
+              <w:rPr>
+                <w:lang w:val="es-GT"/>
+              </w:rPr>
+              <w:t>Trigger</w:t>
+            </w:r>
+            <w:proofErr w:type="spellEnd"/>
+            <w:r>
+              <w:rPr>
+                <w:lang w:val="es-GT"/>
+              </w:rPr>
+              <w:t>: la bitácora no se borra</w:t>
             </w:r>
           </w:p>
         </w:tc>
@@ -25084,12 +27620,6 @@
         </w:tc>
       </w:tr>
       <w:tr>
-        <w:tblPrEx>
-          <w:tblCellMar>
-            <w:top w:w="0" w:type="dxa"/>
-            <w:bottom w:w="0" w:type="dxa"/>
-          </w:tblCellMar>
-        </w:tblPrEx>
         <w:tc>
           <w:tcPr>
             <w:tcW w:w="610" w:type="dxa"/>
@@ -25383,9 +27913,17 @@
           <w:lang w:val="es-GT"/>
         </w:rPr>
         <w:lastRenderedPageBreak/>
-        <w:t>10. Colección de Postman</w:t>
+        <w:t xml:space="preserve">10. Colección de </w:t>
+      </w:r>
+      <w:proofErr w:type="spellStart"/>
+      <w:r>
+        <w:rPr>
+          <w:lang w:val="es-GT"/>
+        </w:rPr>
+        <w:t>Postman</w:t>
       </w:r>
       <w:bookmarkEnd w:id="11"/>
+      <w:proofErr w:type="spellEnd"/>
     </w:p>
     <w:p>
       <w:pPr>
@@ -25414,13 +27952,7 @@
         <w:rPr>
           <w:lang w:val="es-GT"/>
         </w:rPr>
-        <w:t xml:space="preserve"> tiene 74 solicitudes organizadas por carpeta: autenticación y roles, proveedores, órdenes y recepciones, cuentas por</w:t>
-      </w:r>
-      <w:r>
-        <w:rPr>
-          <w:lang w:val="es-GT"/>
-        </w:rPr>
-        <w:t xml:space="preserve"> pagar y pagos (API bancaria) y reportes. Cada solicitud incluye pruebas automáticas de éxito y de error (400, 401, 403, 404, 409).</w:t>
+        <w:t xml:space="preserve"> tiene 74 solicitudes organizadas por carpeta: autenticación y roles, proveedores, órdenes y recepciones, cuentas por pagar y pagos (API bancaria) y reportes. Cada solicitud incluye pruebas automáticas de éxito y de error (400, 401, 403, 404, 409).</w:t>
       </w:r>
     </w:p>
     <w:p>
@@ -25492,6 +28024,7 @@
         </w:rPr>
         <w:t xml:space="preserve">Figura 25. </w:t>
       </w:r>
+      <w:proofErr w:type="spellStart"/>
       <w:r>
         <w:rPr>
           <w:i/>
@@ -25501,7 +28034,19 @@
           <w:szCs w:val="18"/>
           <w:lang w:val="es-GT"/>
         </w:rPr>
-        <w:t>Postman Runner: 177 pruebas aprobadas, 0 fallidas, 0 errores.</w:t>
+        <w:t>Postman</w:t>
+      </w:r>
+      <w:proofErr w:type="spellEnd"/>
+      <w:r>
+        <w:rPr>
+          <w:i/>
+          <w:iCs/>
+          <w:color w:val="5F6B7E"/>
+          <w:sz w:val="18"/>
+          <w:szCs w:val="18"/>
+          <w:lang w:val="es-GT"/>
+        </w:rPr>
+        <w:t xml:space="preserve"> Runner: 177 pruebas aprobadas, 0 fallidas, 0 errores.</w:t>
       </w:r>
     </w:p>
     <w:p>
@@ -25531,13 +28076,35 @@
         <w:rPr>
           <w:lang w:val="es-GT"/>
         </w:rPr>
-        <w:t xml:space="preserve">Los módulos Proveedores y Compras </w:t>
+        <w:t xml:space="preserve">Los módulos Proveedores y Compras cumplen las validaciones en </w:t>
       </w:r>
+      <w:proofErr w:type="spellStart"/>
       <w:r>
         <w:rPr>
           <w:lang w:val="es-GT"/>
         </w:rPr>
-        <w:t xml:space="preserve">cumplen las validaciones en frontend y backend, aplican permisos por rol en la API, ejecutan el proceso integrado completo y consumen la API externa de pagos manejando éxito y error. Resultado global: </w:t>
+        <w:t>frontend</w:t>
+      </w:r>
+      <w:proofErr w:type="spellEnd"/>
+      <w:r>
+        <w:rPr>
+          <w:lang w:val="es-GT"/>
+        </w:rPr>
+        <w:t xml:space="preserve"> y </w:t>
+      </w:r>
+      <w:proofErr w:type="spellStart"/>
+      <w:r>
+        <w:rPr>
+          <w:lang w:val="es-GT"/>
+        </w:rPr>
+        <w:t>backend</w:t>
+      </w:r>
+      <w:proofErr w:type="spellEnd"/>
+      <w:r>
+        <w:rPr>
+          <w:lang w:val="es-GT"/>
+        </w:rPr>
+        <w:t xml:space="preserve">, aplican permisos por rol en la API, ejecutan el proceso integrado completo y consumen la API externa de pagos manejando éxito y error. Resultado global: </w:t>
       </w:r>
       <w:r>
         <w:rPr>
@@ -25565,7 +28132,21 @@
         <w:rPr>
           <w:lang w:val="es-GT"/>
         </w:rPr>
-        <w:t xml:space="preserve"> pruebas de Postman y </w:t>
+        <w:t xml:space="preserve"> pruebas de </w:t>
+      </w:r>
+      <w:proofErr w:type="spellStart"/>
+      <w:r>
+        <w:rPr>
+          <w:lang w:val="es-GT"/>
+        </w:rPr>
+        <w:t>Postman</w:t>
+      </w:r>
+      <w:proofErr w:type="spellEnd"/>
+      <w:r>
+        <w:rPr>
+          <w:lang w:val="es-GT"/>
+        </w:rPr>
+        <w:t xml:space="preserve"> y </w:t>
       </w:r>
       <w:r>
         <w:rPr>
@@ -25622,13 +28203,77 @@
     <w:pPr>
       <w:jc w:val="center"/>
     </w:pPr>
+    <w:proofErr w:type="spellStart"/>
     <w:r>
       <w:rPr>
         <w:color w:val="5F6B7E"/>
         <w:sz w:val="17"/>
         <w:szCs w:val="17"/>
       </w:rPr>
-      <w:t xml:space="preserve">Módulos Proveedores y Compras · Página </w:t>
+      <w:t>Módulos</w:t>
+    </w:r>
+    <w:proofErr w:type="spellEnd"/>
+    <w:r>
+      <w:rPr>
+        <w:color w:val="5F6B7E"/>
+        <w:sz w:val="17"/>
+        <w:szCs w:val="17"/>
+      </w:rPr>
+      <w:t xml:space="preserve"> </w:t>
+    </w:r>
+    <w:proofErr w:type="spellStart"/>
+    <w:r>
+      <w:rPr>
+        <w:color w:val="5F6B7E"/>
+        <w:sz w:val="17"/>
+        <w:szCs w:val="17"/>
+      </w:rPr>
+      <w:t>Proveedores</w:t>
+    </w:r>
+    <w:proofErr w:type="spellEnd"/>
+    <w:r>
+      <w:rPr>
+        <w:color w:val="5F6B7E"/>
+        <w:sz w:val="17"/>
+        <w:szCs w:val="17"/>
+      </w:rPr>
+      <w:t xml:space="preserve"> y </w:t>
+    </w:r>
+    <w:proofErr w:type="spellStart"/>
+    <w:r>
+      <w:rPr>
+        <w:color w:val="5F6B7E"/>
+        <w:sz w:val="17"/>
+        <w:szCs w:val="17"/>
+      </w:rPr>
+      <w:t>Compras</w:t>
+    </w:r>
+    <w:proofErr w:type="spellEnd"/>
+    <w:r>
+      <w:rPr>
+        <w:color w:val="5F6B7E"/>
+        <w:sz w:val="17"/>
+        <w:szCs w:val="17"/>
+      </w:rPr>
+      <w:t xml:space="preserve"> · </w:t>
+    </w:r>
+    <w:proofErr w:type="spellStart"/>
+    <w:r>
+      <w:rPr>
+        <w:color w:val="5F6B7E"/>
+        <w:sz w:val="17"/>
+        <w:szCs w:val="17"/>
+      </w:rPr>
+      <w:t>Página</w:t>
+    </w:r>
+    <w:proofErr w:type="spellEnd"/>
+    <w:r>
+      <w:rPr>
+        <w:color w:val="5F6B7E"/>
+        <w:sz w:val="17"/>
+        <w:szCs w:val="17"/>
+      </w:rPr>
+      <w:t xml:space="preserve"> </w:t>
     </w:r>
     <w:r>
       <w:rPr>
@@ -25661,7 +28306,7 @@
         <w:sz w:val="17"/>
         <w:szCs w:val="17"/>
       </w:rPr>
-      <w:t>3</w:t>
+      <w:t>21</w:t>
     </w:r>
     <w:r>
       <w:rPr>
